--- a/inhalte.docx
+++ b/inhalte.docx
@@ -7,7 +7,7 @@
         <w:pStyle w:val="Heading1"/>
       </w:pPr>
       <w:r>
-        <w:t xml:space="preserve">Grundschule Sonnental</w:t>
+        <w:t xml:space="preserve">Grundschule Hardt</w:t>
       </w:r>
     </w:p>
     <w:p>
@@ -22,7 +22,7 @@
           <w:sz w:val="22"/>
           <w:szCs w:val="22"/>
         </w:rPr>
-        <w:t xml:space="preserve">Gemeinsam wachsen</w:t>
+        <w:t xml:space="preserve">Natur erleben – Kultur entdecken – Gemeinsam lernen</w:t>
       </w:r>
     </w:p>
     <w:p>
@@ -44,7 +44,7 @@
           <w:sz w:val="28"/>
           <w:szCs w:val="28"/>
         </w:rPr>
-        <w:t xml:space="preserve">Wo Kinder Wurzeln schlagen und Flügel wachsen.</w:t>
+        <w:t xml:space="preserve">Herzlich willkommen bei der Grundschule Hardt in Schwäbisch Gmünd</w:t>
       </w:r>
     </w:p>
     <w:p>
@@ -52,7 +52,7 @@
         <w:spacing w:after="400"/>
       </w:pPr>
       <w:r>
-        <w:t xml:space="preserve">Ein Ort zum Entdecken, Spielen und Wachsen. Mitten im Grünen, mit Herz und Verstand. Unsere Türen stehen offen für neugierige Kinder und engagierte Familien.</w:t>
+        <w:t xml:space="preserve">Die Grundschule Hardt ist eine offene Ganztagesschule in städtischer Trägerschaft auf dem Gmünder Sonnenhügel im Süden der Stadt. Etwa 110 Schülerinnen und Schüler lernen bei uns in einer Schule mit Naturprofil, kultureller Bildung und einem umfassenden pädagogischen Angebot.</w:t>
       </w:r>
     </w:p>
     <w:p>
@@ -68,7 +68,7 @@
         <w:pStyle w:val="Heading3"/>
       </w:pPr>
       <w:r>
-        <w:t xml:space="preserve">Schulfest am 18. Juli</w:t>
+        <w:t xml:space="preserve">Kletter-AG dank Spende der Rotarier</w:t>
       </w:r>
     </w:p>
     <w:p>
@@ -76,15 +76,15 @@
         <w:spacing w:after="200"/>
       </w:pPr>
       <w:r>
-        <w:t xml:space="preserve">Ab 14 Uhr auf dem Schulgelände. Mit Aufführungen aller Klassen, Spielstationen für Groß und Klein und einem Kuchenbuffet vom Förderverein. Alle Familien sind herzlich eingeladen.</w:t>
-      </w:r>
-    </w:p>
-    <w:p>
-      <w:pPr>
-        <w:pStyle w:val="Heading3"/>
-      </w:pPr>
-      <w:r>
-        <w:t xml:space="preserve">Schulgarten neu bepflanzt</w:t>
+        <w:t xml:space="preserve">Jeden Montag sind einige Kinder schon sehr aufgeregt, denn es ist wieder Kletter-AG! Dank einer Spende der Rotarier Schwäbisch Gmünd-Rosenstein konnte die Schule 10 eigene Klettergurte anschaffen. Die Kinder der dritten und vierten Klasse laufen jeden Montag zur Pädagogischen Hochschule zum Klettern.</w:t>
+      </w:r>
+    </w:p>
+    <w:p>
+      <w:pPr>
+        <w:pStyle w:val="Heading3"/>
+      </w:pPr>
+      <w:r>
+        <w:t xml:space="preserve">Vorlesen mit der Deutschen Bahn</w:t>
       </w:r>
     </w:p>
     <w:p>
@@ -92,15 +92,63 @@
         <w:spacing w:after="200"/>
       </w:pPr>
       <w:r>
-        <w:t xml:space="preserve">Die Klassen 3a und 3b haben im April kräftig gegraben und gepflanzt. Tomaten, Kräuter und Sonnenblumen wachsen jetzt in unseren Hochbeeten. Die Ernte wird gemeinsam in der Schulküche verarbeitet.</w:t>
-      </w:r>
-    </w:p>
-    <w:p>
-      <w:pPr>
-        <w:pStyle w:val="Heading3"/>
-      </w:pPr>
-      <w:r>
-        <w:t xml:space="preserve">Neue OGS-Zeiten ab September</w:t>
+        <w:t xml:space="preserve">Frau Birgit Klaus von der Deutschen Bahn las den Kindern der Klasse 2 das Buch „Pabbou und die Traumnuss des Siebenschläfers“ vor. Ein Bilderbuch über eine Reise in die Tierwelt des Winterschlafs.</w:t>
+      </w:r>
+    </w:p>
+    <w:p>
+      <w:pPr>
+        <w:pStyle w:val="Heading3"/>
+      </w:pPr>
+      <w:r>
+        <w:t xml:space="preserve">Mitmachtheater: Ich bin eine Kratzekatze</w:t>
+      </w:r>
+    </w:p>
+    <w:p>
+      <w:pPr>
+        <w:spacing w:after="200"/>
+      </w:pPr>
+      <w:r>
+        <w:t xml:space="preserve">Begeistert und ganz bei der Sache waren die Erstklässler beim Mitsprech- und Mitmachtheaterstück „Ich bin eine Kratzekatze“, bei dem sie ihre Krallen ausfahren durften und Sprache wortwörtlich erlebten.</w:t>
+      </w:r>
+    </w:p>
+    <w:p>
+      <w:pPr>
+        <w:pStyle w:val="Heading3"/>
+      </w:pPr>
+      <w:r>
+        <w:t xml:space="preserve">Übernachtung auf dem Hohenstaufen</w:t>
+      </w:r>
+    </w:p>
+    <w:p>
+      <w:pPr>
+        <w:spacing w:after="200"/>
+      </w:pPr>
+      <w:r>
+        <w:t xml:space="preserve">Die Klasse 4 verbrachte eine Nacht in der Jugendherberge in Hohenstaufen. Schon bei der Anfahrt kamen einige Schülerinnen und Schüler ins Staunen, als sich das gewaltige Panorama der Schwäbischen Alb hinter Straßdorf zeigte.</w:t>
+      </w:r>
+    </w:p>
+    <w:p>
+      <w:pPr>
+        <w:pStyle w:val="Heading3"/>
+      </w:pPr>
+      <w:r>
+        <w:t xml:space="preserve">Tag der offenen Tür</w:t>
+      </w:r>
+    </w:p>
+    <w:p>
+      <w:pPr>
+        <w:spacing w:after="200"/>
+      </w:pPr>
+      <w:r>
+        <w:t xml:space="preserve">Mit einem spannenden und vielfältigen Programm hatten wir am 2. Dezember unsere Türen geöffnet: für interessierte Eltern, ihre Kinder und unsere Nachbarn auf dem Hardt. Zur Eröffnung tanzten fröhliche Weihnachtsmänner und -frauen, jonglierten talentierte Artisten und führten Löwen ihre Kunststücke vor.</w:t>
+      </w:r>
+    </w:p>
+    <w:p>
+      <w:pPr>
+        <w:pStyle w:val="Heading3"/>
+      </w:pPr>
+      <w:r>
+        <w:t xml:space="preserve">Waldtag mit der Naturpädagogin</w:t>
       </w:r>
     </w:p>
     <w:p>
@@ -108,7 +156,7 @@
         <w:spacing w:after="400"/>
       </w:pPr>
       <w:r>
-        <w:t xml:space="preserve">Ab dem neuen Schuljahr bieten wir erweiterte Betreuungszeiten bis 16:30 Uhr an. Die Anmeldung läuft über das Sekretariat. Bitte melden Sie sich bis zum 30. Juni an.</w:t>
+        <w:t xml:space="preserve">Die Kinder der Klasse 2 trafen sich mit der Wald- und Naturpädagogin Tina Günther im bunten Herbstwald unterhalb der Grundschule Hardt. Spielend lernten die Zweitklässler das Verhalten einiger Waldtiere kurz vor den kühlen Tagen im Winter kennen.</w:t>
       </w:r>
     </w:p>
     <w:p>
@@ -124,7 +172,7 @@
         <w:pStyle w:val="Heading3"/>
       </w:pPr>
       <w:r>
-        <w:t xml:space="preserve">Lernen mit allen Sinnen</w:t>
+        <w:t xml:space="preserve">Naturprofil</w:t>
       </w:r>
     </w:p>
     <w:p>
@@ -132,15 +180,15 @@
         <w:spacing w:after="200"/>
       </w:pPr>
       <w:r>
-        <w:t xml:space="preserve">Offene Lernzeiten, Werkstattunterricht, gemütliche Leseecken und ein Schulgarten gehören zu unserem Alltag. Bei uns bestimmen die Kinder mit, wie ihr Tag aussieht. Jedes Kind lernt in seinem eigenen Tempo.</w:t>
-      </w:r>
-    </w:p>
-    <w:p>
-      <w:pPr>
-        <w:pStyle w:val="Heading3"/>
-      </w:pPr>
-      <w:r>
-        <w:t xml:space="preserve">Starke Kinder, starkes Miteinander</w:t>
+        <w:t xml:space="preserve">Wir haben an der Schule ein Naturprofil: In der Unterrichtswoche gibt es regelmäßige Begegnungen mit den Naturlebensräumen Wald und Wiese oder Besuche am Teich oder Bach. Sowohl Unterrichtslerngänge als auch naturnahe Ganztagsangebote ermöglichen den Kindern, die Natur zu entdecken und ganzheitliche Naturerfahrungen zu machen. Dabei steht die Sensibilisierung für den Schutz und Erhalt unserer Umwelt im Vordergrund.</w:t>
+      </w:r>
+    </w:p>
+    <w:p>
+      <w:pPr>
+        <w:pStyle w:val="Heading3"/>
+      </w:pPr>
+      <w:r>
+        <w:t xml:space="preserve">Kulturschule Baden-Württemberg</w:t>
       </w:r>
     </w:p>
     <w:p>
@@ -148,15 +196,31 @@
         <w:spacing w:after="200"/>
       </w:pPr>
       <w:r>
-        <w:t xml:space="preserve">Klassenrat, Patenschaften zwischen Erst- und Viertklässlern und ein Streitschlichter-Programm. Respekt und Zusammenhalt sind uns wichtig. Wir lösen Konflikte gemeinsam und lernen voneinander.</w:t>
-      </w:r>
-    </w:p>
-    <w:p>
-      <w:pPr>
-        <w:pStyle w:val="Heading3"/>
-      </w:pPr>
-      <w:r>
-        <w:t xml:space="preserve">AGs und Nachmittagsangebote</w:t>
+        <w:t xml:space="preserve">Ein weiterer Schwerpunkt ist die kulturelle Bildung. Die Grundschule Hardt wurde im Rahmen des Landesprogramms „Kulturschule Baden-Württemberg“ ausgezeichnet. In jeder Klassenstufe wird ein Kunst- und Kulturprojekt pro Schuljahr durchgeführt. Künstlerinnen und Künstler aus Schwäbisch Gmünd und der Umgebung kommen in die Klassen und unterstützen die Projekte.</w:t>
+      </w:r>
+    </w:p>
+    <w:p>
+      <w:pPr>
+        <w:pStyle w:val="Heading3"/>
+      </w:pPr>
+      <w:r>
+        <w:t xml:space="preserve">Ganztagesangebot</w:t>
+      </w:r>
+    </w:p>
+    <w:p>
+      <w:pPr>
+        <w:spacing w:after="200"/>
+      </w:pPr>
+      <w:r>
+        <w:t xml:space="preserve">Die Grundschule Hardt ist seit dem Schuljahr 2012/13 eine offene Ganztagesschule. Für Kinder im Ganztag sind die Unterrichtszeiten Montag bis Donnerstag von 8:00 bis 15:15 Uhr und freitags von 8:00 bis 12:30 Uhr. Der Schultag wird rhythmisiert durch Unterricht, Bewegungspausen, Lernzeiten, Werkstattunterricht und sportliche, musische sowie betreuende Angebote. Vier pädagogische Fachkräfte betreuen die Kinder in der Mittagspause.</w:t>
+      </w:r>
+    </w:p>
+    <w:p>
+      <w:pPr>
+        <w:pStyle w:val="Heading3"/>
+      </w:pPr>
+      <w:r>
+        <w:t xml:space="preserve">Kooperationen</w:t>
       </w:r>
     </w:p>
     <w:p>
@@ -164,7 +228,7 @@
         <w:spacing w:after="400"/>
       </w:pPr>
       <w:r>
-        <w:t xml:space="preserve">Theater, Schulgarten, Forscher-AG, Bewegung und Kunst. Jeden Tag ein anderes Angebot bis 16:30 Uhr. Unsere AGs werden von Lehrkräften und externen Partnern geleitet.</w:t>
+        <w:t xml:space="preserve">Musikalische Bildung, Umgang mit digitalen Medien sowie vielfältige Kooperationen mit Sportvereinen, Musikschule, Bildungs- und Familienzentrum und der Pädagogischen Hochschule bereichern unseren Schulalltag.</w:t>
       </w:r>
     </w:p>
     <w:p>
@@ -187,7 +251,7 @@
           <w:sz w:val="26"/>
           <w:szCs w:val="26"/>
         </w:rPr>
-        <w:t xml:space="preserve">Jedes Kind bringt etwas Besonderes mit. Wir helfen, es zu entdecken.</w:t>
+        <w:t xml:space="preserve">Die Natur zu entdecken und ganzheitliche Erfahrungen zu machen – das ermöglichen wir unseren Kindern jeden Tag.</w:t>
       </w:r>
     </w:p>
     <w:p>
@@ -201,7 +265,7 @@
           <w:sz w:val="20"/>
           <w:szCs w:val="20"/>
         </w:rPr>
-        <w:t xml:space="preserve">Frau Berger, Schulleiterin</w:t>
+        <w:t xml:space="preserve">Bärbel Schlienz, Rektorin</w:t>
       </w:r>
     </w:p>
     <w:p>
@@ -217,23 +281,23 @@
         <w:spacing w:after="80"/>
       </w:pPr>
       <w:r>
-        <w:t xml:space="preserve">240 Kinder</w:t>
-      </w:r>
-    </w:p>
-    <w:p>
-      <w:pPr>
-        <w:spacing w:after="80"/>
-      </w:pPr>
-      <w:r>
-        <w:t xml:space="preserve">12 Klassen</w:t>
-      </w:r>
-    </w:p>
-    <w:p>
-      <w:pPr>
-        <w:spacing w:after="80"/>
-      </w:pPr>
-      <w:r>
-        <w:t xml:space="preserve">28 Lehrkräfte</w:t>
+        <w:t xml:space="preserve">110 Schülerinnen und Schüler</w:t>
+      </w:r>
+    </w:p>
+    <w:p>
+      <w:pPr>
+        <w:spacing w:after="80"/>
+      </w:pPr>
+      <w:r>
+        <w:t xml:space="preserve">4 Ganztage pro Woche</w:t>
+      </w:r>
+    </w:p>
+    <w:p>
+      <w:pPr>
+        <w:spacing w:after="80"/>
+      </w:pPr>
+      <w:r>
+        <w:t xml:space="preserve">1 Naturprofil</w:t>
       </w:r>
     </w:p>
     <w:p>
@@ -241,7 +305,7 @@
         <w:spacing w:after="400"/>
       </w:pPr>
       <w:r>
-        <w:t xml:space="preserve">8 Arbeitsgemeinschaften</w:t>
+        <w:t xml:space="preserve">7 Betreuungsstunden täglich</w:t>
       </w:r>
     </w:p>
     <w:p>
@@ -257,47 +321,71 @@
         <w:spacing w:after="80"/>
       </w:pPr>
       <w:r>
-        <w:t xml:space="preserve">Grundschule Sonnental</w:t>
-      </w:r>
-    </w:p>
-    <w:p>
-      <w:pPr>
-        <w:spacing w:after="80"/>
-      </w:pPr>
-      <w:r>
-        <w:t xml:space="preserve">Waldstraße 12</w:t>
-      </w:r>
-    </w:p>
-    <w:p>
-      <w:pPr>
-        <w:spacing w:after="80"/>
-      </w:pPr>
-      <w:r>
-        <w:t xml:space="preserve">72764 Reutlingen</w:t>
-      </w:r>
-    </w:p>
-    <w:p>
-      <w:pPr>
-        <w:spacing w:after="80"/>
-      </w:pPr>
-      <w:r>
-        <w:t xml:space="preserve">Tel: 07121 / 123 456</w:t>
-      </w:r>
-    </w:p>
-    <w:p>
-      <w:pPr>
-        <w:spacing w:after="80"/>
-      </w:pPr>
-      <w:r>
-        <w:t xml:space="preserve">E-Mail: info@gs-sonnental.de</w:t>
-      </w:r>
-    </w:p>
-    <w:p>
-      <w:pPr>
-        <w:spacing w:after="80"/>
-      </w:pPr>
-      <w:r>
-        <w:t xml:space="preserve">Öffnungszeiten Sekretariat: Mo–Fr, 7:30–12:30 Uhr</w:t>
+        <w:t xml:space="preserve">Grundschule Hardt</w:t>
+      </w:r>
+    </w:p>
+    <w:p>
+      <w:pPr>
+        <w:spacing w:after="80"/>
+      </w:pPr>
+      <w:r>
+        <w:t xml:space="preserve">Székesféhérvárer Str. 12</w:t>
+      </w:r>
+    </w:p>
+    <w:p>
+      <w:pPr>
+        <w:spacing w:after="80"/>
+      </w:pPr>
+      <w:r>
+        <w:t xml:space="preserve">73525 Schwäbisch Gmünd</w:t>
+      </w:r>
+    </w:p>
+    <w:p>
+      <w:pPr>
+        <w:spacing w:after="80"/>
+      </w:pPr>
+      <w:r>
+        <w:t xml:space="preserve">Tel: 07171 66929</w:t>
+      </w:r>
+    </w:p>
+    <w:p>
+      <w:pPr>
+        <w:spacing w:after="80"/>
+      </w:pPr>
+      <w:r>
+        <w:t xml:space="preserve">Fax: 07171 37588</w:t>
+      </w:r>
+    </w:p>
+    <w:p>
+      <w:pPr>
+        <w:spacing w:after="80"/>
+      </w:pPr>
+      <w:r>
+        <w:t xml:space="preserve">E-Mail: poststelle@gshardt-gd.schule.bwl.de</w:t>
+      </w:r>
+    </w:p>
+    <w:p>
+      <w:pPr>
+        <w:spacing w:after="80"/>
+      </w:pPr>
+      <w:r>
+        <w:t xml:space="preserve">Sekretariat: Di–Fr, 09:00–11:30 Uhr</w:t>
+      </w:r>
+    </w:p>
+    <w:p>
+      <w:pPr>
+        <w:spacing w:after="80"/>
+      </w:pPr>
+      <w:r>
+        <w:t xml:space="preserve">Betreuung: Mo–Fr, 07:00–08:00 und 12:30–13:45 Uhr sowie 15:15–17:00 Uhr</w:t>
+      </w:r>
+    </w:p>
+    <w:p>
+      <w:pPr>
+        <w:spacing w:after="80"/>
+      </w:pPr>
+      <w:r>
+        <w:t xml:space="preserve">Schulleiterin: Frau Rektorin Bärbel Schlienz</w:t>
       </w:r>
     </w:p>
     <w:sectPr>

--- a/inhalte.docx
+++ b/inhalte.docx
@@ -22,7 +22,7 @@
           <w:sz w:val="22"/>
           <w:szCs w:val="22"/>
         </w:rPr>
-        <w:t xml:space="preserve">Natur erleben – Kultur entdecken – Gemeinsam lernen</w:t>
+        <w:t xml:space="preserve">Leben, Lachen, Lernen – in starker Gemeinschaft für die Zukunft</w:t>
       </w:r>
     </w:p>
     <w:p>
@@ -44,7 +44,7 @@
           <w:sz w:val="28"/>
           <w:szCs w:val="28"/>
         </w:rPr>
-        <w:t xml:space="preserve">Herzlich willkommen bei der Grundschule Hardt in Schwäbisch Gmünd</w:t>
+        <w:t xml:space="preserve">Herzlich Willkommen auf den Seiten der Grundschule Hardt in Schwäbisch Gmünd</w:t>
       </w:r>
     </w:p>
     <w:p>
@@ -52,7 +52,7 @@
         <w:spacing w:after="400"/>
       </w:pPr>
       <w:r>
-        <w:t xml:space="preserve">Die Grundschule Hardt ist eine offene Ganztagesschule in städtischer Trägerschaft auf dem Gmünder Sonnenhügel im Süden der Stadt. Etwa 110 Schülerinnen und Schüler lernen bei uns in einer Schule mit Naturprofil, kultureller Bildung und einem umfassenden pädagogischen Angebot.</w:t>
+        <w:t xml:space="preserve">Die Grundschule Hardt ist eine offene Ganztagesschule in städtischer Trägerschaft. Etwa 110 Schülerinnen und Schüler lernen bei uns auf dem Gmünder Sonnenhügel im Süden der Stadt. Unsere Schule zeichnet sich durch ein Naturprofil, kulturelle Bildung und ein umfassendes pädagogisches Angebot aus.</w:t>
       </w:r>
     </w:p>
     <w:p>
@@ -60,31 +60,231 @@
         <w:pStyle w:val="Heading2"/>
       </w:pPr>
       <w:r>
-        <w:t xml:space="preserve">Aktuelles aus dem Schulleben</w:t>
-      </w:r>
-    </w:p>
-    <w:p>
-      <w:pPr>
-        <w:pStyle w:val="Heading3"/>
-      </w:pPr>
-      <w:r>
-        <w:t xml:space="preserve">Kletter-AG dank Spende der Rotarier</w:t>
-      </w:r>
-    </w:p>
-    <w:p>
-      <w:pPr>
-        <w:spacing w:after="200"/>
-      </w:pPr>
-      <w:r>
-        <w:t xml:space="preserve">Jeden Montag sind einige Kinder schon sehr aufgeregt, denn es ist wieder Kletter-AG! Dank einer Spende der Rotarier Schwäbisch Gmünd-Rosenstein konnte die Schule 10 eigene Klettergurte anschaffen. Die Kinder der dritten und vierten Klasse laufen jeden Montag zur Pädagogischen Hochschule zum Klettern.</w:t>
-      </w:r>
-    </w:p>
-    <w:p>
-      <w:pPr>
-        <w:pStyle w:val="Heading3"/>
-      </w:pPr>
-      <w:r>
-        <w:t xml:space="preserve">Vorlesen mit der Deutschen Bahn</w:t>
+        <w:t xml:space="preserve">Schulleben</w:t>
+      </w:r>
+    </w:p>
+    <w:p>
+      <w:pPr>
+        <w:pStyle w:val="Heading3"/>
+      </w:pPr>
+      <w:r>
+        <w:t xml:space="preserve">Abenteuer Natur: Spielen, Entdecken, Lernen – Die AG der Grundschule Hardt</w:t>
+      </w:r>
+    </w:p>
+    <w:p>
+      <w:pPr>
+        <w:spacing w:after="60"/>
+      </w:pPr>
+      <w:r>
+        <w:rPr>
+          <w:color w:val="888888"/>
+          <w:sz w:val="20"/>
+          <w:szCs w:val="20"/>
+        </w:rPr>
+        <w:t xml:space="preserve">13. März 2026</w:t>
+      </w:r>
+    </w:p>
+    <w:p>
+      <w:pPr>
+        <w:spacing w:after="200"/>
+      </w:pPr>
+      <w:r>
+        <w:t xml:space="preserve">Die SchülerInnen der „Spiele in der Natur-AG“ erlebten im vergangenen Halbjahr die Natur mit allen Sinnen. Passend zum Herbst und zu Halloween konnten die Kinder beim Kürbisschnitzen ihre Schnitzfertigkeiten unter Beweis stellen.</w:t>
+      </w:r>
+    </w:p>
+    <w:p>
+      <w:pPr>
+        <w:pStyle w:val="Heading3"/>
+      </w:pPr>
+      <w:r>
+        <w:t xml:space="preserve">Einschulungsfeier Klasse 1</w:t>
+      </w:r>
+    </w:p>
+    <w:p>
+      <w:pPr>
+        <w:spacing w:after="60"/>
+      </w:pPr>
+      <w:r>
+        <w:rPr>
+          <w:color w:val="888888"/>
+          <w:sz w:val="20"/>
+          <w:szCs w:val="20"/>
+        </w:rPr>
+        <w:t xml:space="preserve">19. September 2025</w:t>
+      </w:r>
+    </w:p>
+    <w:p>
+      <w:pPr>
+        <w:spacing w:after="200"/>
+      </w:pPr>
+      <w:r>
+        <w:t xml:space="preserve">Am 18. September wurden 21 neue Erstklässler im Rahmen einer tollen Aufnahmefeier eingeschult. Nach der Begrüßung durch die Schulleiterin Frau Schlienz, überraschte die Klasse 4 die neuen Schulkinder mit ihrem Theaterstück „Der Grüffelo“.</w:t>
+      </w:r>
+    </w:p>
+    <w:p>
+      <w:pPr>
+        <w:pStyle w:val="Heading3"/>
+      </w:pPr>
+      <w:r>
+        <w:t xml:space="preserve">Die Natur-erleben-AG zu Besuch beim Imker im Weltgarten</w:t>
+      </w:r>
+    </w:p>
+    <w:p>
+      <w:pPr>
+        <w:spacing w:after="60"/>
+      </w:pPr>
+      <w:r>
+        <w:rPr>
+          <w:color w:val="888888"/>
+          <w:sz w:val="20"/>
+          <w:szCs w:val="20"/>
+        </w:rPr>
+        <w:t xml:space="preserve">20. März 2025</w:t>
+      </w:r>
+    </w:p>
+    <w:p>
+      <w:pPr>
+        <w:spacing w:after="200"/>
+      </w:pPr>
+      <w:r>
+        <w:t xml:space="preserve">Am 19.3. wurden die Schülerinnen und Schüler während der Natur-erleben-AG von Imker Wolfgang Dahnke umfassend über die spannenden Vorgänge, die sich innerhalb eines Bienenjahres ereignen, informiert.</w:t>
+      </w:r>
+    </w:p>
+    <w:p>
+      <w:pPr>
+        <w:pStyle w:val="Heading3"/>
+      </w:pPr>
+      <w:r>
+        <w:t xml:space="preserve">Ausflug ins Schullandheim der Klasse 4</w:t>
+      </w:r>
+    </w:p>
+    <w:p>
+      <w:pPr>
+        <w:spacing w:after="60"/>
+      </w:pPr>
+      <w:r>
+        <w:rPr>
+          <w:color w:val="888888"/>
+          <w:sz w:val="20"/>
+          <w:szCs w:val="20"/>
+        </w:rPr>
+        <w:t xml:space="preserve">19. März 2025</w:t>
+      </w:r>
+    </w:p>
+    <w:p>
+      <w:pPr>
+        <w:spacing w:after="200"/>
+      </w:pPr>
+      <w:r>
+        <w:t xml:space="preserve">Vom 17. auf den 18.3. verbrachte die Klasse 4 eine Nacht in der Jugendherberge in Hohenstaufen. Schon bei der Anfahrt kamen einige Schülerinnen und Schüler ins Staunen, als sich das gewaltige Panorama der Schwäbischen Alb hinter Straßdorf zeigte.</w:t>
+      </w:r>
+    </w:p>
+    <w:p>
+      <w:pPr>
+        <w:pStyle w:val="Heading3"/>
+      </w:pPr>
+      <w:r>
+        <w:t xml:space="preserve">Tag der offenen Tür am 2. Dezember: bunt und vielfältig!</w:t>
+      </w:r>
+    </w:p>
+    <w:p>
+      <w:pPr>
+        <w:spacing w:after="60"/>
+      </w:pPr>
+      <w:r>
+        <w:rPr>
+          <w:color w:val="888888"/>
+          <w:sz w:val="20"/>
+          <w:szCs w:val="20"/>
+        </w:rPr>
+        <w:t xml:space="preserve">2. Dezember 2024</w:t>
+      </w:r>
+    </w:p>
+    <w:p>
+      <w:pPr>
+        <w:spacing w:after="200"/>
+      </w:pPr>
+      <w:r>
+        <w:t xml:space="preserve">Mit einem spannenden und vielfältigen Programm hatten wir unsere Türen geöffnet: für interessierte Eltern, ihre Kinder und unsere Nachbarn auf dem Hardt. Zur Eröffnung tanzten fröhliche Weihnachtsmänner und -frauen, jonglierten talentierte Artisten und führten Löwen ihre Kunststücke vor.</w:t>
+      </w:r>
+    </w:p>
+    <w:p>
+      <w:pPr>
+        <w:pStyle w:val="Heading3"/>
+      </w:pPr>
+      <w:r>
+        <w:t xml:space="preserve">Waldkauz Rosalie in der Klasse 2</w:t>
+      </w:r>
+    </w:p>
+    <w:p>
+      <w:pPr>
+        <w:spacing w:after="60"/>
+      </w:pPr>
+      <w:r>
+        <w:rPr>
+          <w:color w:val="888888"/>
+          <w:sz w:val="20"/>
+          <w:szCs w:val="20"/>
+        </w:rPr>
+        <w:t xml:space="preserve">28. November 2024</w:t>
+      </w:r>
+    </w:p>
+    <w:p>
+      <w:pPr>
+        <w:spacing w:after="200"/>
+      </w:pPr>
+      <w:r>
+        <w:t xml:space="preserve">Die Kinder der Klasse 2 trafen sich mit der Wald- und Naturpädagogin Tina Günther im bunten Herbstwald unterhalb der Grundschule Hardt. Spielend lernten die Zweitklässler das Verhalten einiger Waldtiere kurz vor den kühlen Tagen im Winter kennen.</w:t>
+      </w:r>
+    </w:p>
+    <w:p>
+      <w:pPr>
+        <w:pStyle w:val="Heading3"/>
+      </w:pPr>
+      <w:r>
+        <w:t xml:space="preserve">Kletter-AG</w:t>
+      </w:r>
+    </w:p>
+    <w:p>
+      <w:pPr>
+        <w:spacing w:after="60"/>
+      </w:pPr>
+      <w:r>
+        <w:rPr>
+          <w:color w:val="888888"/>
+          <w:sz w:val="20"/>
+          <w:szCs w:val="20"/>
+        </w:rPr>
+        <w:t xml:space="preserve">26. November 2024</w:t>
+      </w:r>
+    </w:p>
+    <w:p>
+      <w:pPr>
+        <w:spacing w:after="200"/>
+      </w:pPr>
+      <w:r>
+        <w:t xml:space="preserve">Jeden Montag sind einige Kinder der Grundschule Hardt schon sehr aufgeregt – heute ist wieder Kletter-AG! Dank einer Spende der Rotarier Schwäbisch Gmünd-Rosenstein konnte die Schule 10 eigene Klettergurte anschaffen. Die Kinder der dritten und vierten Klasse laufen jeden Montag zur Pädagogischen Hochschule.</w:t>
+      </w:r>
+    </w:p>
+    <w:p>
+      <w:pPr>
+        <w:pStyle w:val="Heading3"/>
+      </w:pPr>
+      <w:r>
+        <w:t xml:space="preserve">Bundesweiter Vorlesetag am 15. November</w:t>
+      </w:r>
+    </w:p>
+    <w:p>
+      <w:pPr>
+        <w:spacing w:after="60"/>
+      </w:pPr>
+      <w:r>
+        <w:rPr>
+          <w:color w:val="888888"/>
+          <w:sz w:val="20"/>
+          <w:szCs w:val="20"/>
+        </w:rPr>
+        <w:t xml:space="preserve">15. November 2024</w:t>
       </w:r>
     </w:p>
     <w:p>
@@ -100,55 +300,49 @@
         <w:pStyle w:val="Heading3"/>
       </w:pPr>
       <w:r>
-        <w:t xml:space="preserve">Mitmachtheater: Ich bin eine Kratzekatze</w:t>
-      </w:r>
-    </w:p>
-    <w:p>
-      <w:pPr>
-        <w:spacing w:after="200"/>
-      </w:pPr>
-      <w:r>
-        <w:t xml:space="preserve">Begeistert und ganz bei der Sache waren die Erstklässler beim Mitsprech- und Mitmachtheaterstück „Ich bin eine Kratzekatze“, bei dem sie ihre Krallen ausfahren durften und Sprache wortwörtlich erlebten.</w:t>
-      </w:r>
-    </w:p>
-    <w:p>
-      <w:pPr>
-        <w:pStyle w:val="Heading3"/>
-      </w:pPr>
-      <w:r>
-        <w:t xml:space="preserve">Übernachtung auf dem Hohenstaufen</w:t>
-      </w:r>
-    </w:p>
-    <w:p>
-      <w:pPr>
-        <w:spacing w:after="200"/>
-      </w:pPr>
-      <w:r>
-        <w:t xml:space="preserve">Die Klasse 4 verbrachte eine Nacht in der Jugendherberge in Hohenstaufen. Schon bei der Anfahrt kamen einige Schülerinnen und Schüler ins Staunen, als sich das gewaltige Panorama der Schwäbischen Alb hinter Straßdorf zeigte.</w:t>
-      </w:r>
-    </w:p>
-    <w:p>
-      <w:pPr>
-        <w:pStyle w:val="Heading3"/>
-      </w:pPr>
-      <w:r>
-        <w:t xml:space="preserve">Tag der offenen Tür</w:t>
-      </w:r>
-    </w:p>
-    <w:p>
-      <w:pPr>
-        <w:spacing w:after="200"/>
-      </w:pPr>
-      <w:r>
-        <w:t xml:space="preserve">Mit einem spannenden und vielfältigen Programm hatten wir am 2. Dezember unsere Türen geöffnet: für interessierte Eltern, ihre Kinder und unsere Nachbarn auf dem Hardt. Zur Eröffnung tanzten fröhliche Weihnachtsmänner und -frauen, jonglierten talentierte Artisten und führten Löwen ihre Kunststücke vor.</w:t>
-      </w:r>
-    </w:p>
-    <w:p>
-      <w:pPr>
-        <w:pStyle w:val="Heading3"/>
-      </w:pPr>
-      <w:r>
-        <w:t xml:space="preserve">Waldtag mit der Naturpädagogin</w:t>
+        <w:t xml:space="preserve">Sprache lebendig erlebt</w:t>
+      </w:r>
+    </w:p>
+    <w:p>
+      <w:pPr>
+        <w:spacing w:after="60"/>
+      </w:pPr>
+      <w:r>
+        <w:rPr>
+          <w:color w:val="888888"/>
+          <w:sz w:val="20"/>
+          <w:szCs w:val="20"/>
+        </w:rPr>
+        <w:t xml:space="preserve">2. Mai 2024</w:t>
+      </w:r>
+    </w:p>
+    <w:p>
+      <w:pPr>
+        <w:spacing w:after="200"/>
+      </w:pPr>
+      <w:r>
+        <w:t xml:space="preserve">Ganz begeistert und ganz bei der Sache waren die Erstklässler beim Mitmachtheaterstück „Ich bin eine Kratzekatze“, bei dem sie ihre Krallen ausfahren durften und Sprache wortwörtlich erlebten.</w:t>
+      </w:r>
+    </w:p>
+    <w:p>
+      <w:pPr>
+        <w:pStyle w:val="Heading3"/>
+      </w:pPr>
+      <w:r>
+        <w:t xml:space="preserve">Projekttage: Back to the roots</w:t>
+      </w:r>
+    </w:p>
+    <w:p>
+      <w:pPr>
+        <w:spacing w:after="60"/>
+      </w:pPr>
+      <w:r>
+        <w:rPr>
+          <w:color w:val="888888"/>
+          <w:sz w:val="20"/>
+          <w:szCs w:val="20"/>
+        </w:rPr>
+        <w:t xml:space="preserve">30. April 2024</w:t>
       </w:r>
     </w:p>
     <w:p>
@@ -156,7 +350,7 @@
         <w:spacing w:after="400"/>
       </w:pPr>
       <w:r>
-        <w:t xml:space="preserve">Die Kinder der Klasse 2 trafen sich mit der Wald- und Naturpädagogin Tina Günther im bunten Herbstwald unterhalb der Grundschule Hardt. Spielend lernten die Zweitklässler das Verhalten einiger Waldtiere kurz vor den kühlen Tagen im Winter kennen.</w:t>
+        <w:t xml:space="preserve">In der Zeit vom 16.04 bis zum 22.04.2024 hieß es für die Klasse 1b „Back to the roots“. Unter den Mottos „vom Baum zum Papier“ und „vom Schaf zur Wolle“ lernten die Kinder alte Techniken der Papierherstellung und das Waschen von Wolle kennen.</w:t>
       </w:r>
     </w:p>
     <w:p>
@@ -164,6 +358,70 @@
         <w:pStyle w:val="Heading2"/>
       </w:pPr>
       <w:r>
+        <w:t xml:space="preserve">Termine</w:t>
+      </w:r>
+    </w:p>
+    <w:p>
+      <w:pPr>
+        <w:spacing w:after="80"/>
+      </w:pPr>
+      <w:r>
+        <w:t xml:space="preserve">28. März 2026 – 12. April 2026: Osterferien</w:t>
+      </w:r>
+    </w:p>
+    <w:p>
+      <w:pPr>
+        <w:spacing w:after="80"/>
+      </w:pPr>
+      <w:r>
+        <w:t xml:space="preserve">01. Mai 2026: Feiertag – Tag der Arbeit – Schule geschlossen</w:t>
+      </w:r>
+    </w:p>
+    <w:p>
+      <w:pPr>
+        <w:spacing w:after="80"/>
+      </w:pPr>
+      <w:r>
+        <w:t xml:space="preserve">14. Mai 2026: Feiertag – Christi Himmelfahrt – Schule geschlossen</w:t>
+      </w:r>
+    </w:p>
+    <w:p>
+      <w:pPr>
+        <w:spacing w:after="80"/>
+      </w:pPr>
+      <w:r>
+        <w:t xml:space="preserve">15. Mai 2026: Beweglicher Ferientag – Schule geschlossen</w:t>
+      </w:r>
+    </w:p>
+    <w:p>
+      <w:pPr>
+        <w:spacing w:after="80"/>
+      </w:pPr>
+      <w:r>
+        <w:t xml:space="preserve">23. Mai 2026 – 07. Juni 2026: Pfingstferien</w:t>
+      </w:r>
+    </w:p>
+    <w:p>
+      <w:pPr>
+        <w:spacing w:after="80"/>
+      </w:pPr>
+      <w:r>
+        <w:t xml:space="preserve">27. Mai 2026 – 29. Mai 2026: Opferfest</w:t>
+      </w:r>
+    </w:p>
+    <w:p>
+      <w:pPr>
+        <w:spacing w:after="400"/>
+      </w:pPr>
+      <w:r>
+        <w:t xml:space="preserve">30. Juli 2026 – 13. September 2026: Sommerferien</w:t>
+      </w:r>
+    </w:p>
+    <w:p>
+      <w:pPr>
+        <w:pStyle w:val="Heading2"/>
+      </w:pPr>
+      <w:r>
         <w:t xml:space="preserve">Unsere Schule</w:t>
       </w:r>
     </w:p>
@@ -188,6 +446,22 @@
         <w:pStyle w:val="Heading3"/>
       </w:pPr>
       <w:r>
+        <w:t xml:space="preserve">Ganztagesschule</w:t>
+      </w:r>
+    </w:p>
+    <w:p>
+      <w:pPr>
+        <w:spacing w:after="200"/>
+      </w:pPr>
+      <w:r>
+        <w:t xml:space="preserve">Die Grundschule Hardt ist seit dem Schuljahr 2012/13 eine offene Ganztagesschule. Die Eltern können wählen, ob ihr Kind am Ganztag teilnimmt oder nicht. Für die Kinder im Ganztag sind die Unterrichtszeiten Montag bis Donnerstag von 8:00 bis 15:15 Uhr und freitags von 8:00 bis 12:30 Uhr. Der Schultag wird rhythmisiert durch Unterricht, Bewegungspausen, Lernzeiten, Werkstattunterricht und sportliche, musische sowie betreuende Angebote.</w:t>
+      </w:r>
+    </w:p>
+    <w:p>
+      <w:pPr>
+        <w:pStyle w:val="Heading3"/>
+      </w:pPr>
+      <w:r>
         <w:t xml:space="preserve">Kulturschule Baden-Württemberg</w:t>
       </w:r>
     </w:p>
@@ -204,22 +478,6 @@
         <w:pStyle w:val="Heading3"/>
       </w:pPr>
       <w:r>
-        <w:t xml:space="preserve">Ganztagesangebot</w:t>
-      </w:r>
-    </w:p>
-    <w:p>
-      <w:pPr>
-        <w:spacing w:after="200"/>
-      </w:pPr>
-      <w:r>
-        <w:t xml:space="preserve">Die Grundschule Hardt ist seit dem Schuljahr 2012/13 eine offene Ganztagesschule. Für Kinder im Ganztag sind die Unterrichtszeiten Montag bis Donnerstag von 8:00 bis 15:15 Uhr und freitags von 8:00 bis 12:30 Uhr. Der Schultag wird rhythmisiert durch Unterricht, Bewegungspausen, Lernzeiten, Werkstattunterricht und sportliche, musische sowie betreuende Angebote. Vier pädagogische Fachkräfte betreuen die Kinder in der Mittagspause.</w:t>
-      </w:r>
-    </w:p>
-    <w:p>
-      <w:pPr>
-        <w:pStyle w:val="Heading3"/>
-      </w:pPr>
-      <w:r>
         <w:t xml:space="preserve">Kooperationen</w:t>
       </w:r>
     </w:p>
@@ -228,7 +486,7 @@
         <w:spacing w:after="400"/>
       </w:pPr>
       <w:r>
-        <w:t xml:space="preserve">Musikalische Bildung, Umgang mit digitalen Medien sowie vielfältige Kooperationen mit Sportvereinen, Musikschule, Bildungs- und Familienzentrum und der Pädagogischen Hochschule bereichern unseren Schulalltag.</w:t>
+        <w:t xml:space="preserve">Musikalische Bildung, Umgang mit digitalen Medien sowie vielfältige Kooperationen mit Sportvereinen, Musikschule, Bildungs- und Familienzentrum und der Pädagogischen Hochschule bereichern unseren Schulalltag. Auch außerhalb der Unterrichtszeit wird ein weiteres Betreuungsangebot von Montag bis Freitag ab 7 Uhr bis 17 Uhr durch die Stadt Schwäbisch Gmünd angeboten.</w:t>
       </w:r>
     </w:p>
     <w:p>
@@ -251,7 +509,7 @@
           <w:sz w:val="26"/>
           <w:szCs w:val="26"/>
         </w:rPr>
-        <w:t xml:space="preserve">Die Natur zu entdecken und ganzheitliche Erfahrungen zu machen – das ermöglichen wir unseren Kindern jeden Tag.</w:t>
+        <w:t xml:space="preserve">Leben, Lachen, Lernen – in starker Gemeinschaft für die Zukunft.</w:t>
       </w:r>
     </w:p>
     <w:p>
@@ -265,7 +523,7 @@
           <w:sz w:val="20"/>
           <w:szCs w:val="20"/>
         </w:rPr>
-        <w:t xml:space="preserve">Bärbel Schlienz, Rektorin</w:t>
+        <w:t xml:space="preserve">Grundschule Hardt</w:t>
       </w:r>
     </w:p>
     <w:p>
@@ -369,23 +627,39 @@
         <w:spacing w:after="80"/>
       </w:pPr>
       <w:r>
-        <w:t xml:space="preserve">Sekretariat: Di–Fr, 09:00–11:30 Uhr</w:t>
-      </w:r>
-    </w:p>
-    <w:p>
-      <w:pPr>
-        <w:spacing w:after="80"/>
-      </w:pPr>
-      <w:r>
-        <w:t xml:space="preserve">Betreuung: Mo–Fr, 07:00–08:00 und 12:30–13:45 Uhr sowie 15:15–17:00 Uhr</w:t>
-      </w:r>
-    </w:p>
-    <w:p>
-      <w:pPr>
-        <w:spacing w:after="80"/>
-      </w:pPr>
-      <w:r>
-        <w:t xml:space="preserve">Schulleiterin: Frau Rektorin Bärbel Schlienz</w:t>
+        <w:t xml:space="preserve">Schulleiterin: Bärbel Schlienz</w:t>
+      </w:r>
+    </w:p>
+    <w:p>
+      <w:pPr>
+        <w:pStyle w:val="Heading2"/>
+      </w:pPr>
+      <w:r>
+        <w:t xml:space="preserve">Öffnungszeiten</w:t>
+      </w:r>
+    </w:p>
+    <w:p>
+      <w:pPr>
+        <w:spacing w:after="80"/>
+      </w:pPr>
+      <w:r>
+        <w:t xml:space="preserve">Sekretariat: Dienstag bis Freitag 09:00 – 11:30 Uhr</w:t>
+      </w:r>
+    </w:p>
+    <w:p>
+      <w:pPr>
+        <w:spacing w:after="80"/>
+      </w:pPr>
+      <w:r>
+        <w:t xml:space="preserve">Betreuung: Montag bis Freitag 07:00 – 08:00 und 12:30 – 13:45 Uhr</w:t>
+      </w:r>
+    </w:p>
+    <w:p>
+      <w:pPr>
+        <w:spacing w:after="80"/>
+      </w:pPr>
+      <w:r>
+        <w:t xml:space="preserve">Betreuung Nachmittag: Montag bis Freitag 15:15 – 17:00 Uhr</w:t>
       </w:r>
     </w:p>
     <w:sectPr>

--- a/inhalte.docx
+++ b/inhalte.docx
@@ -2,76 +2,625 @@
 <file path=word/document.xml><?xml version="1.0" encoding="utf-8"?>
 <w:document xmlns:wpc="http://schemas.microsoft.com/office/word/2010/wordprocessingCanvas" xmlns:mc="http://schemas.openxmlformats.org/markup-compatibility/2006" xmlns:o="urn:schemas-microsoft-com:office:office" xmlns:r="http://schemas.openxmlformats.org/officeDocument/2006/relationships" xmlns:m="http://schemas.openxmlformats.org/officeDocument/2006/math" xmlns:v="urn:schemas-microsoft-com:vml" xmlns:wp14="http://schemas.microsoft.com/office/word/2010/wordprocessingDrawing" xmlns:wp="http://schemas.openxmlformats.org/drawingml/2006/wordprocessingDrawing" xmlns:w10="urn:schemas-microsoft-com:office:word" xmlns:w="http://schemas.openxmlformats.org/wordprocessingml/2006/main" xmlns:w14="http://schemas.microsoft.com/office/word/2010/wordml" xmlns:w15="http://schemas.microsoft.com/office/word/2012/wordml" xmlns:wpg="http://schemas.microsoft.com/office/word/2010/wordprocessingGroup" xmlns:wpi="http://schemas.microsoft.com/office/word/2010/wordprocessingInk" xmlns:wne="http://schemas.microsoft.com/office/word/2006/wordml" xmlns:wps="http://schemas.microsoft.com/office/word/2010/wordprocessingShape" xmlns:cx="http://schemas.microsoft.com/office/drawing/2014/chartex" xmlns:cx1="http://schemas.microsoft.com/office/drawing/2015/9/8/chartex" xmlns:cx2="http://schemas.microsoft.com/office/drawing/2015/10/21/chartex" xmlns:cx3="http://schemas.microsoft.com/office/drawing/2016/5/9/chartex" xmlns:cx4="http://schemas.microsoft.com/office/drawing/2016/5/10/chartex" xmlns:cx5="http://schemas.microsoft.com/office/drawing/2016/5/11/chartex" xmlns:cx6="http://schemas.microsoft.com/office/drawing/2016/5/12/chartex" xmlns:cx7="http://schemas.microsoft.com/office/drawing/2016/5/13/chartex" xmlns:cx8="http://schemas.microsoft.com/office/drawing/2016/5/14/chartex" xmlns:aink="http://schemas.microsoft.com/office/drawing/2016/ink" xmlns:am3d="http://schemas.microsoft.com/office/drawing/2017/model3d" xmlns:w16cex="http://schemas.microsoft.com/office/word/2018/wordml/cex" xmlns:w16cid="http://schemas.microsoft.com/office/word/2016/wordml/cid" xmlns:w16="http://schemas.microsoft.com/office/word/2018/wordml" xmlns:w16sdtdh="http://schemas.microsoft.com/office/word/2020/wordml/sdtdatahash" xmlns:w16se="http://schemas.microsoft.com/office/word/2015/wordml/symex" mc:Ignorable="w14 w15 wp14">
   <w:body>
-    <w:p>
+    <w:p xmlns:wp14="http://schemas.microsoft.com/office/word/2010/wordml" wp14:textId="77777777">
       <w:pPr>
         <w:pStyle w:val="Heading1"/>
       </w:pPr>
       <w:r>
-        <w:t xml:space="preserve">Grundschule Hardt</w:t>
-      </w:r>
-    </w:p>
-    <w:p>
+        <w:rPr>
+          <w:lang w:val="en-US"/>
+        </w:rPr>
+        <w:t>Grundschule</w:t>
+      </w:r>
+      <w:r>
+        <w:rPr>
+          <w:lang w:val="en-US"/>
+        </w:rPr>
+        <w:t xml:space="preserve"> Hardt</w:t>
+      </w:r>
+    </w:p>
+    <w:p xmlns:wp14="http://schemas.microsoft.com/office/word/2010/wordml" wp14:textId="77777777">
       <w:pPr>
         <w:spacing w:after="400"/>
       </w:pPr>
       <w:r>
         <w:rPr>
-          <w:i/>
-          <w:iCs/>
+          <w:i w:val="1"/>
+          <w:iCs w:val="1"/>
           <w:color w:val="9C27B0"/>
           <w:sz w:val="22"/>
           <w:szCs w:val="22"/>
-        </w:rPr>
-        <w:t xml:space="preserve">Leben, Lachen, Lernen – in starker Gemeinschaft für die Zukunft</w:t>
-      </w:r>
-    </w:p>
-    <w:p>
+          <w:lang w:val="en-US"/>
+        </w:rPr>
+        <w:t xml:space="preserve">Leben, Lachen, </w:t>
+      </w:r>
+      <w:r>
+        <w:rPr>
+          <w:i w:val="1"/>
+          <w:iCs w:val="1"/>
+          <w:color w:val="9C27B0"/>
+          <w:sz w:val="22"/>
+          <w:szCs w:val="22"/>
+          <w:lang w:val="en-US"/>
+        </w:rPr>
+        <w:t>Lernen</w:t>
+      </w:r>
+      <w:r>
+        <w:rPr>
+          <w:i w:val="1"/>
+          <w:iCs w:val="1"/>
+          <w:color w:val="9C27B0"/>
+          <w:sz w:val="22"/>
+          <w:szCs w:val="22"/>
+          <w:lang w:val="en-US"/>
+        </w:rPr>
+        <w:t xml:space="preserve"> – in starker Gemeinschaft für die Zukunft</w:t>
+      </w:r>
+    </w:p>
+    <w:p xmlns:wp14="http://schemas.microsoft.com/office/word/2010/wordml" wp14:textId="77777777">
       <w:pPr>
         <w:pStyle w:val="Heading2"/>
-      </w:pPr>
-      <w:r>
-        <w:t xml:space="preserve">Willkommen</w:t>
-      </w:r>
-    </w:p>
-    <w:p>
+        <w:rPr>
+          <w:lang w:val="en-US"/>
+        </w:rPr>
+      </w:pPr>
+      <w:r>
+        <w:rPr>
+          <w:lang w:val="en-US"/>
+        </w:rPr>
+        <w:t>Willkommen</w:t>
+      </w:r>
+    </w:p>
+    <w:p xmlns:wp14="http://schemas.microsoft.com/office/word/2010/wordml" wp14:textId="77777777">
       <w:pPr>
         <w:spacing w:after="120"/>
-      </w:pPr>
-      <w:r>
-        <w:rPr>
-          <w:b/>
-          <w:bCs/>
+        <w:rPr>
+          <w:b w:val="1"/>
+          <w:bCs w:val="1"/>
           <w:sz w:val="28"/>
           <w:szCs w:val="28"/>
-        </w:rPr>
-        <w:t xml:space="preserve">Herzlich Willkommen auf den Seiten der Grundschule Hardt in Schwäbisch Gmünd</w:t>
-      </w:r>
-    </w:p>
-    <w:p>
+          <w:lang w:val="en-US"/>
+        </w:rPr>
+      </w:pPr>
+      <w:r>
+        <w:rPr>
+          <w:b w:val="1"/>
+          <w:bCs w:val="1"/>
+          <w:sz w:val="28"/>
+          <w:szCs w:val="28"/>
+          <w:lang w:val="en-US"/>
+        </w:rPr>
+        <w:t>Herzlich</w:t>
+      </w:r>
+      <w:r>
+        <w:rPr>
+          <w:b w:val="1"/>
+          <w:bCs w:val="1"/>
+          <w:sz w:val="28"/>
+          <w:szCs w:val="28"/>
+          <w:lang w:val="en-US"/>
+        </w:rPr>
+        <w:t xml:space="preserve"> </w:t>
+      </w:r>
+      <w:r>
+        <w:rPr>
+          <w:b w:val="1"/>
+          <w:bCs w:val="1"/>
+          <w:sz w:val="28"/>
+          <w:szCs w:val="28"/>
+          <w:lang w:val="en-US"/>
+        </w:rPr>
+        <w:t>Willkommen</w:t>
+      </w:r>
+      <w:r>
+        <w:rPr>
+          <w:b w:val="1"/>
+          <w:bCs w:val="1"/>
+          <w:sz w:val="28"/>
+          <w:szCs w:val="28"/>
+          <w:lang w:val="en-US"/>
+        </w:rPr>
+        <w:t xml:space="preserve"> auf den Seiten der </w:t>
+      </w:r>
+      <w:r>
+        <w:rPr>
+          <w:b w:val="1"/>
+          <w:bCs w:val="1"/>
+          <w:sz w:val="28"/>
+          <w:szCs w:val="28"/>
+          <w:lang w:val="en-US"/>
+        </w:rPr>
+        <w:t>Grundschule</w:t>
+      </w:r>
+      <w:r>
+        <w:rPr>
+          <w:b w:val="1"/>
+          <w:bCs w:val="1"/>
+          <w:sz w:val="28"/>
+          <w:szCs w:val="28"/>
+          <w:lang w:val="en-US"/>
+        </w:rPr>
+        <w:t xml:space="preserve"> Hardt in </w:t>
+      </w:r>
+      <w:r>
+        <w:rPr>
+          <w:b w:val="1"/>
+          <w:bCs w:val="1"/>
+          <w:sz w:val="28"/>
+          <w:szCs w:val="28"/>
+          <w:lang w:val="en-US"/>
+        </w:rPr>
+        <w:t>Schwäbisch</w:t>
+      </w:r>
+      <w:r>
+        <w:rPr>
+          <w:b w:val="1"/>
+          <w:bCs w:val="1"/>
+          <w:sz w:val="28"/>
+          <w:szCs w:val="28"/>
+          <w:lang w:val="en-US"/>
+        </w:rPr>
+        <w:t xml:space="preserve"> </w:t>
+      </w:r>
+      <w:r>
+        <w:rPr>
+          <w:b w:val="1"/>
+          <w:bCs w:val="1"/>
+          <w:sz w:val="28"/>
+          <w:szCs w:val="28"/>
+          <w:lang w:val="en-US"/>
+        </w:rPr>
+        <w:t>Gmünd</w:t>
+      </w:r>
+    </w:p>
+    <w:p xmlns:wp14="http://schemas.microsoft.com/office/word/2010/wordml" wp14:textId="77777777">
       <w:pPr>
         <w:spacing w:after="400"/>
-      </w:pPr>
-      <w:r>
-        <w:t xml:space="preserve">Die Grundschule Hardt ist eine offene Ganztagesschule in städtischer Trägerschaft. Etwa 110 Schülerinnen und Schüler lernen bei uns auf dem Gmünder Sonnenhügel im Süden der Stadt. Unsere Schule zeichnet sich durch ein Naturprofil, kulturelle Bildung und ein umfassendes pädagogisches Angebot aus.</w:t>
-      </w:r>
-    </w:p>
-    <w:p>
+        <w:rPr>
+          <w:lang w:val="en-US"/>
+        </w:rPr>
+      </w:pPr>
+      <w:r>
+        <w:rPr>
+          <w:lang w:val="en-US"/>
+        </w:rPr>
+        <w:t xml:space="preserve">Die </w:t>
+      </w:r>
+      <w:r>
+        <w:rPr>
+          <w:lang w:val="en-US"/>
+        </w:rPr>
+        <w:t>Grundschule</w:t>
+      </w:r>
+      <w:r>
+        <w:rPr>
+          <w:lang w:val="en-US"/>
+        </w:rPr>
+        <w:t xml:space="preserve"> Hardt </w:t>
+      </w:r>
+      <w:r>
+        <w:rPr>
+          <w:lang w:val="en-US"/>
+        </w:rPr>
+        <w:t>ist</w:t>
+      </w:r>
+      <w:r>
+        <w:rPr>
+          <w:lang w:val="en-US"/>
+        </w:rPr>
+        <w:t xml:space="preserve"> </w:t>
+      </w:r>
+      <w:r>
+        <w:rPr>
+          <w:lang w:val="en-US"/>
+        </w:rPr>
+        <w:t>eine</w:t>
+      </w:r>
+      <w:r>
+        <w:rPr>
+          <w:lang w:val="en-US"/>
+        </w:rPr>
+        <w:t xml:space="preserve"> </w:t>
+      </w:r>
+      <w:r>
+        <w:rPr>
+          <w:lang w:val="en-US"/>
+        </w:rPr>
+        <w:t>offene</w:t>
+      </w:r>
+      <w:r>
+        <w:rPr>
+          <w:lang w:val="en-US"/>
+        </w:rPr>
+        <w:t xml:space="preserve"> </w:t>
+      </w:r>
+      <w:r>
+        <w:rPr>
+          <w:lang w:val="en-US"/>
+        </w:rPr>
+        <w:t>Ganztagesschule</w:t>
+      </w:r>
+      <w:r>
+        <w:rPr>
+          <w:lang w:val="en-US"/>
+        </w:rPr>
+        <w:t xml:space="preserve"> in </w:t>
+      </w:r>
+      <w:r>
+        <w:rPr>
+          <w:lang w:val="en-US"/>
+        </w:rPr>
+        <w:t>städtischer</w:t>
+      </w:r>
+      <w:r>
+        <w:rPr>
+          <w:lang w:val="en-US"/>
+        </w:rPr>
+        <w:t xml:space="preserve"> </w:t>
+      </w:r>
+      <w:r>
+        <w:rPr>
+          <w:lang w:val="en-US"/>
+        </w:rPr>
+        <w:t>Trägerschaft</w:t>
+      </w:r>
+      <w:r>
+        <w:rPr>
+          <w:lang w:val="en-US"/>
+        </w:rPr>
+        <w:t xml:space="preserve">. </w:t>
+      </w:r>
+      <w:r>
+        <w:rPr>
+          <w:lang w:val="en-US"/>
+        </w:rPr>
+        <w:t>Etwa</w:t>
+      </w:r>
+      <w:r>
+        <w:rPr>
+          <w:lang w:val="en-US"/>
+        </w:rPr>
+        <w:t xml:space="preserve"> 110 </w:t>
+      </w:r>
+      <w:r>
+        <w:rPr>
+          <w:lang w:val="en-US"/>
+        </w:rPr>
+        <w:t>Schülerinnen</w:t>
+      </w:r>
+      <w:r>
+        <w:rPr>
+          <w:lang w:val="en-US"/>
+        </w:rPr>
+        <w:t xml:space="preserve"> und Schüler </w:t>
+      </w:r>
+      <w:r>
+        <w:rPr>
+          <w:lang w:val="en-US"/>
+        </w:rPr>
+        <w:t>lernen</w:t>
+      </w:r>
+      <w:r>
+        <w:rPr>
+          <w:lang w:val="en-US"/>
+        </w:rPr>
+        <w:t xml:space="preserve"> </w:t>
+      </w:r>
+      <w:r>
+        <w:rPr>
+          <w:lang w:val="en-US"/>
+        </w:rPr>
+        <w:t>bei</w:t>
+      </w:r>
+      <w:r>
+        <w:rPr>
+          <w:lang w:val="en-US"/>
+        </w:rPr>
+        <w:t xml:space="preserve"> </w:t>
+      </w:r>
+      <w:r>
+        <w:rPr>
+          <w:lang w:val="en-US"/>
+        </w:rPr>
+        <w:t>uns</w:t>
+      </w:r>
+      <w:r>
+        <w:rPr>
+          <w:lang w:val="en-US"/>
+        </w:rPr>
+        <w:t xml:space="preserve"> auf dem </w:t>
+      </w:r>
+      <w:r>
+        <w:rPr>
+          <w:lang w:val="en-US"/>
+        </w:rPr>
+        <w:t>Gmünder</w:t>
+      </w:r>
+      <w:r>
+        <w:rPr>
+          <w:lang w:val="en-US"/>
+        </w:rPr>
+        <w:t xml:space="preserve"> </w:t>
+      </w:r>
+      <w:r>
+        <w:rPr>
+          <w:lang w:val="en-US"/>
+        </w:rPr>
+        <w:t>Sonnenhügel</w:t>
+      </w:r>
+      <w:r>
+        <w:rPr>
+          <w:lang w:val="en-US"/>
+        </w:rPr>
+        <w:t xml:space="preserve"> </w:t>
+      </w:r>
+      <w:r>
+        <w:rPr>
+          <w:lang w:val="en-US"/>
+        </w:rPr>
+        <w:t>im</w:t>
+      </w:r>
+      <w:r>
+        <w:rPr>
+          <w:lang w:val="en-US"/>
+        </w:rPr>
+        <w:t xml:space="preserve"> </w:t>
+      </w:r>
+      <w:r>
+        <w:rPr>
+          <w:lang w:val="en-US"/>
+        </w:rPr>
+        <w:t>Süden</w:t>
+      </w:r>
+      <w:r>
+        <w:rPr>
+          <w:lang w:val="en-US"/>
+        </w:rPr>
+        <w:t xml:space="preserve"> der Stadt. </w:t>
+      </w:r>
+      <w:r>
+        <w:rPr>
+          <w:lang w:val="en-US"/>
+        </w:rPr>
+        <w:t>Unsere</w:t>
+      </w:r>
+      <w:r>
+        <w:rPr>
+          <w:lang w:val="en-US"/>
+        </w:rPr>
+        <w:t xml:space="preserve"> Schule </w:t>
+      </w:r>
+      <w:r>
+        <w:rPr>
+          <w:lang w:val="en-US"/>
+        </w:rPr>
+        <w:t>zeichnet</w:t>
+      </w:r>
+      <w:r>
+        <w:rPr>
+          <w:lang w:val="en-US"/>
+        </w:rPr>
+        <w:t xml:space="preserve"> </w:t>
+      </w:r>
+      <w:r>
+        <w:rPr>
+          <w:lang w:val="en-US"/>
+        </w:rPr>
+        <w:t>sich</w:t>
+      </w:r>
+      <w:r>
+        <w:rPr>
+          <w:lang w:val="en-US"/>
+        </w:rPr>
+        <w:t xml:space="preserve"> </w:t>
+      </w:r>
+      <w:r>
+        <w:rPr>
+          <w:lang w:val="en-US"/>
+        </w:rPr>
+        <w:t>durch</w:t>
+      </w:r>
+      <w:r>
+        <w:rPr>
+          <w:lang w:val="en-US"/>
+        </w:rPr>
+        <w:t xml:space="preserve"> </w:t>
+      </w:r>
+      <w:r>
+        <w:rPr>
+          <w:lang w:val="en-US"/>
+        </w:rPr>
+        <w:t>ein</w:t>
+      </w:r>
+      <w:r>
+        <w:rPr>
+          <w:lang w:val="en-US"/>
+        </w:rPr>
+        <w:t xml:space="preserve"> </w:t>
+      </w:r>
+      <w:r>
+        <w:rPr>
+          <w:lang w:val="en-US"/>
+        </w:rPr>
+        <w:t>Naturprofil</w:t>
+      </w:r>
+      <w:r>
+        <w:rPr>
+          <w:lang w:val="en-US"/>
+        </w:rPr>
+        <w:t xml:space="preserve">, </w:t>
+      </w:r>
+      <w:r>
+        <w:rPr>
+          <w:lang w:val="en-US"/>
+        </w:rPr>
+        <w:t>kulturelle</w:t>
+      </w:r>
+      <w:r>
+        <w:rPr>
+          <w:lang w:val="en-US"/>
+        </w:rPr>
+        <w:t xml:space="preserve"> </w:t>
+      </w:r>
+      <w:r>
+        <w:rPr>
+          <w:lang w:val="en-US"/>
+        </w:rPr>
+        <w:t>Bildung</w:t>
+      </w:r>
+      <w:r>
+        <w:rPr>
+          <w:lang w:val="en-US"/>
+        </w:rPr>
+        <w:t xml:space="preserve"> und </w:t>
+      </w:r>
+      <w:r>
+        <w:rPr>
+          <w:lang w:val="en-US"/>
+        </w:rPr>
+        <w:t>ein</w:t>
+      </w:r>
+      <w:r>
+        <w:rPr>
+          <w:lang w:val="en-US"/>
+        </w:rPr>
+        <w:t xml:space="preserve"> </w:t>
+      </w:r>
+      <w:r>
+        <w:rPr>
+          <w:lang w:val="en-US"/>
+        </w:rPr>
+        <w:t>umfassendes</w:t>
+      </w:r>
+      <w:r>
+        <w:rPr>
+          <w:lang w:val="en-US"/>
+        </w:rPr>
+        <w:t xml:space="preserve"> </w:t>
+      </w:r>
+      <w:r>
+        <w:rPr>
+          <w:lang w:val="en-US"/>
+        </w:rPr>
+        <w:t>pädagogisches</w:t>
+      </w:r>
+      <w:r>
+        <w:rPr>
+          <w:lang w:val="en-US"/>
+        </w:rPr>
+        <w:t xml:space="preserve"> </w:t>
+      </w:r>
+      <w:r>
+        <w:rPr>
+          <w:lang w:val="en-US"/>
+        </w:rPr>
+        <w:t>Angebot</w:t>
+      </w:r>
+      <w:r>
+        <w:rPr>
+          <w:lang w:val="en-US"/>
+        </w:rPr>
+        <w:t xml:space="preserve"> </w:t>
+      </w:r>
+      <w:r>
+        <w:rPr>
+          <w:lang w:val="en-US"/>
+        </w:rPr>
+        <w:t>aus.</w:t>
+      </w:r>
+    </w:p>
+    <w:p xmlns:wp14="http://schemas.microsoft.com/office/word/2010/wordml" wp14:textId="77777777">
       <w:pPr>
         <w:pStyle w:val="Heading2"/>
-      </w:pPr>
-      <w:r>
-        <w:t xml:space="preserve">Schulleben</w:t>
-      </w:r>
-    </w:p>
-    <w:p>
+        <w:rPr>
+          <w:lang w:val="en-US"/>
+        </w:rPr>
+      </w:pPr>
+      <w:r>
+        <w:rPr>
+          <w:lang w:val="en-US"/>
+        </w:rPr>
+        <w:t>Schulleben</w:t>
+      </w:r>
+    </w:p>
+    <w:p xmlns:wp14="http://schemas.microsoft.com/office/word/2010/wordml" wp14:textId="77777777">
       <w:pPr>
         <w:pStyle w:val="Heading3"/>
       </w:pPr>
       <w:r>
-        <w:t xml:space="preserve">Abenteuer Natur: Spielen, Entdecken, Lernen – Die AG der Grundschule Hardt</w:t>
-      </w:r>
-    </w:p>
-    <w:p>
+        <w:rPr>
+          <w:lang w:val="en-US"/>
+        </w:rPr>
+        <w:t>Abenteuer</w:t>
+      </w:r>
+      <w:r>
+        <w:rPr>
+          <w:lang w:val="en-US"/>
+        </w:rPr>
+        <w:t xml:space="preserve"> </w:t>
+      </w:r>
+      <w:r>
+        <w:rPr>
+          <w:lang w:val="en-US"/>
+        </w:rPr>
+        <w:t>Natur</w:t>
+      </w:r>
+      <w:r>
+        <w:rPr>
+          <w:lang w:val="en-US"/>
+        </w:rPr>
+        <w:t xml:space="preserve">: </w:t>
+      </w:r>
+      <w:r>
+        <w:rPr>
+          <w:lang w:val="en-US"/>
+        </w:rPr>
+        <w:t>Spielen</w:t>
+      </w:r>
+      <w:r>
+        <w:rPr>
+          <w:lang w:val="en-US"/>
+        </w:rPr>
+        <w:t xml:space="preserve">, </w:t>
+      </w:r>
+      <w:r>
+        <w:rPr>
+          <w:lang w:val="en-US"/>
+        </w:rPr>
+        <w:t>Entdecken</w:t>
+      </w:r>
+      <w:r>
+        <w:rPr>
+          <w:lang w:val="en-US"/>
+        </w:rPr>
+        <w:t xml:space="preserve">, </w:t>
+      </w:r>
+      <w:r>
+        <w:rPr>
+          <w:lang w:val="en-US"/>
+        </w:rPr>
+        <w:t>Lernen</w:t>
+      </w:r>
+      <w:r>
+        <w:rPr>
+          <w:lang w:val="en-US"/>
+        </w:rPr>
+        <w:t xml:space="preserve"> – Die AG der </w:t>
+      </w:r>
+      <w:r>
+        <w:rPr>
+          <w:lang w:val="en-US"/>
+        </w:rPr>
+        <w:t>Grundschule</w:t>
+      </w:r>
+      <w:r>
+        <w:rPr>
+          <w:lang w:val="en-US"/>
+        </w:rPr>
+        <w:t xml:space="preserve"> Hardt</w:t>
+      </w:r>
+    </w:p>
+    <w:p xmlns:wp14="http://schemas.microsoft.com/office/word/2010/wordml" wp14:textId="77777777">
       <w:pPr>
         <w:spacing w:after="60"/>
       </w:pPr>
@@ -81,26 +630,314 @@
           <w:sz w:val="20"/>
           <w:szCs w:val="20"/>
         </w:rPr>
-        <w:t xml:space="preserve">13. März 2026</w:t>
-      </w:r>
-    </w:p>
-    <w:p>
-      <w:pPr>
+        <w:t>13. März 2026</w:t>
+      </w:r>
+    </w:p>
+    <w:p xmlns:wp14="http://schemas.microsoft.com/office/word/2010/wordml" wp14:textId="7835ACA6">
+      <w:pPr>
+        <w:pStyle w:val="Normal"/>
         <w:spacing w:after="200"/>
-      </w:pPr>
-      <w:r>
-        <w:t xml:space="preserve">Die SchülerInnen der „Spiele in der Natur-AG“ erlebten im vergangenen Halbjahr die Natur mit allen Sinnen. Passend zum Herbst und zu Halloween konnten die Kinder beim Kürbisschnitzen ihre Schnitzfertigkeiten unter Beweis stellen.</w:t>
-      </w:r>
-    </w:p>
-    <w:p>
+        <w:rPr>
+          <w:lang w:val="de-DE"/>
+        </w:rPr>
+      </w:pPr>
+      <w:r>
+        <w:rPr>
+          <w:rFonts w:ascii="Arial" w:hAnsi="Arial" w:eastAsia="Arial" w:cs="Arial"/>
+          <w:b w:val="0"/>
+          <w:bCs w:val="0"/>
+          <w:i w:val="0"/>
+          <w:iCs w:val="0"/>
+          <w:caps w:val="0"/>
+          <w:smallCaps w:val="0"/>
+          <w:noProof w:val="0"/>
+          <w:color w:val="333333"/>
+          <w:sz w:val="24"/>
+          <w:szCs w:val="24"/>
+          <w:lang w:val="de-DE"/>
+        </w:rPr>
+        <w:t xml:space="preserve">Die SchülerInnen der „Spiele in der Natur-AG“ erlebten im vergangenen Halbjahr die Natur mit allen Sinnen. Passend zum Herbst und zu Halloween konnten die Kinder beim Kürbisschnitzen ihre </w:t>
+      </w:r>
+      <w:r>
+        <w:rPr>
+          <w:rFonts w:ascii="Arial" w:hAnsi="Arial" w:eastAsia="Arial" w:cs="Arial"/>
+          <w:b w:val="0"/>
+          <w:bCs w:val="0"/>
+          <w:i w:val="0"/>
+          <w:iCs w:val="0"/>
+          <w:caps w:val="0"/>
+          <w:smallCaps w:val="0"/>
+          <w:noProof w:val="0"/>
+          <w:color w:val="333333"/>
+          <w:sz w:val="24"/>
+          <w:szCs w:val="24"/>
+          <w:lang w:val="de-DE"/>
+        </w:rPr>
+        <w:t>Schnitzfertigkeiten</w:t>
+      </w:r>
+      <w:r>
+        <w:rPr>
+          <w:rFonts w:ascii="Arial" w:hAnsi="Arial" w:eastAsia="Arial" w:cs="Arial"/>
+          <w:b w:val="0"/>
+          <w:bCs w:val="0"/>
+          <w:i w:val="0"/>
+          <w:iCs w:val="0"/>
+          <w:caps w:val="0"/>
+          <w:smallCaps w:val="0"/>
+          <w:noProof w:val="0"/>
+          <w:color w:val="333333"/>
+          <w:sz w:val="24"/>
+          <w:szCs w:val="24"/>
+          <w:lang w:val="de-DE"/>
+        </w:rPr>
+        <w:t xml:space="preserve"> unter Beweis stellen. Bei der Gestaltung der lustigen und gruseligen Gesichter war der Kreativität keine Grenze gesetzt. Dem Wald und den Tieren des Waldes auf der Spur – das konnten die Kinder beim </w:t>
+      </w:r>
+      <w:r>
+        <w:rPr>
+          <w:rFonts w:ascii="Arial" w:hAnsi="Arial" w:eastAsia="Arial" w:cs="Arial"/>
+          <w:b w:val="0"/>
+          <w:bCs w:val="0"/>
+          <w:i w:val="0"/>
+          <w:iCs w:val="0"/>
+          <w:caps w:val="0"/>
+          <w:smallCaps w:val="0"/>
+          <w:noProof w:val="0"/>
+          <w:color w:val="333333"/>
+          <w:sz w:val="24"/>
+          <w:szCs w:val="24"/>
+          <w:lang w:val="de-DE"/>
+        </w:rPr>
+        <w:t>Eichhörnchenspiel</w:t>
+      </w:r>
+      <w:r>
+        <w:rPr>
+          <w:rFonts w:ascii="Arial" w:hAnsi="Arial" w:eastAsia="Arial" w:cs="Arial"/>
+          <w:b w:val="0"/>
+          <w:bCs w:val="0"/>
+          <w:i w:val="0"/>
+          <w:iCs w:val="0"/>
+          <w:caps w:val="0"/>
+          <w:smallCaps w:val="0"/>
+          <w:noProof w:val="0"/>
+          <w:color w:val="333333"/>
+          <w:sz w:val="24"/>
+          <w:szCs w:val="24"/>
+          <w:lang w:val="de-DE"/>
+        </w:rPr>
+        <w:t xml:space="preserve"> und beim Bau von Murmelbahnen mit Naturmaterial ausleben. Mit vollem Tatendrang wurde gebaut oder es kam zu spannenden, tierischen Entdeckungen unter Wurzeln und Steinen. Bäume erspüren, passendes Material finden und Baumgesichter mit Ton gestalten war eine weitere Erfahrung, die lange im Gedächtnis blieb. Wie fühlt sich Ton an, wie kann ich ihn formen, wie unterscheidet sich die Rinde der Bäume und welche eignen sich besonders für die Baumgesichter? Auch hier zeigte sich wie fantasiereich die Kinder </w:t>
+      </w:r>
+      <w:r>
+        <w:rPr>
+          <w:rFonts w:ascii="Arial" w:hAnsi="Arial" w:eastAsia="Arial" w:cs="Arial"/>
+          <w:b w:val="0"/>
+          <w:bCs w:val="0"/>
+          <w:i w:val="0"/>
+          <w:iCs w:val="0"/>
+          <w:caps w:val="0"/>
+          <w:smallCaps w:val="0"/>
+          <w:noProof w:val="0"/>
+          <w:color w:val="333333"/>
+          <w:sz w:val="24"/>
+          <w:szCs w:val="24"/>
+          <w:lang w:val="de-DE"/>
+        </w:rPr>
+        <w:t>sind. Ihr</w:t>
+      </w:r>
+      <w:r>
+        <w:rPr>
+          <w:rFonts w:ascii="Arial" w:hAnsi="Arial" w:eastAsia="Arial" w:cs="Arial"/>
+          <w:b w:val="0"/>
+          <w:bCs w:val="0"/>
+          <w:i w:val="0"/>
+          <w:iCs w:val="0"/>
+          <w:caps w:val="0"/>
+          <w:smallCaps w:val="0"/>
+          <w:noProof w:val="0"/>
+          <w:color w:val="333333"/>
+          <w:sz w:val="24"/>
+          <w:szCs w:val="24"/>
+          <w:lang w:val="de-DE"/>
+        </w:rPr>
+        <w:t xml:space="preserve"> handwerkliches Geschick zeigten die Kinder beim Schnitzen von Waldzwergen. Mit Geduld und Feinfühligkeit wurden selbst gesammelte Äste entrindet, angespitzt und anschließend bunt </w:t>
+      </w:r>
+      <w:r>
+        <w:rPr>
+          <w:rFonts w:ascii="Arial" w:hAnsi="Arial" w:eastAsia="Arial" w:cs="Arial"/>
+          <w:b w:val="0"/>
+          <w:bCs w:val="0"/>
+          <w:i w:val="0"/>
+          <w:iCs w:val="0"/>
+          <w:caps w:val="0"/>
+          <w:smallCaps w:val="0"/>
+          <w:noProof w:val="0"/>
+          <w:color w:val="333333"/>
+          <w:sz w:val="24"/>
+          <w:szCs w:val="24"/>
+          <w:lang w:val="de-DE"/>
+        </w:rPr>
+        <w:t>bemalt. Bevor</w:t>
+      </w:r>
+      <w:r>
+        <w:rPr>
+          <w:rFonts w:ascii="Arial" w:hAnsi="Arial" w:eastAsia="Arial" w:cs="Arial"/>
+          <w:b w:val="0"/>
+          <w:bCs w:val="0"/>
+          <w:i w:val="0"/>
+          <w:iCs w:val="0"/>
+          <w:caps w:val="0"/>
+          <w:smallCaps w:val="0"/>
+          <w:noProof w:val="0"/>
+          <w:color w:val="333333"/>
+          <w:sz w:val="24"/>
+          <w:szCs w:val="24"/>
+          <w:lang w:val="de-DE"/>
+        </w:rPr>
+        <w:t xml:space="preserve"> die Winterferien </w:t>
+      </w:r>
+      <w:r>
+        <w:rPr>
+          <w:rFonts w:ascii="Arial" w:hAnsi="Arial" w:eastAsia="Arial" w:cs="Arial"/>
+          <w:b w:val="0"/>
+          <w:bCs w:val="0"/>
+          <w:i w:val="0"/>
+          <w:iCs w:val="0"/>
+          <w:caps w:val="0"/>
+          <w:smallCaps w:val="0"/>
+          <w:noProof w:val="0"/>
+          <w:color w:val="333333"/>
+          <w:sz w:val="24"/>
+          <w:szCs w:val="24"/>
+          <w:lang w:val="de-DE"/>
+        </w:rPr>
+        <w:t>starteten</w:t>
+      </w:r>
+      <w:r>
+        <w:rPr>
+          <w:rFonts w:ascii="Arial" w:hAnsi="Arial" w:eastAsia="Arial" w:cs="Arial"/>
+          <w:b w:val="0"/>
+          <w:bCs w:val="0"/>
+          <w:i w:val="0"/>
+          <w:iCs w:val="0"/>
+          <w:caps w:val="0"/>
+          <w:smallCaps w:val="0"/>
+          <w:noProof w:val="0"/>
+          <w:color w:val="333333"/>
+          <w:sz w:val="24"/>
+          <w:szCs w:val="24"/>
+          <w:lang w:val="de-DE"/>
+        </w:rPr>
+        <w:t xml:space="preserve"> durften die Kinder bei einer Waldsuche ihre Entdeckerfreude beim Rätseln und Aufgaben lösen, testen. Ein kleiner Schatz am Ende, zauberte den Kindern ein Lächeln ins </w:t>
+      </w:r>
+      <w:r>
+        <w:rPr>
+          <w:rFonts w:ascii="Arial" w:hAnsi="Arial" w:eastAsia="Arial" w:cs="Arial"/>
+          <w:b w:val="0"/>
+          <w:bCs w:val="0"/>
+          <w:i w:val="0"/>
+          <w:iCs w:val="0"/>
+          <w:caps w:val="0"/>
+          <w:smallCaps w:val="0"/>
+          <w:noProof w:val="0"/>
+          <w:color w:val="333333"/>
+          <w:sz w:val="24"/>
+          <w:szCs w:val="24"/>
+          <w:lang w:val="de-DE"/>
+        </w:rPr>
+        <w:t>Gesicht. Den</w:t>
+      </w:r>
+      <w:r>
+        <w:rPr>
+          <w:rFonts w:ascii="Arial" w:hAnsi="Arial" w:eastAsia="Arial" w:cs="Arial"/>
+          <w:b w:val="0"/>
+          <w:bCs w:val="0"/>
+          <w:i w:val="0"/>
+          <w:iCs w:val="0"/>
+          <w:caps w:val="0"/>
+          <w:smallCaps w:val="0"/>
+          <w:noProof w:val="0"/>
+          <w:color w:val="333333"/>
+          <w:sz w:val="24"/>
+          <w:szCs w:val="24"/>
+          <w:lang w:val="de-DE"/>
+        </w:rPr>
+        <w:t xml:space="preserve"> Winter, die Kälte und die ruhende Natur erlebten die Kinder beim Eis-Spaziergang. Hier konnten sie erfahren, wie schwer es ist, zentimeterdickes Eis zu zerbrechen, wie es sich anhört, wenn es unter den Füßen bricht und fühlen, wie kalt, schwer und beeindruckend Eisschollen sein </w:t>
+      </w:r>
+      <w:r>
+        <w:rPr>
+          <w:rFonts w:ascii="Arial" w:hAnsi="Arial" w:eastAsia="Arial" w:cs="Arial"/>
+          <w:b w:val="0"/>
+          <w:bCs w:val="0"/>
+          <w:i w:val="0"/>
+          <w:iCs w:val="0"/>
+          <w:caps w:val="0"/>
+          <w:smallCaps w:val="0"/>
+          <w:noProof w:val="0"/>
+          <w:color w:val="333333"/>
+          <w:sz w:val="24"/>
+          <w:szCs w:val="24"/>
+          <w:lang w:val="de-DE"/>
+        </w:rPr>
+        <w:t>können. Zum</w:t>
+      </w:r>
+      <w:r>
+        <w:rPr>
+          <w:rFonts w:ascii="Calibri" w:hAnsi="Calibri" w:eastAsia="Calibri" w:cs="Calibri"/>
+          <w:b w:val="0"/>
+          <w:bCs w:val="0"/>
+          <w:i w:val="0"/>
+          <w:iCs w:val="0"/>
+          <w:caps w:val="0"/>
+          <w:smallCaps w:val="0"/>
+          <w:noProof w:val="0"/>
+          <w:color w:val="333333"/>
+          <w:sz w:val="28"/>
+          <w:szCs w:val="28"/>
+          <w:lang w:val="de-DE"/>
+        </w:rPr>
+        <w:t xml:space="preserve"> </w:t>
+      </w:r>
+      <w:r>
+        <w:rPr>
+          <w:rFonts w:ascii="Arial" w:hAnsi="Arial" w:eastAsia="Arial" w:cs="Arial"/>
+          <w:b w:val="0"/>
+          <w:bCs w:val="0"/>
+          <w:i w:val="0"/>
+          <w:iCs w:val="0"/>
+          <w:caps w:val="0"/>
+          <w:smallCaps w:val="0"/>
+          <w:noProof w:val="0"/>
+          <w:color w:val="333333"/>
+          <w:sz w:val="24"/>
+          <w:szCs w:val="24"/>
+          <w:lang w:val="de-DE"/>
+        </w:rPr>
+        <w:t>Abschluss der AG-Zeit konnten die Kinder ein weiteres Naturelement bestaunen: Feuer. Beim gemeinsamen Entfachen des Feuers und der Zubereitung von Popcorn waren die Kinder im wahrsten Sinne des Wortes Feuer und Flamme. Auch das gemeinsame Spiel und damit einhergehend soziales Miteinander, Teamfähigkeit und Rücksichtnahme kam nicht zu kurz. So erfuhren die Kinder eine abwechslungsreiche AG-Zeit voller spannender Naturerfahrungen, um so Vertrauen in die eigenen Fähigkeiten zu entwickeln</w:t>
+      </w:r>
+      <w:r>
+        <w:rPr>
+          <w:lang w:val="de-DE"/>
+        </w:rPr>
+        <w:t>.</w:t>
+      </w:r>
+    </w:p>
+    <w:p xmlns:wp14="http://schemas.microsoft.com/office/word/2010/wordml" wp14:textId="77777777">
       <w:pPr>
         <w:pStyle w:val="Heading3"/>
       </w:pPr>
       <w:r>
-        <w:t xml:space="preserve">Einschulungsfeier Klasse 1</w:t>
-      </w:r>
-    </w:p>
-    <w:p>
+        <w:rPr>
+          <w:lang w:val="en-US"/>
+        </w:rPr>
+        <w:t>Einschulungsfeier</w:t>
+      </w:r>
+      <w:r>
+        <w:rPr>
+          <w:lang w:val="en-US"/>
+        </w:rPr>
+        <w:t xml:space="preserve"> Klasse 1</w:t>
+      </w:r>
+    </w:p>
+    <w:p xmlns:wp14="http://schemas.microsoft.com/office/word/2010/wordml" wp14:textId="77777777">
       <w:pPr>
         <w:spacing w:after="60"/>
       </w:pPr>
@@ -113,23 +950,338 @@
         <w:t xml:space="preserve">19. September 2025</w:t>
       </w:r>
     </w:p>
-    <w:p>
+    <w:p xmlns:wp14="http://schemas.microsoft.com/office/word/2010/wordml" wp14:textId="77777777">
       <w:pPr>
         <w:spacing w:after="200"/>
       </w:pPr>
       <w:r>
-        <w:t xml:space="preserve">Am 18. September wurden 21 neue Erstklässler im Rahmen einer tollen Aufnahmefeier eingeschult. Nach der Begrüßung durch die Schulleiterin Frau Schlienz, überraschte die Klasse 4 die neuen Schulkinder mit ihrem Theaterstück „Der Grüffelo“.</w:t>
-      </w:r>
-    </w:p>
-    <w:p>
+        <w:rPr>
+          <w:lang w:val="en-US"/>
+        </w:rPr>
+        <w:t xml:space="preserve">Am 18. September </w:t>
+      </w:r>
+      <w:r>
+        <w:rPr>
+          <w:lang w:val="en-US"/>
+        </w:rPr>
+        <w:t>wurden</w:t>
+      </w:r>
+      <w:r>
+        <w:rPr>
+          <w:lang w:val="en-US"/>
+        </w:rPr>
+        <w:t xml:space="preserve"> 21 </w:t>
+      </w:r>
+      <w:r>
+        <w:rPr>
+          <w:lang w:val="en-US"/>
+        </w:rPr>
+        <w:t>neue</w:t>
+      </w:r>
+      <w:r>
+        <w:rPr>
+          <w:lang w:val="en-US"/>
+        </w:rPr>
+        <w:t xml:space="preserve"> </w:t>
+      </w:r>
+      <w:r>
+        <w:rPr>
+          <w:lang w:val="en-US"/>
+        </w:rPr>
+        <w:t>Erstklässler</w:t>
+      </w:r>
+      <w:r>
+        <w:rPr>
+          <w:lang w:val="en-US"/>
+        </w:rPr>
+        <w:t xml:space="preserve"> </w:t>
+      </w:r>
+      <w:r>
+        <w:rPr>
+          <w:lang w:val="en-US"/>
+        </w:rPr>
+        <w:t>im</w:t>
+      </w:r>
+      <w:r>
+        <w:rPr>
+          <w:lang w:val="en-US"/>
+        </w:rPr>
+        <w:t xml:space="preserve"> Rahmen </w:t>
+      </w:r>
+      <w:r>
+        <w:rPr>
+          <w:lang w:val="en-US"/>
+        </w:rPr>
+        <w:t>einer</w:t>
+      </w:r>
+      <w:r>
+        <w:rPr>
+          <w:lang w:val="en-US"/>
+        </w:rPr>
+        <w:t xml:space="preserve"> </w:t>
+      </w:r>
+      <w:r>
+        <w:rPr>
+          <w:lang w:val="en-US"/>
+        </w:rPr>
+        <w:t>tollen</w:t>
+      </w:r>
+      <w:r>
+        <w:rPr>
+          <w:lang w:val="en-US"/>
+        </w:rPr>
+        <w:t xml:space="preserve"> </w:t>
+      </w:r>
+      <w:r>
+        <w:rPr>
+          <w:lang w:val="en-US"/>
+        </w:rPr>
+        <w:t>Aufnahmefeier</w:t>
+      </w:r>
+      <w:r>
+        <w:rPr>
+          <w:lang w:val="en-US"/>
+        </w:rPr>
+        <w:t xml:space="preserve"> </w:t>
+      </w:r>
+      <w:r>
+        <w:rPr>
+          <w:lang w:val="en-US"/>
+        </w:rPr>
+        <w:t>eingeschult</w:t>
+      </w:r>
+      <w:r>
+        <w:rPr>
+          <w:lang w:val="en-US"/>
+        </w:rPr>
+        <w:t xml:space="preserve">. Nach der </w:t>
+      </w:r>
+      <w:r>
+        <w:rPr>
+          <w:lang w:val="en-US"/>
+        </w:rPr>
+        <w:t>Begrüßung</w:t>
+      </w:r>
+      <w:r>
+        <w:rPr>
+          <w:lang w:val="en-US"/>
+        </w:rPr>
+        <w:t xml:space="preserve"> </w:t>
+      </w:r>
+      <w:r>
+        <w:rPr>
+          <w:lang w:val="en-US"/>
+        </w:rPr>
+        <w:t>durch</w:t>
+      </w:r>
+      <w:r>
+        <w:rPr>
+          <w:lang w:val="en-US"/>
+        </w:rPr>
+        <w:t xml:space="preserve"> die </w:t>
+      </w:r>
+      <w:r>
+        <w:rPr>
+          <w:lang w:val="en-US"/>
+        </w:rPr>
+        <w:t>Schulleiterin</w:t>
+      </w:r>
+      <w:r>
+        <w:rPr>
+          <w:lang w:val="en-US"/>
+        </w:rPr>
+        <w:t xml:space="preserve"> Frau Schlienz, </w:t>
+      </w:r>
+      <w:r>
+        <w:rPr>
+          <w:lang w:val="en-US"/>
+        </w:rPr>
+        <w:t>überraschte</w:t>
+      </w:r>
+      <w:r>
+        <w:rPr>
+          <w:lang w:val="en-US"/>
+        </w:rPr>
+        <w:t xml:space="preserve"> die Klasse 4 die </w:t>
+      </w:r>
+      <w:r>
+        <w:rPr>
+          <w:lang w:val="en-US"/>
+        </w:rPr>
+        <w:t>neuen</w:t>
+      </w:r>
+      <w:r>
+        <w:rPr>
+          <w:lang w:val="en-US"/>
+        </w:rPr>
+        <w:t xml:space="preserve"> </w:t>
+      </w:r>
+      <w:r>
+        <w:rPr>
+          <w:lang w:val="en-US"/>
+        </w:rPr>
+        <w:t>Schulkinder</w:t>
+      </w:r>
+      <w:r>
+        <w:rPr>
+          <w:lang w:val="en-US"/>
+        </w:rPr>
+        <w:t xml:space="preserve"> </w:t>
+      </w:r>
+      <w:r>
+        <w:rPr>
+          <w:lang w:val="en-US"/>
+        </w:rPr>
+        <w:t>mit</w:t>
+      </w:r>
+      <w:r>
+        <w:rPr>
+          <w:lang w:val="en-US"/>
+        </w:rPr>
+        <w:t xml:space="preserve"> </w:t>
+      </w:r>
+      <w:r>
+        <w:rPr>
+          <w:lang w:val="en-US"/>
+        </w:rPr>
+        <w:t>ihrem</w:t>
+      </w:r>
+      <w:r>
+        <w:rPr>
+          <w:lang w:val="en-US"/>
+        </w:rPr>
+        <w:t xml:space="preserve"> </w:t>
+      </w:r>
+      <w:r>
+        <w:rPr>
+          <w:lang w:val="en-US"/>
+        </w:rPr>
+        <w:t>Theaterstück</w:t>
+      </w:r>
+      <w:r>
+        <w:rPr>
+          <w:lang w:val="en-US"/>
+        </w:rPr>
+        <w:t xml:space="preserve"> „Der </w:t>
+      </w:r>
+      <w:r>
+        <w:rPr>
+          <w:lang w:val="en-US"/>
+        </w:rPr>
+        <w:t>Grüffelo</w:t>
+      </w:r>
+      <w:r>
+        <w:rPr>
+          <w:lang w:val="en-US"/>
+        </w:rPr>
+        <w:t>“.</w:t>
+      </w:r>
+    </w:p>
+    <w:p xmlns:wp14="http://schemas.microsoft.com/office/word/2010/wordml" wp14:textId="77777777">
       <w:pPr>
         <w:pStyle w:val="Heading3"/>
-      </w:pPr>
-      <w:r>
-        <w:t xml:space="preserve">Die Natur-erleben-AG zu Besuch beim Imker im Weltgarten</w:t>
-      </w:r>
-    </w:p>
-    <w:p>
+        <w:rPr>
+          <w:lang w:val="en-US"/>
+        </w:rPr>
+      </w:pPr>
+      <w:r>
+        <w:rPr>
+          <w:lang w:val="en-US"/>
+        </w:rPr>
+        <w:t xml:space="preserve">Die </w:t>
+      </w:r>
+      <w:r>
+        <w:rPr>
+          <w:lang w:val="en-US"/>
+        </w:rPr>
+        <w:t>Natur</w:t>
+      </w:r>
+      <w:r>
+        <w:rPr>
+          <w:lang w:val="en-US"/>
+        </w:rPr>
+        <w:t>-</w:t>
+      </w:r>
+      <w:r>
+        <w:rPr>
+          <w:lang w:val="en-US"/>
+        </w:rPr>
+        <w:t>erleben</w:t>
+      </w:r>
+      <w:r>
+        <w:rPr>
+          <w:lang w:val="en-US"/>
+        </w:rPr>
+        <w:t xml:space="preserve">-AG </w:t>
+      </w:r>
+      <w:r>
+        <w:rPr>
+          <w:lang w:val="en-US"/>
+        </w:rPr>
+        <w:t>zu</w:t>
+      </w:r>
+      <w:r>
+        <w:rPr>
+          <w:lang w:val="en-US"/>
+        </w:rPr>
+        <w:t xml:space="preserve"> </w:t>
+      </w:r>
+      <w:r>
+        <w:rPr>
+          <w:lang w:val="en-US"/>
+        </w:rPr>
+        <w:t>Besuch</w:t>
+      </w:r>
+      <w:r>
+        <w:rPr>
+          <w:lang w:val="en-US"/>
+        </w:rPr>
+        <w:t xml:space="preserve"> </w:t>
+      </w:r>
+      <w:r>
+        <w:rPr>
+          <w:lang w:val="en-US"/>
+        </w:rPr>
+        <w:t>beim</w:t>
+      </w:r>
+      <w:r>
+        <w:rPr>
+          <w:lang w:val="en-US"/>
+        </w:rPr>
+        <w:t xml:space="preserve"> </w:t>
+      </w:r>
+      <w:r>
+        <w:rPr>
+          <w:lang w:val="en-US"/>
+        </w:rPr>
+        <w:t>Imker</w:t>
+      </w:r>
+      <w:r>
+        <w:rPr>
+          <w:lang w:val="en-US"/>
+        </w:rPr>
+        <w:t xml:space="preserve"> </w:t>
+      </w:r>
+      <w:r>
+        <w:rPr>
+          <w:lang w:val="en-US"/>
+        </w:rPr>
+        <w:t>im</w:t>
+      </w:r>
+      <w:r>
+        <w:rPr>
+          <w:lang w:val="en-US"/>
+        </w:rPr>
+        <w:t xml:space="preserve"> </w:t>
+      </w:r>
+      <w:r>
+        <w:rPr>
+          <w:lang w:val="en-US"/>
+        </w:rPr>
+        <w:t>Weltgarten</w:t>
+      </w:r>
+    </w:p>
+    <w:p xmlns:wp14="http://schemas.microsoft.com/office/word/2010/wordml" wp14:textId="77777777">
       <w:pPr>
         <w:spacing w:after="60"/>
       </w:pPr>
@@ -142,23 +1294,239 @@
         <w:t xml:space="preserve">20. März 2025</w:t>
       </w:r>
     </w:p>
-    <w:p>
+    <w:p xmlns:wp14="http://schemas.microsoft.com/office/word/2010/wordml" wp14:textId="77777777">
       <w:pPr>
         <w:spacing w:after="200"/>
       </w:pPr>
       <w:r>
-        <w:t xml:space="preserve">Am 19.3. wurden die Schülerinnen und Schüler während der Natur-erleben-AG von Imker Wolfgang Dahnke umfassend über die spannenden Vorgänge, die sich innerhalb eines Bienenjahres ereignen, informiert.</w:t>
-      </w:r>
-    </w:p>
-    <w:p>
+        <w:rPr>
+          <w:lang w:val="en-US"/>
+        </w:rPr>
+        <w:t xml:space="preserve">Am 19.3. </w:t>
+      </w:r>
+      <w:r>
+        <w:rPr>
+          <w:lang w:val="en-US"/>
+        </w:rPr>
+        <w:t>wurden</w:t>
+      </w:r>
+      <w:r>
+        <w:rPr>
+          <w:lang w:val="en-US"/>
+        </w:rPr>
+        <w:t xml:space="preserve"> die </w:t>
+      </w:r>
+      <w:r>
+        <w:rPr>
+          <w:lang w:val="en-US"/>
+        </w:rPr>
+        <w:t>Schülerinnen</w:t>
+      </w:r>
+      <w:r>
+        <w:rPr>
+          <w:lang w:val="en-US"/>
+        </w:rPr>
+        <w:t xml:space="preserve"> und Schüler </w:t>
+      </w:r>
+      <w:r>
+        <w:rPr>
+          <w:lang w:val="en-US"/>
+        </w:rPr>
+        <w:t>während</w:t>
+      </w:r>
+      <w:r>
+        <w:rPr>
+          <w:lang w:val="en-US"/>
+        </w:rPr>
+        <w:t xml:space="preserve"> der </w:t>
+      </w:r>
+      <w:r>
+        <w:rPr>
+          <w:lang w:val="en-US"/>
+        </w:rPr>
+        <w:t>Natur</w:t>
+      </w:r>
+      <w:r>
+        <w:rPr>
+          <w:lang w:val="en-US"/>
+        </w:rPr>
+        <w:t>-</w:t>
+      </w:r>
+      <w:r>
+        <w:rPr>
+          <w:lang w:val="en-US"/>
+        </w:rPr>
+        <w:t>erleben</w:t>
+      </w:r>
+      <w:r>
+        <w:rPr>
+          <w:lang w:val="en-US"/>
+        </w:rPr>
+        <w:t xml:space="preserve">-AG von </w:t>
+      </w:r>
+      <w:r>
+        <w:rPr>
+          <w:lang w:val="en-US"/>
+        </w:rPr>
+        <w:t>Imker</w:t>
+      </w:r>
+      <w:r>
+        <w:rPr>
+          <w:lang w:val="en-US"/>
+        </w:rPr>
+        <w:t xml:space="preserve"> Wolfgang Dahnke </w:t>
+      </w:r>
+      <w:r>
+        <w:rPr>
+          <w:lang w:val="en-US"/>
+        </w:rPr>
+        <w:t>umfassend</w:t>
+      </w:r>
+      <w:r>
+        <w:rPr>
+          <w:lang w:val="en-US"/>
+        </w:rPr>
+        <w:t xml:space="preserve"> </w:t>
+      </w:r>
+      <w:r>
+        <w:rPr>
+          <w:lang w:val="en-US"/>
+        </w:rPr>
+        <w:t>über</w:t>
+      </w:r>
+      <w:r>
+        <w:rPr>
+          <w:lang w:val="en-US"/>
+        </w:rPr>
+        <w:t xml:space="preserve"> die </w:t>
+      </w:r>
+      <w:r>
+        <w:rPr>
+          <w:lang w:val="en-US"/>
+        </w:rPr>
+        <w:t>spannenden</w:t>
+      </w:r>
+      <w:r>
+        <w:rPr>
+          <w:lang w:val="en-US"/>
+        </w:rPr>
+        <w:t xml:space="preserve"> </w:t>
+      </w:r>
+      <w:r>
+        <w:rPr>
+          <w:lang w:val="en-US"/>
+        </w:rPr>
+        <w:t>Vorgänge</w:t>
+      </w:r>
+      <w:r>
+        <w:rPr>
+          <w:lang w:val="en-US"/>
+        </w:rPr>
+        <w:t xml:space="preserve">, die </w:t>
+      </w:r>
+      <w:r>
+        <w:rPr>
+          <w:lang w:val="en-US"/>
+        </w:rPr>
+        <w:t>sich</w:t>
+      </w:r>
+      <w:r>
+        <w:rPr>
+          <w:lang w:val="en-US"/>
+        </w:rPr>
+        <w:t xml:space="preserve"> </w:t>
+      </w:r>
+      <w:r>
+        <w:rPr>
+          <w:lang w:val="en-US"/>
+        </w:rPr>
+        <w:t>innerhalb</w:t>
+      </w:r>
+      <w:r>
+        <w:rPr>
+          <w:lang w:val="en-US"/>
+        </w:rPr>
+        <w:t xml:space="preserve"> </w:t>
+      </w:r>
+      <w:r>
+        <w:rPr>
+          <w:lang w:val="en-US"/>
+        </w:rPr>
+        <w:t>eines</w:t>
+      </w:r>
+      <w:r>
+        <w:rPr>
+          <w:lang w:val="en-US"/>
+        </w:rPr>
+        <w:t xml:space="preserve"> </w:t>
+      </w:r>
+      <w:r>
+        <w:rPr>
+          <w:lang w:val="en-US"/>
+        </w:rPr>
+        <w:t>Bienenjahres</w:t>
+      </w:r>
+      <w:r>
+        <w:rPr>
+          <w:lang w:val="en-US"/>
+        </w:rPr>
+        <w:t xml:space="preserve"> </w:t>
+      </w:r>
+      <w:r>
+        <w:rPr>
+          <w:lang w:val="en-US"/>
+        </w:rPr>
+        <w:t>ereignen</w:t>
+      </w:r>
+      <w:r>
+        <w:rPr>
+          <w:lang w:val="en-US"/>
+        </w:rPr>
+        <w:t xml:space="preserve">, </w:t>
+      </w:r>
+      <w:r>
+        <w:rPr>
+          <w:lang w:val="en-US"/>
+        </w:rPr>
+        <w:t>informiert</w:t>
+      </w:r>
+      <w:r>
+        <w:rPr>
+          <w:lang w:val="en-US"/>
+        </w:rPr>
+        <w:t>.</w:t>
+      </w:r>
+    </w:p>
+    <w:p xmlns:wp14="http://schemas.microsoft.com/office/word/2010/wordml" wp14:textId="77777777">
       <w:pPr>
         <w:pStyle w:val="Heading3"/>
       </w:pPr>
       <w:r>
-        <w:t xml:space="preserve">Ausflug ins Schullandheim der Klasse 4</w:t>
-      </w:r>
-    </w:p>
-    <w:p>
+        <w:rPr>
+          <w:lang w:val="en-US"/>
+        </w:rPr>
+        <w:t>Ausflug</w:t>
+      </w:r>
+      <w:r>
+        <w:rPr>
+          <w:lang w:val="en-US"/>
+        </w:rPr>
+        <w:t xml:space="preserve"> ins </w:t>
+      </w:r>
+      <w:r>
+        <w:rPr>
+          <w:lang w:val="en-US"/>
+        </w:rPr>
+        <w:t>Schullandheim</w:t>
+      </w:r>
+      <w:r>
+        <w:rPr>
+          <w:lang w:val="en-US"/>
+        </w:rPr>
+        <w:t xml:space="preserve"> der Klasse 4</w:t>
+      </w:r>
+    </w:p>
+    <w:p xmlns:wp14="http://schemas.microsoft.com/office/word/2010/wordml" wp14:textId="77777777">
       <w:pPr>
         <w:spacing w:after="60"/>
       </w:pPr>
@@ -171,23 +1539,251 @@
         <w:t xml:space="preserve">19. März 2025</w:t>
       </w:r>
     </w:p>
-    <w:p>
+    <w:p xmlns:wp14="http://schemas.microsoft.com/office/word/2010/wordml" wp14:textId="77777777">
       <w:pPr>
         <w:spacing w:after="200"/>
       </w:pPr>
       <w:r>
-        <w:t xml:space="preserve">Vom 17. auf den 18.3. verbrachte die Klasse 4 eine Nacht in der Jugendherberge in Hohenstaufen. Schon bei der Anfahrt kamen einige Schülerinnen und Schüler ins Staunen, als sich das gewaltige Panorama der Schwäbischen Alb hinter Straßdorf zeigte.</w:t>
-      </w:r>
-    </w:p>
-    <w:p>
+        <w:rPr>
+          <w:lang w:val="en-US"/>
+        </w:rPr>
+        <w:t>Vom</w:t>
+      </w:r>
+      <w:r>
+        <w:rPr>
+          <w:lang w:val="en-US"/>
+        </w:rPr>
+        <w:t xml:space="preserve"> 17. auf den 18.3. </w:t>
+      </w:r>
+      <w:r>
+        <w:rPr>
+          <w:lang w:val="en-US"/>
+        </w:rPr>
+        <w:t>verbrachte</w:t>
+      </w:r>
+      <w:r>
+        <w:rPr>
+          <w:lang w:val="en-US"/>
+        </w:rPr>
+        <w:t xml:space="preserve"> die Klasse 4 </w:t>
+      </w:r>
+      <w:r>
+        <w:rPr>
+          <w:lang w:val="en-US"/>
+        </w:rPr>
+        <w:t>eine</w:t>
+      </w:r>
+      <w:r>
+        <w:rPr>
+          <w:lang w:val="en-US"/>
+        </w:rPr>
+        <w:t xml:space="preserve"> Nacht in der </w:t>
+      </w:r>
+      <w:r>
+        <w:rPr>
+          <w:lang w:val="en-US"/>
+        </w:rPr>
+        <w:t>Jugendherberge</w:t>
+      </w:r>
+      <w:r>
+        <w:rPr>
+          <w:lang w:val="en-US"/>
+        </w:rPr>
+        <w:t xml:space="preserve"> in Hohenstaufen. Schon </w:t>
+      </w:r>
+      <w:r>
+        <w:rPr>
+          <w:lang w:val="en-US"/>
+        </w:rPr>
+        <w:t>bei</w:t>
+      </w:r>
+      <w:r>
+        <w:rPr>
+          <w:lang w:val="en-US"/>
+        </w:rPr>
+        <w:t xml:space="preserve"> der </w:t>
+      </w:r>
+      <w:r>
+        <w:rPr>
+          <w:lang w:val="en-US"/>
+        </w:rPr>
+        <w:t>Anfahrt</w:t>
+      </w:r>
+      <w:r>
+        <w:rPr>
+          <w:lang w:val="en-US"/>
+        </w:rPr>
+        <w:t xml:space="preserve"> </w:t>
+      </w:r>
+      <w:r>
+        <w:rPr>
+          <w:lang w:val="en-US"/>
+        </w:rPr>
+        <w:t>kamen</w:t>
+      </w:r>
+      <w:r>
+        <w:rPr>
+          <w:lang w:val="en-US"/>
+        </w:rPr>
+        <w:t xml:space="preserve"> </w:t>
+      </w:r>
+      <w:r>
+        <w:rPr>
+          <w:lang w:val="en-US"/>
+        </w:rPr>
+        <w:t>einige</w:t>
+      </w:r>
+      <w:r>
+        <w:rPr>
+          <w:lang w:val="en-US"/>
+        </w:rPr>
+        <w:t xml:space="preserve"> </w:t>
+      </w:r>
+      <w:r>
+        <w:rPr>
+          <w:lang w:val="en-US"/>
+        </w:rPr>
+        <w:t>Schülerinnen</w:t>
+      </w:r>
+      <w:r>
+        <w:rPr>
+          <w:lang w:val="en-US"/>
+        </w:rPr>
+        <w:t xml:space="preserve"> und Schüler </w:t>
+      </w:r>
+      <w:r>
+        <w:rPr>
+          <w:lang w:val="en-US"/>
+        </w:rPr>
+        <w:t>ins</w:t>
+      </w:r>
+      <w:r>
+        <w:rPr>
+          <w:lang w:val="en-US"/>
+        </w:rPr>
+        <w:t xml:space="preserve"> </w:t>
+      </w:r>
+      <w:r>
+        <w:rPr>
+          <w:lang w:val="en-US"/>
+        </w:rPr>
+        <w:t>Staunen</w:t>
+      </w:r>
+      <w:r>
+        <w:rPr>
+          <w:lang w:val="en-US"/>
+        </w:rPr>
+        <w:t xml:space="preserve">, </w:t>
+      </w:r>
+      <w:r>
+        <w:rPr>
+          <w:lang w:val="en-US"/>
+        </w:rPr>
+        <w:t>als</w:t>
+      </w:r>
+      <w:r>
+        <w:rPr>
+          <w:lang w:val="en-US"/>
+        </w:rPr>
+        <w:t xml:space="preserve"> </w:t>
+      </w:r>
+      <w:r>
+        <w:rPr>
+          <w:lang w:val="en-US"/>
+        </w:rPr>
+        <w:t>sich</w:t>
+      </w:r>
+      <w:r>
+        <w:rPr>
+          <w:lang w:val="en-US"/>
+        </w:rPr>
+        <w:t xml:space="preserve"> das </w:t>
+      </w:r>
+      <w:r>
+        <w:rPr>
+          <w:lang w:val="en-US"/>
+        </w:rPr>
+        <w:t>gewaltige</w:t>
+      </w:r>
+      <w:r>
+        <w:rPr>
+          <w:lang w:val="en-US"/>
+        </w:rPr>
+        <w:t xml:space="preserve"> Panorama der </w:t>
+      </w:r>
+      <w:r>
+        <w:rPr>
+          <w:lang w:val="en-US"/>
+        </w:rPr>
+        <w:t>Schwäbischen</w:t>
+      </w:r>
+      <w:r>
+        <w:rPr>
+          <w:lang w:val="en-US"/>
+        </w:rPr>
+        <w:t xml:space="preserve"> Alb hinter </w:t>
+      </w:r>
+      <w:r>
+        <w:rPr>
+          <w:lang w:val="en-US"/>
+        </w:rPr>
+        <w:t>Straßdorf</w:t>
+      </w:r>
+      <w:r>
+        <w:rPr>
+          <w:lang w:val="en-US"/>
+        </w:rPr>
+        <w:t xml:space="preserve"> </w:t>
+      </w:r>
+      <w:r>
+        <w:rPr>
+          <w:lang w:val="en-US"/>
+        </w:rPr>
+        <w:t>zeigte</w:t>
+      </w:r>
+      <w:r>
+        <w:rPr>
+          <w:lang w:val="en-US"/>
+        </w:rPr>
+        <w:t>.</w:t>
+      </w:r>
+    </w:p>
+    <w:p xmlns:wp14="http://schemas.microsoft.com/office/word/2010/wordml" wp14:textId="77777777">
       <w:pPr>
         <w:pStyle w:val="Heading3"/>
       </w:pPr>
       <w:r>
-        <w:t xml:space="preserve">Tag der offenen Tür am 2. Dezember: bunt und vielfältig!</w:t>
-      </w:r>
-    </w:p>
-    <w:p>
+        <w:rPr>
+          <w:lang w:val="en-US"/>
+        </w:rPr>
+        <w:t xml:space="preserve">Tag der </w:t>
+      </w:r>
+      <w:r>
+        <w:rPr>
+          <w:lang w:val="en-US"/>
+        </w:rPr>
+        <w:t>offenen</w:t>
+      </w:r>
+      <w:r>
+        <w:rPr>
+          <w:lang w:val="en-US"/>
+        </w:rPr>
+        <w:t xml:space="preserve"> Tür am 2. Dezember: bunt und </w:t>
+      </w:r>
+      <w:r>
+        <w:rPr>
+          <w:lang w:val="en-US"/>
+        </w:rPr>
+        <w:t>vielfältig</w:t>
+      </w:r>
+      <w:r>
+        <w:rPr>
+          <w:lang w:val="en-US"/>
+        </w:rPr>
+        <w:t>!</w:t>
+      </w:r>
+    </w:p>
+    <w:p xmlns:wp14="http://schemas.microsoft.com/office/word/2010/wordml" wp14:textId="77777777">
       <w:pPr>
         <w:spacing w:after="60"/>
       </w:pPr>
@@ -200,23 +1796,347 @@
         <w:t xml:space="preserve">2. Dezember 2024</w:t>
       </w:r>
     </w:p>
-    <w:p>
+    <w:p xmlns:wp14="http://schemas.microsoft.com/office/word/2010/wordml" wp14:textId="77777777">
       <w:pPr>
         <w:spacing w:after="200"/>
       </w:pPr>
       <w:r>
-        <w:t xml:space="preserve">Mit einem spannenden und vielfältigen Programm hatten wir unsere Türen geöffnet: für interessierte Eltern, ihre Kinder und unsere Nachbarn auf dem Hardt. Zur Eröffnung tanzten fröhliche Weihnachtsmänner und -frauen, jonglierten talentierte Artisten und führten Löwen ihre Kunststücke vor.</w:t>
-      </w:r>
-    </w:p>
-    <w:p>
+        <w:rPr>
+          <w:lang w:val="en-US"/>
+        </w:rPr>
+        <w:t xml:space="preserve">Mit </w:t>
+      </w:r>
+      <w:r>
+        <w:rPr>
+          <w:lang w:val="en-US"/>
+        </w:rPr>
+        <w:t>einem</w:t>
+      </w:r>
+      <w:r>
+        <w:rPr>
+          <w:lang w:val="en-US"/>
+        </w:rPr>
+        <w:t xml:space="preserve"> </w:t>
+      </w:r>
+      <w:r>
+        <w:rPr>
+          <w:lang w:val="en-US"/>
+        </w:rPr>
+        <w:t>spannenden</w:t>
+      </w:r>
+      <w:r>
+        <w:rPr>
+          <w:lang w:val="en-US"/>
+        </w:rPr>
+        <w:t xml:space="preserve"> und </w:t>
+      </w:r>
+      <w:r>
+        <w:rPr>
+          <w:lang w:val="en-US"/>
+        </w:rPr>
+        <w:t>vielfältigen</w:t>
+      </w:r>
+      <w:r>
+        <w:rPr>
+          <w:lang w:val="en-US"/>
+        </w:rPr>
+        <w:t xml:space="preserve"> </w:t>
+      </w:r>
+      <w:r>
+        <w:rPr>
+          <w:lang w:val="en-US"/>
+        </w:rPr>
+        <w:t>Programm</w:t>
+      </w:r>
+      <w:r>
+        <w:rPr>
+          <w:lang w:val="en-US"/>
+        </w:rPr>
+        <w:t xml:space="preserve"> </w:t>
+      </w:r>
+      <w:r>
+        <w:rPr>
+          <w:lang w:val="en-US"/>
+        </w:rPr>
+        <w:t>hatten</w:t>
+      </w:r>
+      <w:r>
+        <w:rPr>
+          <w:lang w:val="en-US"/>
+        </w:rPr>
+        <w:t xml:space="preserve"> </w:t>
+      </w:r>
+      <w:r>
+        <w:rPr>
+          <w:lang w:val="en-US"/>
+        </w:rPr>
+        <w:t>wir</w:t>
+      </w:r>
+      <w:r>
+        <w:rPr>
+          <w:lang w:val="en-US"/>
+        </w:rPr>
+        <w:t xml:space="preserve"> </w:t>
+      </w:r>
+      <w:r>
+        <w:rPr>
+          <w:lang w:val="en-US"/>
+        </w:rPr>
+        <w:t>unsere</w:t>
+      </w:r>
+      <w:r>
+        <w:rPr>
+          <w:lang w:val="en-US"/>
+        </w:rPr>
+        <w:t xml:space="preserve"> </w:t>
+      </w:r>
+      <w:r>
+        <w:rPr>
+          <w:lang w:val="en-US"/>
+        </w:rPr>
+        <w:t>Türen</w:t>
+      </w:r>
+      <w:r>
+        <w:rPr>
+          <w:lang w:val="en-US"/>
+        </w:rPr>
+        <w:t xml:space="preserve"> </w:t>
+      </w:r>
+      <w:r>
+        <w:rPr>
+          <w:lang w:val="en-US"/>
+        </w:rPr>
+        <w:t>geöffnet</w:t>
+      </w:r>
+      <w:r>
+        <w:rPr>
+          <w:lang w:val="en-US"/>
+        </w:rPr>
+        <w:t xml:space="preserve">: für </w:t>
+      </w:r>
+      <w:r>
+        <w:rPr>
+          <w:lang w:val="en-US"/>
+        </w:rPr>
+        <w:t>interessierte</w:t>
+      </w:r>
+      <w:r>
+        <w:rPr>
+          <w:lang w:val="en-US"/>
+        </w:rPr>
+        <w:t xml:space="preserve"> </w:t>
+      </w:r>
+      <w:r>
+        <w:rPr>
+          <w:lang w:val="en-US"/>
+        </w:rPr>
+        <w:t>Eltern</w:t>
+      </w:r>
+      <w:r>
+        <w:rPr>
+          <w:lang w:val="en-US"/>
+        </w:rPr>
+        <w:t xml:space="preserve">, </w:t>
+      </w:r>
+      <w:r>
+        <w:rPr>
+          <w:lang w:val="en-US"/>
+        </w:rPr>
+        <w:t>ihre</w:t>
+      </w:r>
+      <w:r>
+        <w:rPr>
+          <w:lang w:val="en-US"/>
+        </w:rPr>
+        <w:t xml:space="preserve"> Kinder und </w:t>
+      </w:r>
+      <w:r>
+        <w:rPr>
+          <w:lang w:val="en-US"/>
+        </w:rPr>
+        <w:t>unsere</w:t>
+      </w:r>
+      <w:r>
+        <w:rPr>
+          <w:lang w:val="en-US"/>
+        </w:rPr>
+        <w:t xml:space="preserve"> </w:t>
+      </w:r>
+      <w:r>
+        <w:rPr>
+          <w:lang w:val="en-US"/>
+        </w:rPr>
+        <w:t>Nachbarn</w:t>
+      </w:r>
+      <w:r>
+        <w:rPr>
+          <w:lang w:val="en-US"/>
+        </w:rPr>
+        <w:t xml:space="preserve"> auf dem Hardt. Zur </w:t>
+      </w:r>
+      <w:r>
+        <w:rPr>
+          <w:lang w:val="en-US"/>
+        </w:rPr>
+        <w:t>Eröffnung</w:t>
+      </w:r>
+      <w:r>
+        <w:rPr>
+          <w:lang w:val="en-US"/>
+        </w:rPr>
+        <w:t xml:space="preserve"> </w:t>
+      </w:r>
+      <w:r>
+        <w:rPr>
+          <w:lang w:val="en-US"/>
+        </w:rPr>
+        <w:t>tanzten</w:t>
+      </w:r>
+      <w:r>
+        <w:rPr>
+          <w:lang w:val="en-US"/>
+        </w:rPr>
+        <w:t xml:space="preserve"> </w:t>
+      </w:r>
+      <w:r>
+        <w:rPr>
+          <w:lang w:val="en-US"/>
+        </w:rPr>
+        <w:t>fröhliche</w:t>
+      </w:r>
+      <w:r>
+        <w:rPr>
+          <w:lang w:val="en-US"/>
+        </w:rPr>
+        <w:t xml:space="preserve"> </w:t>
+      </w:r>
+      <w:r>
+        <w:rPr>
+          <w:lang w:val="en-US"/>
+        </w:rPr>
+        <w:t>Weihnachtsmänner</w:t>
+      </w:r>
+      <w:r>
+        <w:rPr>
+          <w:lang w:val="en-US"/>
+        </w:rPr>
+        <w:t xml:space="preserve"> und -frauen, </w:t>
+      </w:r>
+      <w:r>
+        <w:rPr>
+          <w:lang w:val="en-US"/>
+        </w:rPr>
+        <w:t>jonglierten</w:t>
+      </w:r>
+      <w:r>
+        <w:rPr>
+          <w:lang w:val="en-US"/>
+        </w:rPr>
+        <w:t xml:space="preserve"> </w:t>
+      </w:r>
+      <w:r>
+        <w:rPr>
+          <w:lang w:val="en-US"/>
+        </w:rPr>
+        <w:t>talentierte</w:t>
+      </w:r>
+      <w:r>
+        <w:rPr>
+          <w:lang w:val="en-US"/>
+        </w:rPr>
+        <w:t xml:space="preserve"> </w:t>
+      </w:r>
+      <w:r>
+        <w:rPr>
+          <w:lang w:val="en-US"/>
+        </w:rPr>
+        <w:t>Artisten</w:t>
+      </w:r>
+      <w:r>
+        <w:rPr>
+          <w:lang w:val="en-US"/>
+        </w:rPr>
+        <w:t xml:space="preserve"> und </w:t>
+      </w:r>
+      <w:r>
+        <w:rPr>
+          <w:lang w:val="en-US"/>
+        </w:rPr>
+        <w:t>führten</w:t>
+      </w:r>
+      <w:r>
+        <w:rPr>
+          <w:lang w:val="en-US"/>
+        </w:rPr>
+        <w:t xml:space="preserve"> </w:t>
+      </w:r>
+      <w:r>
+        <w:rPr>
+          <w:lang w:val="en-US"/>
+        </w:rPr>
+        <w:t>Löwen</w:t>
+      </w:r>
+      <w:r>
+        <w:rPr>
+          <w:lang w:val="en-US"/>
+        </w:rPr>
+        <w:t xml:space="preserve"> </w:t>
+      </w:r>
+      <w:r>
+        <w:rPr>
+          <w:lang w:val="en-US"/>
+        </w:rPr>
+        <w:t>ihre</w:t>
+      </w:r>
+      <w:r>
+        <w:rPr>
+          <w:lang w:val="en-US"/>
+        </w:rPr>
+        <w:t xml:space="preserve"> </w:t>
+      </w:r>
+      <w:r>
+        <w:rPr>
+          <w:lang w:val="en-US"/>
+        </w:rPr>
+        <w:t>Kunststücke</w:t>
+      </w:r>
+      <w:r>
+        <w:rPr>
+          <w:lang w:val="en-US"/>
+        </w:rPr>
+        <w:t xml:space="preserve"> </w:t>
+      </w:r>
+      <w:r>
+        <w:rPr>
+          <w:lang w:val="en-US"/>
+        </w:rPr>
+        <w:t>vor</w:t>
+      </w:r>
+      <w:r>
+        <w:rPr>
+          <w:lang w:val="en-US"/>
+        </w:rPr>
+        <w:t>.</w:t>
+      </w:r>
+    </w:p>
+    <w:p xmlns:wp14="http://schemas.microsoft.com/office/word/2010/wordml" wp14:textId="77777777">
       <w:pPr>
         <w:pStyle w:val="Heading3"/>
       </w:pPr>
       <w:r>
-        <w:t xml:space="preserve">Waldkauz Rosalie in der Klasse 2</w:t>
-      </w:r>
-    </w:p>
-    <w:p>
+        <w:rPr>
+          <w:lang w:val="en-US"/>
+        </w:rPr>
+        <w:t>Waldkauz</w:t>
+      </w:r>
+      <w:r>
+        <w:rPr>
+          <w:lang w:val="en-US"/>
+        </w:rPr>
+        <w:t xml:space="preserve"> Rosalie in der Klasse 2</w:t>
+      </w:r>
+    </w:p>
+    <w:p xmlns:wp14="http://schemas.microsoft.com/office/word/2010/wordml" wp14:textId="77777777">
       <w:pPr>
         <w:spacing w:after="60"/>
       </w:pPr>
@@ -229,15 +2149,258 @@
         <w:t xml:space="preserve">28. November 2024</w:t>
       </w:r>
     </w:p>
-    <w:p>
+    <w:p xmlns:wp14="http://schemas.microsoft.com/office/word/2010/wordml" wp14:textId="77777777">
       <w:pPr>
         <w:spacing w:after="200"/>
       </w:pPr>
       <w:r>
-        <w:t xml:space="preserve">Die Kinder der Klasse 2 trafen sich mit der Wald- und Naturpädagogin Tina Günther im bunten Herbstwald unterhalb der Grundschule Hardt. Spielend lernten die Zweitklässler das Verhalten einiger Waldtiere kurz vor den kühlen Tagen im Winter kennen.</w:t>
-      </w:r>
-    </w:p>
-    <w:p>
+        <w:rPr>
+          <w:lang w:val="en-US"/>
+        </w:rPr>
+        <w:t xml:space="preserve">Die Kinder der Klasse 2 </w:t>
+      </w:r>
+      <w:r>
+        <w:rPr>
+          <w:lang w:val="en-US"/>
+        </w:rPr>
+        <w:t>trafen</w:t>
+      </w:r>
+      <w:r>
+        <w:rPr>
+          <w:lang w:val="en-US"/>
+        </w:rPr>
+        <w:t xml:space="preserve"> </w:t>
+      </w:r>
+      <w:r>
+        <w:rPr>
+          <w:lang w:val="en-US"/>
+        </w:rPr>
+        <w:t>sich</w:t>
+      </w:r>
+      <w:r>
+        <w:rPr>
+          <w:lang w:val="en-US"/>
+        </w:rPr>
+        <w:t xml:space="preserve"> </w:t>
+      </w:r>
+      <w:r>
+        <w:rPr>
+          <w:lang w:val="en-US"/>
+        </w:rPr>
+        <w:t>mit</w:t>
+      </w:r>
+      <w:r>
+        <w:rPr>
+          <w:lang w:val="en-US"/>
+        </w:rPr>
+        <w:t xml:space="preserve"> der Wald- und </w:t>
+      </w:r>
+      <w:r>
+        <w:rPr>
+          <w:lang w:val="en-US"/>
+        </w:rPr>
+        <w:t>Naturpädagogin</w:t>
+      </w:r>
+      <w:r>
+        <w:rPr>
+          <w:lang w:val="en-US"/>
+        </w:rPr>
+        <w:t xml:space="preserve"> Tina Günther </w:t>
+      </w:r>
+      <w:r>
+        <w:rPr>
+          <w:lang w:val="en-US"/>
+        </w:rPr>
+        <w:t>im</w:t>
+      </w:r>
+      <w:r>
+        <w:rPr>
+          <w:lang w:val="en-US"/>
+        </w:rPr>
+        <w:t xml:space="preserve"> </w:t>
+      </w:r>
+      <w:r>
+        <w:rPr>
+          <w:lang w:val="en-US"/>
+        </w:rPr>
+        <w:t>bunten</w:t>
+      </w:r>
+      <w:r>
+        <w:rPr>
+          <w:lang w:val="en-US"/>
+        </w:rPr>
+        <w:t xml:space="preserve"> </w:t>
+      </w:r>
+      <w:r>
+        <w:rPr>
+          <w:lang w:val="en-US"/>
+        </w:rPr>
+        <w:t>Herbstwald</w:t>
+      </w:r>
+      <w:r>
+        <w:rPr>
+          <w:lang w:val="en-US"/>
+        </w:rPr>
+        <w:t xml:space="preserve"> </w:t>
+      </w:r>
+      <w:r>
+        <w:rPr>
+          <w:lang w:val="en-US"/>
+        </w:rPr>
+        <w:t>unterhalb</w:t>
+      </w:r>
+      <w:r>
+        <w:rPr>
+          <w:lang w:val="en-US"/>
+        </w:rPr>
+        <w:t xml:space="preserve"> der </w:t>
+      </w:r>
+      <w:r>
+        <w:rPr>
+          <w:lang w:val="en-US"/>
+        </w:rPr>
+        <w:t>Grundschule</w:t>
+      </w:r>
+      <w:r>
+        <w:rPr>
+          <w:lang w:val="en-US"/>
+        </w:rPr>
+        <w:t xml:space="preserve"> Hardt. </w:t>
+      </w:r>
+      <w:r>
+        <w:rPr>
+          <w:lang w:val="en-US"/>
+        </w:rPr>
+        <w:t>Spielend</w:t>
+      </w:r>
+      <w:r>
+        <w:rPr>
+          <w:lang w:val="en-US"/>
+        </w:rPr>
+        <w:t xml:space="preserve"> </w:t>
+      </w:r>
+      <w:r>
+        <w:rPr>
+          <w:lang w:val="en-US"/>
+        </w:rPr>
+        <w:t>lernten</w:t>
+      </w:r>
+      <w:r>
+        <w:rPr>
+          <w:lang w:val="en-US"/>
+        </w:rPr>
+        <w:t xml:space="preserve"> die </w:t>
+      </w:r>
+      <w:r>
+        <w:rPr>
+          <w:lang w:val="en-US"/>
+        </w:rPr>
+        <w:t>Zweitklässler</w:t>
+      </w:r>
+      <w:r>
+        <w:rPr>
+          <w:lang w:val="en-US"/>
+        </w:rPr>
+        <w:t xml:space="preserve"> das </w:t>
+      </w:r>
+      <w:r>
+        <w:rPr>
+          <w:lang w:val="en-US"/>
+        </w:rPr>
+        <w:t>Verhalten</w:t>
+      </w:r>
+      <w:r>
+        <w:rPr>
+          <w:lang w:val="en-US"/>
+        </w:rPr>
+        <w:t xml:space="preserve"> </w:t>
+      </w:r>
+      <w:r>
+        <w:rPr>
+          <w:lang w:val="en-US"/>
+        </w:rPr>
+        <w:t>einiger</w:t>
+      </w:r>
+      <w:r>
+        <w:rPr>
+          <w:lang w:val="en-US"/>
+        </w:rPr>
+        <w:t xml:space="preserve"> </w:t>
+      </w:r>
+      <w:r>
+        <w:rPr>
+          <w:lang w:val="en-US"/>
+        </w:rPr>
+        <w:t>Waldtiere</w:t>
+      </w:r>
+      <w:r>
+        <w:rPr>
+          <w:lang w:val="en-US"/>
+        </w:rPr>
+        <w:t xml:space="preserve"> </w:t>
+      </w:r>
+      <w:r>
+        <w:rPr>
+          <w:lang w:val="en-US"/>
+        </w:rPr>
+        <w:t>kurz</w:t>
+      </w:r>
+      <w:r>
+        <w:rPr>
+          <w:lang w:val="en-US"/>
+        </w:rPr>
+        <w:t xml:space="preserve"> </w:t>
+      </w:r>
+      <w:r>
+        <w:rPr>
+          <w:lang w:val="en-US"/>
+        </w:rPr>
+        <w:t>vor</w:t>
+      </w:r>
+      <w:r>
+        <w:rPr>
+          <w:lang w:val="en-US"/>
+        </w:rPr>
+        <w:t xml:space="preserve"> den </w:t>
+      </w:r>
+      <w:r>
+        <w:rPr>
+          <w:lang w:val="en-US"/>
+        </w:rPr>
+        <w:t>kühlen</w:t>
+      </w:r>
+      <w:r>
+        <w:rPr>
+          <w:lang w:val="en-US"/>
+        </w:rPr>
+        <w:t xml:space="preserve"> Tagen </w:t>
+      </w:r>
+      <w:r>
+        <w:rPr>
+          <w:lang w:val="en-US"/>
+        </w:rPr>
+        <w:t>im</w:t>
+      </w:r>
+      <w:r>
+        <w:rPr>
+          <w:lang w:val="en-US"/>
+        </w:rPr>
+        <w:t xml:space="preserve"> Winter </w:t>
+      </w:r>
+      <w:r>
+        <w:rPr>
+          <w:lang w:val="en-US"/>
+        </w:rPr>
+        <w:t>kennen</w:t>
+      </w:r>
+      <w:r>
+        <w:rPr>
+          <w:lang w:val="en-US"/>
+        </w:rPr>
+        <w:t>.</w:t>
+      </w:r>
+    </w:p>
+    <w:p xmlns:wp14="http://schemas.microsoft.com/office/word/2010/wordml" wp14:textId="77777777">
       <w:pPr>
         <w:pStyle w:val="Heading3"/>
       </w:pPr>
@@ -245,7 +2408,7 @@
         <w:t xml:space="preserve">Kletter-AG</w:t>
       </w:r>
     </w:p>
-    <w:p>
+    <w:p xmlns:wp14="http://schemas.microsoft.com/office/word/2010/wordml" wp14:textId="77777777">
       <w:pPr>
         <w:spacing w:after="60"/>
       </w:pPr>
@@ -258,23 +2421,335 @@
         <w:t xml:space="preserve">26. November 2024</w:t>
       </w:r>
     </w:p>
-    <w:p>
+    <w:p xmlns:wp14="http://schemas.microsoft.com/office/word/2010/wordml" wp14:textId="77777777">
       <w:pPr>
         <w:spacing w:after="200"/>
       </w:pPr>
       <w:r>
-        <w:t xml:space="preserve">Jeden Montag sind einige Kinder der Grundschule Hardt schon sehr aufgeregt – heute ist wieder Kletter-AG! Dank einer Spende der Rotarier Schwäbisch Gmünd-Rosenstein konnte die Schule 10 eigene Klettergurte anschaffen. Die Kinder der dritten und vierten Klasse laufen jeden Montag zur Pädagogischen Hochschule.</w:t>
-      </w:r>
-    </w:p>
-    <w:p>
+        <w:rPr>
+          <w:lang w:val="en-US"/>
+        </w:rPr>
+        <w:t xml:space="preserve">Jeden Montag </w:t>
+      </w:r>
+      <w:r>
+        <w:rPr>
+          <w:lang w:val="en-US"/>
+        </w:rPr>
+        <w:t>sind</w:t>
+      </w:r>
+      <w:r>
+        <w:rPr>
+          <w:lang w:val="en-US"/>
+        </w:rPr>
+        <w:t xml:space="preserve"> </w:t>
+      </w:r>
+      <w:r>
+        <w:rPr>
+          <w:lang w:val="en-US"/>
+        </w:rPr>
+        <w:t>einige</w:t>
+      </w:r>
+      <w:r>
+        <w:rPr>
+          <w:lang w:val="en-US"/>
+        </w:rPr>
+        <w:t xml:space="preserve"> Kinder der </w:t>
+      </w:r>
+      <w:r>
+        <w:rPr>
+          <w:lang w:val="en-US"/>
+        </w:rPr>
+        <w:t>Grundschule</w:t>
+      </w:r>
+      <w:r>
+        <w:rPr>
+          <w:lang w:val="en-US"/>
+        </w:rPr>
+        <w:t xml:space="preserve"> Hardt </w:t>
+      </w:r>
+      <w:r>
+        <w:rPr>
+          <w:lang w:val="en-US"/>
+        </w:rPr>
+        <w:t>schon</w:t>
+      </w:r>
+      <w:r>
+        <w:rPr>
+          <w:lang w:val="en-US"/>
+        </w:rPr>
+        <w:t xml:space="preserve"> </w:t>
+      </w:r>
+      <w:r>
+        <w:rPr>
+          <w:lang w:val="en-US"/>
+        </w:rPr>
+        <w:t>sehr</w:t>
+      </w:r>
+      <w:r>
+        <w:rPr>
+          <w:lang w:val="en-US"/>
+        </w:rPr>
+        <w:t xml:space="preserve"> </w:t>
+      </w:r>
+      <w:r>
+        <w:rPr>
+          <w:lang w:val="en-US"/>
+        </w:rPr>
+        <w:t>aufgeregt</w:t>
+      </w:r>
+      <w:r>
+        <w:rPr>
+          <w:lang w:val="en-US"/>
+        </w:rPr>
+        <w:t xml:space="preserve"> – </w:t>
+      </w:r>
+      <w:r>
+        <w:rPr>
+          <w:lang w:val="en-US"/>
+        </w:rPr>
+        <w:t>heute</w:t>
+      </w:r>
+      <w:r>
+        <w:rPr>
+          <w:lang w:val="en-US"/>
+        </w:rPr>
+        <w:t xml:space="preserve"> </w:t>
+      </w:r>
+      <w:r>
+        <w:rPr>
+          <w:lang w:val="en-US"/>
+        </w:rPr>
+        <w:t>ist</w:t>
+      </w:r>
+      <w:r>
+        <w:rPr>
+          <w:lang w:val="en-US"/>
+        </w:rPr>
+        <w:t xml:space="preserve"> </w:t>
+      </w:r>
+      <w:r>
+        <w:rPr>
+          <w:lang w:val="en-US"/>
+        </w:rPr>
+        <w:t>wieder</w:t>
+      </w:r>
+      <w:r>
+        <w:rPr>
+          <w:lang w:val="en-US"/>
+        </w:rPr>
+        <w:t xml:space="preserve"> Kletter-AG! Dank </w:t>
+      </w:r>
+      <w:r>
+        <w:rPr>
+          <w:lang w:val="en-US"/>
+        </w:rPr>
+        <w:t>einer</w:t>
+      </w:r>
+      <w:r>
+        <w:rPr>
+          <w:lang w:val="en-US"/>
+        </w:rPr>
+        <w:t xml:space="preserve"> </w:t>
+      </w:r>
+      <w:r>
+        <w:rPr>
+          <w:lang w:val="en-US"/>
+        </w:rPr>
+        <w:t>Spende</w:t>
+      </w:r>
+      <w:r>
+        <w:rPr>
+          <w:lang w:val="en-US"/>
+        </w:rPr>
+        <w:t xml:space="preserve"> der </w:t>
+      </w:r>
+      <w:r>
+        <w:rPr>
+          <w:lang w:val="en-US"/>
+        </w:rPr>
+        <w:t>Rotarier</w:t>
+      </w:r>
+      <w:r>
+        <w:rPr>
+          <w:lang w:val="en-US"/>
+        </w:rPr>
+        <w:t xml:space="preserve"> </w:t>
+      </w:r>
+      <w:r>
+        <w:rPr>
+          <w:lang w:val="en-US"/>
+        </w:rPr>
+        <w:t>Schwäbisch</w:t>
+      </w:r>
+      <w:r>
+        <w:rPr>
+          <w:lang w:val="en-US"/>
+        </w:rPr>
+        <w:t xml:space="preserve"> </w:t>
+      </w:r>
+      <w:r>
+        <w:rPr>
+          <w:lang w:val="en-US"/>
+        </w:rPr>
+        <w:t>Gmünd</w:t>
+      </w:r>
+      <w:r>
+        <w:rPr>
+          <w:lang w:val="en-US"/>
+        </w:rPr>
+        <w:t xml:space="preserve">-Rosenstein </w:t>
+      </w:r>
+      <w:r>
+        <w:rPr>
+          <w:lang w:val="en-US"/>
+        </w:rPr>
+        <w:t>konnte</w:t>
+      </w:r>
+      <w:r>
+        <w:rPr>
+          <w:lang w:val="en-US"/>
+        </w:rPr>
+        <w:t xml:space="preserve"> die Schule 10 </w:t>
+      </w:r>
+      <w:r>
+        <w:rPr>
+          <w:lang w:val="en-US"/>
+        </w:rPr>
+        <w:t>eigene</w:t>
+      </w:r>
+      <w:r>
+        <w:rPr>
+          <w:lang w:val="en-US"/>
+        </w:rPr>
+        <w:t xml:space="preserve"> </w:t>
+      </w:r>
+      <w:r>
+        <w:rPr>
+          <w:lang w:val="en-US"/>
+        </w:rPr>
+        <w:t>Klettergurte</w:t>
+      </w:r>
+      <w:r>
+        <w:rPr>
+          <w:lang w:val="en-US"/>
+        </w:rPr>
+        <w:t xml:space="preserve"> </w:t>
+      </w:r>
+      <w:r>
+        <w:rPr>
+          <w:lang w:val="en-US"/>
+        </w:rPr>
+        <w:t>anschaffen</w:t>
+      </w:r>
+      <w:r>
+        <w:rPr>
+          <w:lang w:val="en-US"/>
+        </w:rPr>
+        <w:t xml:space="preserve">. Die Kinder der </w:t>
+      </w:r>
+      <w:r>
+        <w:rPr>
+          <w:lang w:val="en-US"/>
+        </w:rPr>
+        <w:t>dritten</w:t>
+      </w:r>
+      <w:r>
+        <w:rPr>
+          <w:lang w:val="en-US"/>
+        </w:rPr>
+        <w:t xml:space="preserve"> und </w:t>
+      </w:r>
+      <w:r>
+        <w:rPr>
+          <w:lang w:val="en-US"/>
+        </w:rPr>
+        <w:t>vierten</w:t>
+      </w:r>
+      <w:r>
+        <w:rPr>
+          <w:lang w:val="en-US"/>
+        </w:rPr>
+        <w:t xml:space="preserve"> Klasse </w:t>
+      </w:r>
+      <w:r>
+        <w:rPr>
+          <w:lang w:val="en-US"/>
+        </w:rPr>
+        <w:t>laufen</w:t>
+      </w:r>
+      <w:r>
+        <w:rPr>
+          <w:lang w:val="en-US"/>
+        </w:rPr>
+        <w:t xml:space="preserve"> </w:t>
+      </w:r>
+      <w:r>
+        <w:rPr>
+          <w:lang w:val="en-US"/>
+        </w:rPr>
+        <w:t>jeden</w:t>
+      </w:r>
+      <w:r>
+        <w:rPr>
+          <w:lang w:val="en-US"/>
+        </w:rPr>
+        <w:t xml:space="preserve"> Montag </w:t>
+      </w:r>
+      <w:r>
+        <w:rPr>
+          <w:lang w:val="en-US"/>
+        </w:rPr>
+        <w:t>zur</w:t>
+      </w:r>
+      <w:r>
+        <w:rPr>
+          <w:lang w:val="en-US"/>
+        </w:rPr>
+        <w:t xml:space="preserve"> </w:t>
+      </w:r>
+      <w:r>
+        <w:rPr>
+          <w:lang w:val="en-US"/>
+        </w:rPr>
+        <w:t>Pädagogischen</w:t>
+      </w:r>
+      <w:r>
+        <w:rPr>
+          <w:lang w:val="en-US"/>
+        </w:rPr>
+        <w:t xml:space="preserve"> Hochschule.</w:t>
+      </w:r>
+    </w:p>
+    <w:p xmlns:wp14="http://schemas.microsoft.com/office/word/2010/wordml" wp14:textId="77777777">
       <w:pPr>
         <w:pStyle w:val="Heading3"/>
       </w:pPr>
       <w:r>
-        <w:t xml:space="preserve">Bundesweiter Vorlesetag am 15. November</w:t>
-      </w:r>
-    </w:p>
-    <w:p>
+        <w:rPr>
+          <w:lang w:val="en-US"/>
+        </w:rPr>
+        <w:t>Bundesweiter</w:t>
+      </w:r>
+      <w:r>
+        <w:rPr>
+          <w:lang w:val="en-US"/>
+        </w:rPr>
+        <w:t xml:space="preserve"> </w:t>
+      </w:r>
+      <w:r>
+        <w:rPr>
+          <w:lang w:val="en-US"/>
+        </w:rPr>
+        <w:t>Vorlesetag</w:t>
+      </w:r>
+      <w:r>
+        <w:rPr>
+          <w:lang w:val="en-US"/>
+        </w:rPr>
+        <w:t xml:space="preserve"> am 15. November</w:t>
+      </w:r>
+    </w:p>
+    <w:p xmlns:wp14="http://schemas.microsoft.com/office/word/2010/wordml" wp14:textId="77777777">
       <w:pPr>
         <w:spacing w:after="60"/>
       </w:pPr>
@@ -287,23 +2762,176 @@
         <w:t xml:space="preserve">15. November 2024</w:t>
       </w:r>
     </w:p>
-    <w:p>
+    <w:p xmlns:wp14="http://schemas.microsoft.com/office/word/2010/wordml" wp14:textId="77777777">
       <w:pPr>
         <w:spacing w:after="200"/>
       </w:pPr>
       <w:r>
-        <w:t xml:space="preserve">Frau Birgit Klaus von der Deutschen Bahn las den Kindern der Klasse 2 das Buch „Pabbou und die Traumnuss des Siebenschläfers“ vor. Ein Bilderbuch über eine Reise in die Tierwelt des Winterschlafs.</w:t>
-      </w:r>
-    </w:p>
-    <w:p>
+        <w:rPr>
+          <w:lang w:val="en-US"/>
+        </w:rPr>
+        <w:t xml:space="preserve">Frau Birgit Klaus von der </w:t>
+      </w:r>
+      <w:r>
+        <w:rPr>
+          <w:lang w:val="en-US"/>
+        </w:rPr>
+        <w:t>Deutschen</w:t>
+      </w:r>
+      <w:r>
+        <w:rPr>
+          <w:lang w:val="en-US"/>
+        </w:rPr>
+        <w:t xml:space="preserve"> Bahn las den </w:t>
+      </w:r>
+      <w:r>
+        <w:rPr>
+          <w:lang w:val="en-US"/>
+        </w:rPr>
+        <w:t>Kindern</w:t>
+      </w:r>
+      <w:r>
+        <w:rPr>
+          <w:lang w:val="en-US"/>
+        </w:rPr>
+        <w:t xml:space="preserve"> der Klasse 2 das Buch „</w:t>
+      </w:r>
+      <w:r>
+        <w:rPr>
+          <w:lang w:val="en-US"/>
+        </w:rPr>
+        <w:t>Pabbou</w:t>
+      </w:r>
+      <w:r>
+        <w:rPr>
+          <w:lang w:val="en-US"/>
+        </w:rPr>
+        <w:t xml:space="preserve"> und die Traumnuss des </w:t>
+      </w:r>
+      <w:r>
+        <w:rPr>
+          <w:lang w:val="en-US"/>
+        </w:rPr>
+        <w:t>Siebenschläfers</w:t>
+      </w:r>
+      <w:r>
+        <w:rPr>
+          <w:lang w:val="en-US"/>
+        </w:rPr>
+        <w:t xml:space="preserve">“ </w:t>
+      </w:r>
+      <w:r>
+        <w:rPr>
+          <w:lang w:val="en-US"/>
+        </w:rPr>
+        <w:t>vor</w:t>
+      </w:r>
+      <w:r>
+        <w:rPr>
+          <w:lang w:val="en-US"/>
+        </w:rPr>
+        <w:t xml:space="preserve">. Ein </w:t>
+      </w:r>
+      <w:r>
+        <w:rPr>
+          <w:lang w:val="en-US"/>
+        </w:rPr>
+        <w:t>Bilderbuch</w:t>
+      </w:r>
+      <w:r>
+        <w:rPr>
+          <w:lang w:val="en-US"/>
+        </w:rPr>
+        <w:t xml:space="preserve"> </w:t>
+      </w:r>
+      <w:r>
+        <w:rPr>
+          <w:lang w:val="en-US"/>
+        </w:rPr>
+        <w:t>über</w:t>
+      </w:r>
+      <w:r>
+        <w:rPr>
+          <w:lang w:val="en-US"/>
+        </w:rPr>
+        <w:t xml:space="preserve"> </w:t>
+      </w:r>
+      <w:r>
+        <w:rPr>
+          <w:lang w:val="en-US"/>
+        </w:rPr>
+        <w:t>eine</w:t>
+      </w:r>
+      <w:r>
+        <w:rPr>
+          <w:lang w:val="en-US"/>
+        </w:rPr>
+        <w:t xml:space="preserve"> Reise in die </w:t>
+      </w:r>
+      <w:r>
+        <w:rPr>
+          <w:lang w:val="en-US"/>
+        </w:rPr>
+        <w:t>Tierwelt</w:t>
+      </w:r>
+      <w:r>
+        <w:rPr>
+          <w:lang w:val="en-US"/>
+        </w:rPr>
+        <w:t xml:space="preserve"> des </w:t>
+      </w:r>
+      <w:r>
+        <w:rPr>
+          <w:lang w:val="en-US"/>
+        </w:rPr>
+        <w:t>Winterschlafs</w:t>
+      </w:r>
+      <w:r>
+        <w:rPr>
+          <w:lang w:val="en-US"/>
+        </w:rPr>
+        <w:t>.</w:t>
+      </w:r>
+    </w:p>
+    <w:p xmlns:wp14="http://schemas.microsoft.com/office/word/2010/wordml" wp14:textId="77777777">
       <w:pPr>
         <w:pStyle w:val="Heading3"/>
-      </w:pPr>
-      <w:r>
-        <w:t xml:space="preserve">Sprache lebendig erlebt</w:t>
-      </w:r>
-    </w:p>
-    <w:p>
+        <w:rPr>
+          <w:lang w:val="en-US"/>
+        </w:rPr>
+      </w:pPr>
+      <w:r>
+        <w:rPr>
+          <w:lang w:val="en-US"/>
+        </w:rPr>
+        <w:t>Sprache</w:t>
+      </w:r>
+      <w:r>
+        <w:rPr>
+          <w:lang w:val="en-US"/>
+        </w:rPr>
+        <w:t xml:space="preserve"> </w:t>
+      </w:r>
+      <w:r>
+        <w:rPr>
+          <w:lang w:val="en-US"/>
+        </w:rPr>
+        <w:t>lebendig</w:t>
+      </w:r>
+      <w:r>
+        <w:rPr>
+          <w:lang w:val="en-US"/>
+        </w:rPr>
+        <w:t xml:space="preserve"> </w:t>
+      </w:r>
+      <w:r>
+        <w:rPr>
+          <w:lang w:val="en-US"/>
+        </w:rPr>
+        <w:t>erlebt</w:t>
+      </w:r>
+    </w:p>
+    <w:p xmlns:wp14="http://schemas.microsoft.com/office/word/2010/wordml" wp14:textId="77777777">
       <w:pPr>
         <w:spacing w:after="60"/>
       </w:pPr>
@@ -316,23 +2944,251 @@
         <w:t xml:space="preserve">2. Mai 2024</w:t>
       </w:r>
     </w:p>
-    <w:p>
+    <w:p xmlns:wp14="http://schemas.microsoft.com/office/word/2010/wordml" wp14:textId="77777777">
       <w:pPr>
         <w:spacing w:after="200"/>
       </w:pPr>
       <w:r>
-        <w:t xml:space="preserve">Ganz begeistert und ganz bei der Sache waren die Erstklässler beim Mitmachtheaterstück „Ich bin eine Kratzekatze“, bei dem sie ihre Krallen ausfahren durften und Sprache wortwörtlich erlebten.</w:t>
-      </w:r>
-    </w:p>
-    <w:p>
+        <w:rPr>
+          <w:lang w:val="en-US"/>
+        </w:rPr>
+        <w:t xml:space="preserve">Ganz </w:t>
+      </w:r>
+      <w:r>
+        <w:rPr>
+          <w:lang w:val="en-US"/>
+        </w:rPr>
+        <w:t>begeistert</w:t>
+      </w:r>
+      <w:r>
+        <w:rPr>
+          <w:lang w:val="en-US"/>
+        </w:rPr>
+        <w:t xml:space="preserve"> und </w:t>
+      </w:r>
+      <w:r>
+        <w:rPr>
+          <w:lang w:val="en-US"/>
+        </w:rPr>
+        <w:t>ganz</w:t>
+      </w:r>
+      <w:r>
+        <w:rPr>
+          <w:lang w:val="en-US"/>
+        </w:rPr>
+        <w:t xml:space="preserve"> </w:t>
+      </w:r>
+      <w:r>
+        <w:rPr>
+          <w:lang w:val="en-US"/>
+        </w:rPr>
+        <w:t>bei</w:t>
+      </w:r>
+      <w:r>
+        <w:rPr>
+          <w:lang w:val="en-US"/>
+        </w:rPr>
+        <w:t xml:space="preserve"> der Sache </w:t>
+      </w:r>
+      <w:r>
+        <w:rPr>
+          <w:lang w:val="en-US"/>
+        </w:rPr>
+        <w:t>waren</w:t>
+      </w:r>
+      <w:r>
+        <w:rPr>
+          <w:lang w:val="en-US"/>
+        </w:rPr>
+        <w:t xml:space="preserve"> die </w:t>
+      </w:r>
+      <w:r>
+        <w:rPr>
+          <w:lang w:val="en-US"/>
+        </w:rPr>
+        <w:t>Erstklässler</w:t>
+      </w:r>
+      <w:r>
+        <w:rPr>
+          <w:lang w:val="en-US"/>
+        </w:rPr>
+        <w:t xml:space="preserve"> </w:t>
+      </w:r>
+      <w:r>
+        <w:rPr>
+          <w:lang w:val="en-US"/>
+        </w:rPr>
+        <w:t>beim</w:t>
+      </w:r>
+      <w:r>
+        <w:rPr>
+          <w:lang w:val="en-US"/>
+        </w:rPr>
+        <w:t xml:space="preserve"> </w:t>
+      </w:r>
+      <w:r>
+        <w:rPr>
+          <w:lang w:val="en-US"/>
+        </w:rPr>
+        <w:t>Mitmachtheaterstück</w:t>
+      </w:r>
+      <w:r>
+        <w:rPr>
+          <w:lang w:val="en-US"/>
+        </w:rPr>
+        <w:t xml:space="preserve"> „Ich bin </w:t>
+      </w:r>
+      <w:r>
+        <w:rPr>
+          <w:lang w:val="en-US"/>
+        </w:rPr>
+        <w:t>eine</w:t>
+      </w:r>
+      <w:r>
+        <w:rPr>
+          <w:lang w:val="en-US"/>
+        </w:rPr>
+        <w:t xml:space="preserve"> </w:t>
+      </w:r>
+      <w:r>
+        <w:rPr>
+          <w:lang w:val="en-US"/>
+        </w:rPr>
+        <w:t>Kratzekatze</w:t>
+      </w:r>
+      <w:r>
+        <w:rPr>
+          <w:lang w:val="en-US"/>
+        </w:rPr>
+        <w:t xml:space="preserve">“, </w:t>
+      </w:r>
+      <w:r>
+        <w:rPr>
+          <w:lang w:val="en-US"/>
+        </w:rPr>
+        <w:t>bei</w:t>
+      </w:r>
+      <w:r>
+        <w:rPr>
+          <w:lang w:val="en-US"/>
+        </w:rPr>
+        <w:t xml:space="preserve"> dem </w:t>
+      </w:r>
+      <w:r>
+        <w:rPr>
+          <w:lang w:val="en-US"/>
+        </w:rPr>
+        <w:t>sie</w:t>
+      </w:r>
+      <w:r>
+        <w:rPr>
+          <w:lang w:val="en-US"/>
+        </w:rPr>
+        <w:t xml:space="preserve"> </w:t>
+      </w:r>
+      <w:r>
+        <w:rPr>
+          <w:lang w:val="en-US"/>
+        </w:rPr>
+        <w:t>ihre</w:t>
+      </w:r>
+      <w:r>
+        <w:rPr>
+          <w:lang w:val="en-US"/>
+        </w:rPr>
+        <w:t xml:space="preserve"> </w:t>
+      </w:r>
+      <w:r>
+        <w:rPr>
+          <w:lang w:val="en-US"/>
+        </w:rPr>
+        <w:t>Krallen</w:t>
+      </w:r>
+      <w:r>
+        <w:rPr>
+          <w:lang w:val="en-US"/>
+        </w:rPr>
+        <w:t xml:space="preserve"> </w:t>
+      </w:r>
+      <w:r>
+        <w:rPr>
+          <w:lang w:val="en-US"/>
+        </w:rPr>
+        <w:t>ausfahren</w:t>
+      </w:r>
+      <w:r>
+        <w:rPr>
+          <w:lang w:val="en-US"/>
+        </w:rPr>
+        <w:t xml:space="preserve"> </w:t>
+      </w:r>
+      <w:r>
+        <w:rPr>
+          <w:lang w:val="en-US"/>
+        </w:rPr>
+        <w:t>durften</w:t>
+      </w:r>
+      <w:r>
+        <w:rPr>
+          <w:lang w:val="en-US"/>
+        </w:rPr>
+        <w:t xml:space="preserve"> und </w:t>
+      </w:r>
+      <w:r>
+        <w:rPr>
+          <w:lang w:val="en-US"/>
+        </w:rPr>
+        <w:t>Sprache</w:t>
+      </w:r>
+      <w:r>
+        <w:rPr>
+          <w:lang w:val="en-US"/>
+        </w:rPr>
+        <w:t xml:space="preserve"> </w:t>
+      </w:r>
+      <w:r>
+        <w:rPr>
+          <w:lang w:val="en-US"/>
+        </w:rPr>
+        <w:t>wortwörtlich</w:t>
+      </w:r>
+      <w:r>
+        <w:rPr>
+          <w:lang w:val="en-US"/>
+        </w:rPr>
+        <w:t xml:space="preserve"> </w:t>
+      </w:r>
+      <w:r>
+        <w:rPr>
+          <w:lang w:val="en-US"/>
+        </w:rPr>
+        <w:t>erlebten</w:t>
+      </w:r>
+      <w:r>
+        <w:rPr>
+          <w:lang w:val="en-US"/>
+        </w:rPr>
+        <w:t>.</w:t>
+      </w:r>
+    </w:p>
+    <w:p xmlns:wp14="http://schemas.microsoft.com/office/word/2010/wordml" wp14:textId="77777777">
       <w:pPr>
         <w:pStyle w:val="Heading3"/>
       </w:pPr>
       <w:r>
-        <w:t xml:space="preserve">Projekttage: Back to the roots</w:t>
-      </w:r>
-    </w:p>
-    <w:p>
+        <w:rPr>
+          <w:lang w:val="en-US"/>
+        </w:rPr>
+        <w:t>Projekttage</w:t>
+      </w:r>
+      <w:r>
+        <w:rPr>
+          <w:lang w:val="en-US"/>
+        </w:rPr>
+        <w:t>: Back to the roots</w:t>
+      </w:r>
+    </w:p>
+    <w:p xmlns:wp14="http://schemas.microsoft.com/office/word/2010/wordml" wp14:textId="77777777">
       <w:pPr>
         <w:spacing w:after="60"/>
       </w:pPr>
@@ -345,15 +3201,198 @@
         <w:t xml:space="preserve">30. April 2024</w:t>
       </w:r>
     </w:p>
-    <w:p>
+    <w:p xmlns:wp14="http://schemas.microsoft.com/office/word/2010/wordml" wp14:textId="77777777">
       <w:pPr>
         <w:spacing w:after="400"/>
       </w:pPr>
       <w:r>
-        <w:t xml:space="preserve">In der Zeit vom 16.04 bis zum 22.04.2024 hieß es für die Klasse 1b „Back to the roots“. Unter den Mottos „vom Baum zum Papier“ und „vom Schaf zur Wolle“ lernten die Kinder alte Techniken der Papierherstellung und das Waschen von Wolle kennen.</w:t>
-      </w:r>
-    </w:p>
-    <w:p>
+        <w:rPr>
+          <w:lang w:val="en-US"/>
+        </w:rPr>
+        <w:t xml:space="preserve">In der Zeit </w:t>
+      </w:r>
+      <w:r>
+        <w:rPr>
+          <w:lang w:val="en-US"/>
+        </w:rPr>
+        <w:t>vom</w:t>
+      </w:r>
+      <w:r>
+        <w:rPr>
+          <w:lang w:val="en-US"/>
+        </w:rPr>
+        <w:t xml:space="preserve"> 16.04 bis </w:t>
+      </w:r>
+      <w:r>
+        <w:rPr>
+          <w:lang w:val="en-US"/>
+        </w:rPr>
+        <w:t>zum</w:t>
+      </w:r>
+      <w:r>
+        <w:rPr>
+          <w:lang w:val="en-US"/>
+        </w:rPr>
+        <w:t xml:space="preserve"> 22.04.2024 </w:t>
+      </w:r>
+      <w:r>
+        <w:rPr>
+          <w:lang w:val="en-US"/>
+        </w:rPr>
+        <w:t>hieß</w:t>
+      </w:r>
+      <w:r>
+        <w:rPr>
+          <w:lang w:val="en-US"/>
+        </w:rPr>
+        <w:t xml:space="preserve"> es für die Klasse 1b „Back to the </w:t>
+      </w:r>
+      <w:r>
+        <w:rPr>
+          <w:lang w:val="en-US"/>
+        </w:rPr>
+        <w:t>roots“</w:t>
+      </w:r>
+      <w:r>
+        <w:rPr>
+          <w:lang w:val="en-US"/>
+        </w:rPr>
+        <w:t>. Unter den Mottos „</w:t>
+      </w:r>
+      <w:r>
+        <w:rPr>
+          <w:lang w:val="en-US"/>
+        </w:rPr>
+        <w:t>vom</w:t>
+      </w:r>
+      <w:r>
+        <w:rPr>
+          <w:lang w:val="en-US"/>
+        </w:rPr>
+        <w:t xml:space="preserve"> Baum </w:t>
+      </w:r>
+      <w:r>
+        <w:rPr>
+          <w:lang w:val="en-US"/>
+        </w:rPr>
+        <w:t>zum</w:t>
+      </w:r>
+      <w:r>
+        <w:rPr>
+          <w:lang w:val="en-US"/>
+        </w:rPr>
+        <w:t xml:space="preserve"> </w:t>
+      </w:r>
+      <w:r>
+        <w:rPr>
+          <w:lang w:val="en-US"/>
+        </w:rPr>
+        <w:t>Papier“ und</w:t>
+      </w:r>
+      <w:r>
+        <w:rPr>
+          <w:lang w:val="en-US"/>
+        </w:rPr>
+        <w:t xml:space="preserve"> „</w:t>
+      </w:r>
+      <w:r>
+        <w:rPr>
+          <w:lang w:val="en-US"/>
+        </w:rPr>
+        <w:t>vom</w:t>
+      </w:r>
+      <w:r>
+        <w:rPr>
+          <w:lang w:val="en-US"/>
+        </w:rPr>
+        <w:t xml:space="preserve"> Schaf </w:t>
+      </w:r>
+      <w:r>
+        <w:rPr>
+          <w:lang w:val="en-US"/>
+        </w:rPr>
+        <w:t>zur</w:t>
+      </w:r>
+      <w:r>
+        <w:rPr>
+          <w:lang w:val="en-US"/>
+        </w:rPr>
+        <w:t xml:space="preserve"> Wolle“ </w:t>
+      </w:r>
+      <w:r>
+        <w:rPr>
+          <w:lang w:val="en-US"/>
+        </w:rPr>
+        <w:t>lernten</w:t>
+      </w:r>
+      <w:r>
+        <w:rPr>
+          <w:lang w:val="en-US"/>
+        </w:rPr>
+        <w:t xml:space="preserve"> die Kinder </w:t>
+      </w:r>
+      <w:r>
+        <w:rPr>
+          <w:lang w:val="en-US"/>
+        </w:rPr>
+        <w:t>alte</w:t>
+      </w:r>
+      <w:r>
+        <w:rPr>
+          <w:lang w:val="en-US"/>
+        </w:rPr>
+        <w:t xml:space="preserve"> </w:t>
+      </w:r>
+      <w:r>
+        <w:rPr>
+          <w:lang w:val="en-US"/>
+        </w:rPr>
+        <w:t>Techniken</w:t>
+      </w:r>
+      <w:r>
+        <w:rPr>
+          <w:lang w:val="en-US"/>
+        </w:rPr>
+        <w:t xml:space="preserve"> der </w:t>
+      </w:r>
+      <w:r>
+        <w:rPr>
+          <w:lang w:val="en-US"/>
+        </w:rPr>
+        <w:t>Papierherstellung</w:t>
+      </w:r>
+      <w:r>
+        <w:rPr>
+          <w:lang w:val="en-US"/>
+        </w:rPr>
+        <w:t xml:space="preserve"> und das </w:t>
+      </w:r>
+      <w:r>
+        <w:rPr>
+          <w:lang w:val="en-US"/>
+        </w:rPr>
+        <w:t>Waschen</w:t>
+      </w:r>
+      <w:r>
+        <w:rPr>
+          <w:lang w:val="en-US"/>
+        </w:rPr>
+        <w:t xml:space="preserve"> von Wolle </w:t>
+      </w:r>
+      <w:r>
+        <w:rPr>
+          <w:lang w:val="en-US"/>
+        </w:rPr>
+        <w:t>kennen</w:t>
+      </w:r>
+      <w:r>
+        <w:rPr>
+          <w:lang w:val="en-US"/>
+        </w:rPr>
+        <w:t>.</w:t>
+      </w:r>
+    </w:p>
+    <w:p xmlns:wp14="http://schemas.microsoft.com/office/word/2010/wordml" wp14:textId="77777777">
       <w:pPr>
         <w:pStyle w:val="Heading2"/>
       </w:pPr>
@@ -361,119 +3400,1382 @@
         <w:t xml:space="preserve">Termine</w:t>
       </w:r>
     </w:p>
-    <w:p>
+    <w:p xmlns:wp14="http://schemas.microsoft.com/office/word/2010/wordml" wp14:textId="77777777">
       <w:pPr>
         <w:spacing w:after="80"/>
-      </w:pPr>
-      <w:r>
-        <w:t xml:space="preserve">28. März 2026 – 12. April 2026: Osterferien</w:t>
-      </w:r>
-    </w:p>
-    <w:p>
+        <w:rPr>
+          <w:lang w:val="en-US"/>
+        </w:rPr>
+      </w:pPr>
+      <w:r>
+        <w:rPr>
+          <w:lang w:val="en-US"/>
+        </w:rPr>
+        <w:t xml:space="preserve">28. März 2026 – 12. April 2026: </w:t>
+      </w:r>
+      <w:r>
+        <w:rPr>
+          <w:lang w:val="en-US"/>
+        </w:rPr>
+        <w:t>Osterferien</w:t>
+      </w:r>
+    </w:p>
+    <w:p xmlns:wp14="http://schemas.microsoft.com/office/word/2010/wordml" wp14:textId="77777777">
       <w:pPr>
         <w:spacing w:after="80"/>
-      </w:pPr>
-      <w:r>
-        <w:t xml:space="preserve">01. Mai 2026: Feiertag – Tag der Arbeit – Schule geschlossen</w:t>
-      </w:r>
-    </w:p>
-    <w:p>
+        <w:rPr>
+          <w:lang w:val="en-US"/>
+        </w:rPr>
+      </w:pPr>
+      <w:r>
+        <w:rPr>
+          <w:lang w:val="en-US"/>
+        </w:rPr>
+        <w:t xml:space="preserve">01. Mai 2026: Feiertag – Tag der Arbeit – Schule </w:t>
+      </w:r>
+      <w:r>
+        <w:rPr>
+          <w:lang w:val="en-US"/>
+        </w:rPr>
+        <w:t>geschlossen</w:t>
+      </w:r>
+    </w:p>
+    <w:p xmlns:wp14="http://schemas.microsoft.com/office/word/2010/wordml" wp14:textId="77777777">
       <w:pPr>
         <w:spacing w:after="80"/>
-      </w:pPr>
-      <w:r>
-        <w:t xml:space="preserve">14. Mai 2026: Feiertag – Christi Himmelfahrt – Schule geschlossen</w:t>
-      </w:r>
-    </w:p>
-    <w:p>
+        <w:rPr>
+          <w:lang w:val="en-US"/>
+        </w:rPr>
+      </w:pPr>
+      <w:r>
+        <w:rPr>
+          <w:lang w:val="en-US"/>
+        </w:rPr>
+        <w:t xml:space="preserve">14. Mai 2026: Feiertag – Christi </w:t>
+      </w:r>
+      <w:r>
+        <w:rPr>
+          <w:lang w:val="en-US"/>
+        </w:rPr>
+        <w:t>Himmelfahrt</w:t>
+      </w:r>
+      <w:r>
+        <w:rPr>
+          <w:lang w:val="en-US"/>
+        </w:rPr>
+        <w:t xml:space="preserve"> – Schule </w:t>
+      </w:r>
+      <w:r>
+        <w:rPr>
+          <w:lang w:val="en-US"/>
+        </w:rPr>
+        <w:t>geschlossen</w:t>
+      </w:r>
+    </w:p>
+    <w:p xmlns:wp14="http://schemas.microsoft.com/office/word/2010/wordml" wp14:textId="77777777">
       <w:pPr>
         <w:spacing w:after="80"/>
-      </w:pPr>
-      <w:r>
-        <w:t xml:space="preserve">15. Mai 2026: Beweglicher Ferientag – Schule geschlossen</w:t>
-      </w:r>
-    </w:p>
-    <w:p>
+        <w:rPr>
+          <w:lang w:val="en-US"/>
+        </w:rPr>
+      </w:pPr>
+      <w:r>
+        <w:rPr>
+          <w:lang w:val="en-US"/>
+        </w:rPr>
+        <w:t xml:space="preserve">15. Mai 2026: </w:t>
+      </w:r>
+      <w:r>
+        <w:rPr>
+          <w:lang w:val="en-US"/>
+        </w:rPr>
+        <w:t>Beweglicher</w:t>
+      </w:r>
+      <w:r>
+        <w:rPr>
+          <w:lang w:val="en-US"/>
+        </w:rPr>
+        <w:t xml:space="preserve"> </w:t>
+      </w:r>
+      <w:r>
+        <w:rPr>
+          <w:lang w:val="en-US"/>
+        </w:rPr>
+        <w:t>Ferientag</w:t>
+      </w:r>
+      <w:r>
+        <w:rPr>
+          <w:lang w:val="en-US"/>
+        </w:rPr>
+        <w:t xml:space="preserve"> – Schule </w:t>
+      </w:r>
+      <w:r>
+        <w:rPr>
+          <w:lang w:val="en-US"/>
+        </w:rPr>
+        <w:t>geschlossen</w:t>
+      </w:r>
+    </w:p>
+    <w:p xmlns:wp14="http://schemas.microsoft.com/office/word/2010/wordml" wp14:textId="77777777">
       <w:pPr>
         <w:spacing w:after="80"/>
-      </w:pPr>
-      <w:r>
-        <w:t xml:space="preserve">23. Mai 2026 – 07. Juni 2026: Pfingstferien</w:t>
-      </w:r>
-    </w:p>
-    <w:p>
+        <w:rPr>
+          <w:lang w:val="en-US"/>
+        </w:rPr>
+      </w:pPr>
+      <w:r>
+        <w:rPr>
+          <w:lang w:val="en-US"/>
+        </w:rPr>
+        <w:t xml:space="preserve">23. Mai 2026 – 07. Juni 2026: </w:t>
+      </w:r>
+      <w:r>
+        <w:rPr>
+          <w:lang w:val="en-US"/>
+        </w:rPr>
+        <w:t>Pfingstferien</w:t>
+      </w:r>
+    </w:p>
+    <w:p xmlns:wp14="http://schemas.microsoft.com/office/word/2010/wordml" wp14:textId="77777777">
       <w:pPr>
         <w:spacing w:after="80"/>
-      </w:pPr>
-      <w:r>
-        <w:t xml:space="preserve">27. Mai 2026 – 29. Mai 2026: Opferfest</w:t>
-      </w:r>
-    </w:p>
-    <w:p>
+        <w:rPr>
+          <w:lang w:val="en-US"/>
+        </w:rPr>
+      </w:pPr>
+      <w:r>
+        <w:rPr>
+          <w:lang w:val="en-US"/>
+        </w:rPr>
+        <w:t xml:space="preserve">27. Mai 2026 – 29. Mai 2026: </w:t>
+      </w:r>
+      <w:r>
+        <w:rPr>
+          <w:lang w:val="en-US"/>
+        </w:rPr>
+        <w:t>Opferfest</w:t>
+      </w:r>
+    </w:p>
+    <w:p xmlns:wp14="http://schemas.microsoft.com/office/word/2010/wordml" wp14:textId="77777777">
       <w:pPr>
         <w:spacing w:after="400"/>
-      </w:pPr>
-      <w:r>
-        <w:t xml:space="preserve">30. Juli 2026 – 13. September 2026: Sommerferien</w:t>
-      </w:r>
-    </w:p>
-    <w:p>
+        <w:rPr>
+          <w:lang w:val="en-US"/>
+        </w:rPr>
+      </w:pPr>
+      <w:r>
+        <w:rPr>
+          <w:lang w:val="en-US"/>
+        </w:rPr>
+        <w:t xml:space="preserve">30. Juli 2026 – 13. September 2026: </w:t>
+      </w:r>
+      <w:r>
+        <w:rPr>
+          <w:lang w:val="en-US"/>
+        </w:rPr>
+        <w:t>Sommerferien</w:t>
+      </w:r>
+    </w:p>
+    <w:p xmlns:wp14="http://schemas.microsoft.com/office/word/2010/wordml" wp14:textId="77777777">
       <w:pPr>
         <w:pStyle w:val="Heading2"/>
       </w:pPr>
       <w:r>
-        <w:t xml:space="preserve">Unsere Schule</w:t>
-      </w:r>
-    </w:p>
-    <w:p>
+        <w:rPr>
+          <w:lang w:val="en-US"/>
+        </w:rPr>
+        <w:t>Unsere</w:t>
+      </w:r>
+      <w:r>
+        <w:rPr>
+          <w:lang w:val="en-US"/>
+        </w:rPr>
+        <w:t xml:space="preserve"> Schule</w:t>
+      </w:r>
+    </w:p>
+    <w:p xmlns:wp14="http://schemas.microsoft.com/office/word/2010/wordml" wp14:textId="77777777">
       <w:pPr>
         <w:pStyle w:val="Heading3"/>
-      </w:pPr>
-      <w:r>
-        <w:t xml:space="preserve">Naturprofil</w:t>
-      </w:r>
-    </w:p>
-    <w:p>
+        <w:rPr>
+          <w:lang w:val="en-US"/>
+        </w:rPr>
+      </w:pPr>
+      <w:r>
+        <w:rPr>
+          <w:lang w:val="en-US"/>
+        </w:rPr>
+        <w:t>Naturprofil</w:t>
+      </w:r>
+    </w:p>
+    <w:p xmlns:wp14="http://schemas.microsoft.com/office/word/2010/wordml" wp14:textId="77777777">
       <w:pPr>
         <w:spacing w:after="200"/>
       </w:pPr>
       <w:r>
-        <w:t xml:space="preserve">Wir haben an der Schule ein Naturprofil: In der Unterrichtswoche gibt es regelmäßige Begegnungen mit den Naturlebensräumen Wald und Wiese oder Besuche am Teich oder Bach. Sowohl Unterrichtslerngänge als auch naturnahe Ganztagsangebote ermöglichen den Kindern, die Natur zu entdecken und ganzheitliche Naturerfahrungen zu machen. Dabei steht die Sensibilisierung für den Schutz und Erhalt unserer Umwelt im Vordergrund.</w:t>
-      </w:r>
-    </w:p>
-    <w:p>
+        <w:rPr>
+          <w:lang w:val="en-US"/>
+        </w:rPr>
+        <w:t xml:space="preserve">Wir </w:t>
+      </w:r>
+      <w:r>
+        <w:rPr>
+          <w:lang w:val="en-US"/>
+        </w:rPr>
+        <w:t>haben</w:t>
+      </w:r>
+      <w:r>
+        <w:rPr>
+          <w:lang w:val="en-US"/>
+        </w:rPr>
+        <w:t xml:space="preserve"> </w:t>
+      </w:r>
+      <w:r>
+        <w:rPr>
+          <w:lang w:val="en-US"/>
+        </w:rPr>
+        <w:t>an</w:t>
+      </w:r>
+      <w:r>
+        <w:rPr>
+          <w:lang w:val="en-US"/>
+        </w:rPr>
+        <w:t xml:space="preserve"> der Schule </w:t>
+      </w:r>
+      <w:r>
+        <w:rPr>
+          <w:lang w:val="en-US"/>
+        </w:rPr>
+        <w:t>ein</w:t>
+      </w:r>
+      <w:r>
+        <w:rPr>
+          <w:lang w:val="en-US"/>
+        </w:rPr>
+        <w:t xml:space="preserve"> </w:t>
+      </w:r>
+      <w:r>
+        <w:rPr>
+          <w:lang w:val="en-US"/>
+        </w:rPr>
+        <w:t>Naturprofil</w:t>
+      </w:r>
+      <w:r>
+        <w:rPr>
+          <w:lang w:val="en-US"/>
+        </w:rPr>
+        <w:t xml:space="preserve">: In der </w:t>
+      </w:r>
+      <w:r>
+        <w:rPr>
+          <w:lang w:val="en-US"/>
+        </w:rPr>
+        <w:t>Unterrichtswoche</w:t>
+      </w:r>
+      <w:r>
+        <w:rPr>
+          <w:lang w:val="en-US"/>
+        </w:rPr>
+        <w:t xml:space="preserve"> </w:t>
+      </w:r>
+      <w:r>
+        <w:rPr>
+          <w:lang w:val="en-US"/>
+        </w:rPr>
+        <w:t>gibt</w:t>
+      </w:r>
+      <w:r>
+        <w:rPr>
+          <w:lang w:val="en-US"/>
+        </w:rPr>
+        <w:t xml:space="preserve"> es </w:t>
+      </w:r>
+      <w:r>
+        <w:rPr>
+          <w:lang w:val="en-US"/>
+        </w:rPr>
+        <w:t>regelmäßige</w:t>
+      </w:r>
+      <w:r>
+        <w:rPr>
+          <w:lang w:val="en-US"/>
+        </w:rPr>
+        <w:t xml:space="preserve"> </w:t>
+      </w:r>
+      <w:r>
+        <w:rPr>
+          <w:lang w:val="en-US"/>
+        </w:rPr>
+        <w:t>Begegnungen</w:t>
+      </w:r>
+      <w:r>
+        <w:rPr>
+          <w:lang w:val="en-US"/>
+        </w:rPr>
+        <w:t xml:space="preserve"> </w:t>
+      </w:r>
+      <w:r>
+        <w:rPr>
+          <w:lang w:val="en-US"/>
+        </w:rPr>
+        <w:t>mit</w:t>
+      </w:r>
+      <w:r>
+        <w:rPr>
+          <w:lang w:val="en-US"/>
+        </w:rPr>
+        <w:t xml:space="preserve"> den </w:t>
+      </w:r>
+      <w:r>
+        <w:rPr>
+          <w:lang w:val="en-US"/>
+        </w:rPr>
+        <w:t>Naturlebensräumen</w:t>
+      </w:r>
+      <w:r>
+        <w:rPr>
+          <w:lang w:val="en-US"/>
+        </w:rPr>
+        <w:t xml:space="preserve"> Wald und Wiese </w:t>
+      </w:r>
+      <w:r>
+        <w:rPr>
+          <w:lang w:val="en-US"/>
+        </w:rPr>
+        <w:t>oder</w:t>
+      </w:r>
+      <w:r>
+        <w:rPr>
+          <w:lang w:val="en-US"/>
+        </w:rPr>
+        <w:t xml:space="preserve"> </w:t>
+      </w:r>
+      <w:r>
+        <w:rPr>
+          <w:lang w:val="en-US"/>
+        </w:rPr>
+        <w:t>Besuche</w:t>
+      </w:r>
+      <w:r>
+        <w:rPr>
+          <w:lang w:val="en-US"/>
+        </w:rPr>
+        <w:t xml:space="preserve"> am Teich </w:t>
+      </w:r>
+      <w:r>
+        <w:rPr>
+          <w:lang w:val="en-US"/>
+        </w:rPr>
+        <w:t>oder</w:t>
+      </w:r>
+      <w:r>
+        <w:rPr>
+          <w:lang w:val="en-US"/>
+        </w:rPr>
+        <w:t xml:space="preserve"> Bach. </w:t>
+      </w:r>
+      <w:r>
+        <w:rPr>
+          <w:lang w:val="en-US"/>
+        </w:rPr>
+        <w:t>Sowohl</w:t>
+      </w:r>
+      <w:r>
+        <w:rPr>
+          <w:lang w:val="en-US"/>
+        </w:rPr>
+        <w:t xml:space="preserve"> </w:t>
+      </w:r>
+      <w:r>
+        <w:rPr>
+          <w:lang w:val="en-US"/>
+        </w:rPr>
+        <w:t>Unterrichtslerngänge</w:t>
+      </w:r>
+      <w:r>
+        <w:rPr>
+          <w:lang w:val="en-US"/>
+        </w:rPr>
+        <w:t xml:space="preserve"> </w:t>
+      </w:r>
+      <w:r>
+        <w:rPr>
+          <w:lang w:val="en-US"/>
+        </w:rPr>
+        <w:t>als</w:t>
+      </w:r>
+      <w:r>
+        <w:rPr>
+          <w:lang w:val="en-US"/>
+        </w:rPr>
+        <w:t xml:space="preserve"> </w:t>
+      </w:r>
+      <w:r>
+        <w:rPr>
+          <w:lang w:val="en-US"/>
+        </w:rPr>
+        <w:t>auch</w:t>
+      </w:r>
+      <w:r>
+        <w:rPr>
+          <w:lang w:val="en-US"/>
+        </w:rPr>
+        <w:t xml:space="preserve"> </w:t>
+      </w:r>
+      <w:r>
+        <w:rPr>
+          <w:lang w:val="en-US"/>
+        </w:rPr>
+        <w:t>naturnahe</w:t>
+      </w:r>
+      <w:r>
+        <w:rPr>
+          <w:lang w:val="en-US"/>
+        </w:rPr>
+        <w:t xml:space="preserve"> </w:t>
+      </w:r>
+      <w:r>
+        <w:rPr>
+          <w:lang w:val="en-US"/>
+        </w:rPr>
+        <w:t>Ganztagsangebote</w:t>
+      </w:r>
+      <w:r>
+        <w:rPr>
+          <w:lang w:val="en-US"/>
+        </w:rPr>
+        <w:t xml:space="preserve"> </w:t>
+      </w:r>
+      <w:r>
+        <w:rPr>
+          <w:lang w:val="en-US"/>
+        </w:rPr>
+        <w:t>ermöglichen</w:t>
+      </w:r>
+      <w:r>
+        <w:rPr>
+          <w:lang w:val="en-US"/>
+        </w:rPr>
+        <w:t xml:space="preserve"> den </w:t>
+      </w:r>
+      <w:r>
+        <w:rPr>
+          <w:lang w:val="en-US"/>
+        </w:rPr>
+        <w:t>Kindern</w:t>
+      </w:r>
+      <w:r>
+        <w:rPr>
+          <w:lang w:val="en-US"/>
+        </w:rPr>
+        <w:t xml:space="preserve">, die </w:t>
+      </w:r>
+      <w:r>
+        <w:rPr>
+          <w:lang w:val="en-US"/>
+        </w:rPr>
+        <w:t>Natur</w:t>
+      </w:r>
+      <w:r>
+        <w:rPr>
+          <w:lang w:val="en-US"/>
+        </w:rPr>
+        <w:t xml:space="preserve"> </w:t>
+      </w:r>
+      <w:r>
+        <w:rPr>
+          <w:lang w:val="en-US"/>
+        </w:rPr>
+        <w:t>zu</w:t>
+      </w:r>
+      <w:r>
+        <w:rPr>
+          <w:lang w:val="en-US"/>
+        </w:rPr>
+        <w:t xml:space="preserve"> </w:t>
+      </w:r>
+      <w:r>
+        <w:rPr>
+          <w:lang w:val="en-US"/>
+        </w:rPr>
+        <w:t>entdecken</w:t>
+      </w:r>
+      <w:r>
+        <w:rPr>
+          <w:lang w:val="en-US"/>
+        </w:rPr>
+        <w:t xml:space="preserve"> und </w:t>
+      </w:r>
+      <w:r>
+        <w:rPr>
+          <w:lang w:val="en-US"/>
+        </w:rPr>
+        <w:t>ganzheitliche</w:t>
+      </w:r>
+      <w:r>
+        <w:rPr>
+          <w:lang w:val="en-US"/>
+        </w:rPr>
+        <w:t xml:space="preserve"> </w:t>
+      </w:r>
+      <w:r>
+        <w:rPr>
+          <w:lang w:val="en-US"/>
+        </w:rPr>
+        <w:t>Naturerfahrungen</w:t>
+      </w:r>
+      <w:r>
+        <w:rPr>
+          <w:lang w:val="en-US"/>
+        </w:rPr>
+        <w:t xml:space="preserve"> </w:t>
+      </w:r>
+      <w:r>
+        <w:rPr>
+          <w:lang w:val="en-US"/>
+        </w:rPr>
+        <w:t>zu</w:t>
+      </w:r>
+      <w:r>
+        <w:rPr>
+          <w:lang w:val="en-US"/>
+        </w:rPr>
+        <w:t xml:space="preserve"> </w:t>
+      </w:r>
+      <w:r>
+        <w:rPr>
+          <w:lang w:val="en-US"/>
+        </w:rPr>
+        <w:t>machen</w:t>
+      </w:r>
+      <w:r>
+        <w:rPr>
+          <w:lang w:val="en-US"/>
+        </w:rPr>
+        <w:t xml:space="preserve">. Dabei </w:t>
+      </w:r>
+      <w:r>
+        <w:rPr>
+          <w:lang w:val="en-US"/>
+        </w:rPr>
+        <w:t>steht</w:t>
+      </w:r>
+      <w:r>
+        <w:rPr>
+          <w:lang w:val="en-US"/>
+        </w:rPr>
+        <w:t xml:space="preserve"> die </w:t>
+      </w:r>
+      <w:r>
+        <w:rPr>
+          <w:lang w:val="en-US"/>
+        </w:rPr>
+        <w:t>Sensibilisierung</w:t>
+      </w:r>
+      <w:r>
+        <w:rPr>
+          <w:lang w:val="en-US"/>
+        </w:rPr>
+        <w:t xml:space="preserve"> für den Schutz und </w:t>
+      </w:r>
+      <w:r>
+        <w:rPr>
+          <w:lang w:val="en-US"/>
+        </w:rPr>
+        <w:t>Erhalt</w:t>
+      </w:r>
+      <w:r>
+        <w:rPr>
+          <w:lang w:val="en-US"/>
+        </w:rPr>
+        <w:t xml:space="preserve"> </w:t>
+      </w:r>
+      <w:r>
+        <w:rPr>
+          <w:lang w:val="en-US"/>
+        </w:rPr>
+        <w:t>unserer</w:t>
+      </w:r>
+      <w:r>
+        <w:rPr>
+          <w:lang w:val="en-US"/>
+        </w:rPr>
+        <w:t xml:space="preserve"> Umwelt </w:t>
+      </w:r>
+      <w:r>
+        <w:rPr>
+          <w:lang w:val="en-US"/>
+        </w:rPr>
+        <w:t>im</w:t>
+      </w:r>
+      <w:r>
+        <w:rPr>
+          <w:lang w:val="en-US"/>
+        </w:rPr>
+        <w:t xml:space="preserve"> </w:t>
+      </w:r>
+      <w:r>
+        <w:rPr>
+          <w:lang w:val="en-US"/>
+        </w:rPr>
+        <w:t>Vordergrund</w:t>
+      </w:r>
+      <w:r>
+        <w:rPr>
+          <w:lang w:val="en-US"/>
+        </w:rPr>
+        <w:t>.</w:t>
+      </w:r>
+    </w:p>
+    <w:p xmlns:wp14="http://schemas.microsoft.com/office/word/2010/wordml" wp14:textId="77777777">
       <w:pPr>
         <w:pStyle w:val="Heading3"/>
-      </w:pPr>
-      <w:r>
-        <w:t xml:space="preserve">Ganztagesschule</w:t>
-      </w:r>
-    </w:p>
-    <w:p>
+        <w:rPr>
+          <w:lang w:val="en-US"/>
+        </w:rPr>
+      </w:pPr>
+      <w:r>
+        <w:rPr>
+          <w:lang w:val="en-US"/>
+        </w:rPr>
+        <w:t>Ganztagesschule</w:t>
+      </w:r>
+    </w:p>
+    <w:p xmlns:wp14="http://schemas.microsoft.com/office/word/2010/wordml" wp14:textId="77777777">
       <w:pPr>
         <w:spacing w:after="200"/>
       </w:pPr>
       <w:r>
-        <w:t xml:space="preserve">Die Grundschule Hardt ist seit dem Schuljahr 2012/13 eine offene Ganztagesschule. Die Eltern können wählen, ob ihr Kind am Ganztag teilnimmt oder nicht. Für die Kinder im Ganztag sind die Unterrichtszeiten Montag bis Donnerstag von 8:00 bis 15:15 Uhr und freitags von 8:00 bis 12:30 Uhr. Der Schultag wird rhythmisiert durch Unterricht, Bewegungspausen, Lernzeiten, Werkstattunterricht und sportliche, musische sowie betreuende Angebote.</w:t>
-      </w:r>
-    </w:p>
-    <w:p>
+        <w:rPr>
+          <w:lang w:val="en-US"/>
+        </w:rPr>
+        <w:t xml:space="preserve">Die </w:t>
+      </w:r>
+      <w:r>
+        <w:rPr>
+          <w:lang w:val="en-US"/>
+        </w:rPr>
+        <w:t>Grundschule</w:t>
+      </w:r>
+      <w:r>
+        <w:rPr>
+          <w:lang w:val="en-US"/>
+        </w:rPr>
+        <w:t xml:space="preserve"> Hardt </w:t>
+      </w:r>
+      <w:r>
+        <w:rPr>
+          <w:lang w:val="en-US"/>
+        </w:rPr>
+        <w:t>ist</w:t>
+      </w:r>
+      <w:r>
+        <w:rPr>
+          <w:lang w:val="en-US"/>
+        </w:rPr>
+        <w:t xml:space="preserve"> </w:t>
+      </w:r>
+      <w:r>
+        <w:rPr>
+          <w:lang w:val="en-US"/>
+        </w:rPr>
+        <w:t>seit</w:t>
+      </w:r>
+      <w:r>
+        <w:rPr>
+          <w:lang w:val="en-US"/>
+        </w:rPr>
+        <w:t xml:space="preserve"> dem </w:t>
+      </w:r>
+      <w:r>
+        <w:rPr>
+          <w:lang w:val="en-US"/>
+        </w:rPr>
+        <w:t>Schuljahr</w:t>
+      </w:r>
+      <w:r>
+        <w:rPr>
+          <w:lang w:val="en-US"/>
+        </w:rPr>
+        <w:t xml:space="preserve"> 2012/13 </w:t>
+      </w:r>
+      <w:r>
+        <w:rPr>
+          <w:lang w:val="en-US"/>
+        </w:rPr>
+        <w:t>eine</w:t>
+      </w:r>
+      <w:r>
+        <w:rPr>
+          <w:lang w:val="en-US"/>
+        </w:rPr>
+        <w:t xml:space="preserve"> </w:t>
+      </w:r>
+      <w:r>
+        <w:rPr>
+          <w:lang w:val="en-US"/>
+        </w:rPr>
+        <w:t>offene</w:t>
+      </w:r>
+      <w:r>
+        <w:rPr>
+          <w:lang w:val="en-US"/>
+        </w:rPr>
+        <w:t xml:space="preserve"> </w:t>
+      </w:r>
+      <w:r>
+        <w:rPr>
+          <w:lang w:val="en-US"/>
+        </w:rPr>
+        <w:t>Ganztagesschule</w:t>
+      </w:r>
+      <w:r>
+        <w:rPr>
+          <w:lang w:val="en-US"/>
+        </w:rPr>
+        <w:t xml:space="preserve">. Die </w:t>
+      </w:r>
+      <w:r>
+        <w:rPr>
+          <w:lang w:val="en-US"/>
+        </w:rPr>
+        <w:t>Eltern</w:t>
+      </w:r>
+      <w:r>
+        <w:rPr>
+          <w:lang w:val="en-US"/>
+        </w:rPr>
+        <w:t xml:space="preserve"> </w:t>
+      </w:r>
+      <w:r>
+        <w:rPr>
+          <w:lang w:val="en-US"/>
+        </w:rPr>
+        <w:t>können</w:t>
+      </w:r>
+      <w:r>
+        <w:rPr>
+          <w:lang w:val="en-US"/>
+        </w:rPr>
+        <w:t xml:space="preserve"> </w:t>
+      </w:r>
+      <w:r>
+        <w:rPr>
+          <w:lang w:val="en-US"/>
+        </w:rPr>
+        <w:t>wählen</w:t>
+      </w:r>
+      <w:r>
+        <w:rPr>
+          <w:lang w:val="en-US"/>
+        </w:rPr>
+        <w:t xml:space="preserve">, </w:t>
+      </w:r>
+      <w:r>
+        <w:rPr>
+          <w:lang w:val="en-US"/>
+        </w:rPr>
+        <w:t>ob</w:t>
+      </w:r>
+      <w:r>
+        <w:rPr>
+          <w:lang w:val="en-US"/>
+        </w:rPr>
+        <w:t xml:space="preserve"> </w:t>
+      </w:r>
+      <w:r>
+        <w:rPr>
+          <w:lang w:val="en-US"/>
+        </w:rPr>
+        <w:t>ihr</w:t>
+      </w:r>
+      <w:r>
+        <w:rPr>
+          <w:lang w:val="en-US"/>
+        </w:rPr>
+        <w:t xml:space="preserve"> Kind am </w:t>
+      </w:r>
+      <w:r>
+        <w:rPr>
+          <w:lang w:val="en-US"/>
+        </w:rPr>
+        <w:t>Ganztag</w:t>
+      </w:r>
+      <w:r>
+        <w:rPr>
+          <w:lang w:val="en-US"/>
+        </w:rPr>
+        <w:t xml:space="preserve"> </w:t>
+      </w:r>
+      <w:r>
+        <w:rPr>
+          <w:lang w:val="en-US"/>
+        </w:rPr>
+        <w:t>teilnimmt</w:t>
+      </w:r>
+      <w:r>
+        <w:rPr>
+          <w:lang w:val="en-US"/>
+        </w:rPr>
+        <w:t xml:space="preserve"> </w:t>
+      </w:r>
+      <w:r>
+        <w:rPr>
+          <w:lang w:val="en-US"/>
+        </w:rPr>
+        <w:t>oder</w:t>
+      </w:r>
+      <w:r>
+        <w:rPr>
+          <w:lang w:val="en-US"/>
+        </w:rPr>
+        <w:t xml:space="preserve"> nicht. Für die Kinder </w:t>
+      </w:r>
+      <w:r>
+        <w:rPr>
+          <w:lang w:val="en-US"/>
+        </w:rPr>
+        <w:t>im</w:t>
+      </w:r>
+      <w:r>
+        <w:rPr>
+          <w:lang w:val="en-US"/>
+        </w:rPr>
+        <w:t xml:space="preserve"> </w:t>
+      </w:r>
+      <w:r>
+        <w:rPr>
+          <w:lang w:val="en-US"/>
+        </w:rPr>
+        <w:t>Ganztag</w:t>
+      </w:r>
+      <w:r>
+        <w:rPr>
+          <w:lang w:val="en-US"/>
+        </w:rPr>
+        <w:t xml:space="preserve"> </w:t>
+      </w:r>
+      <w:r>
+        <w:rPr>
+          <w:lang w:val="en-US"/>
+        </w:rPr>
+        <w:t>sind</w:t>
+      </w:r>
+      <w:r>
+        <w:rPr>
+          <w:lang w:val="en-US"/>
+        </w:rPr>
+        <w:t xml:space="preserve"> die </w:t>
+      </w:r>
+      <w:r>
+        <w:rPr>
+          <w:lang w:val="en-US"/>
+        </w:rPr>
+        <w:t>Unterrichtszeiten</w:t>
+      </w:r>
+      <w:r>
+        <w:rPr>
+          <w:lang w:val="en-US"/>
+        </w:rPr>
+        <w:t xml:space="preserve"> Montag bis Donnerstag von 8:00 bis 15:15 Uhr und </w:t>
+      </w:r>
+      <w:r>
+        <w:rPr>
+          <w:lang w:val="en-US"/>
+        </w:rPr>
+        <w:t>freitags</w:t>
+      </w:r>
+      <w:r>
+        <w:rPr>
+          <w:lang w:val="en-US"/>
+        </w:rPr>
+        <w:t xml:space="preserve"> von 8:00 bis 12:30 Uhr. Der </w:t>
+      </w:r>
+      <w:r>
+        <w:rPr>
+          <w:lang w:val="en-US"/>
+        </w:rPr>
+        <w:t>Schultag</w:t>
+      </w:r>
+      <w:r>
+        <w:rPr>
+          <w:lang w:val="en-US"/>
+        </w:rPr>
+        <w:t xml:space="preserve"> </w:t>
+      </w:r>
+      <w:r>
+        <w:rPr>
+          <w:lang w:val="en-US"/>
+        </w:rPr>
+        <w:t>wird</w:t>
+      </w:r>
+      <w:r>
+        <w:rPr>
+          <w:lang w:val="en-US"/>
+        </w:rPr>
+        <w:t xml:space="preserve"> </w:t>
+      </w:r>
+      <w:r>
+        <w:rPr>
+          <w:lang w:val="en-US"/>
+        </w:rPr>
+        <w:t>rhythmisiert</w:t>
+      </w:r>
+      <w:r>
+        <w:rPr>
+          <w:lang w:val="en-US"/>
+        </w:rPr>
+        <w:t xml:space="preserve"> </w:t>
+      </w:r>
+      <w:r>
+        <w:rPr>
+          <w:lang w:val="en-US"/>
+        </w:rPr>
+        <w:t>durch</w:t>
+      </w:r>
+      <w:r>
+        <w:rPr>
+          <w:lang w:val="en-US"/>
+        </w:rPr>
+        <w:t xml:space="preserve"> </w:t>
+      </w:r>
+      <w:r>
+        <w:rPr>
+          <w:lang w:val="en-US"/>
+        </w:rPr>
+        <w:t>Unterricht</w:t>
+      </w:r>
+      <w:r>
+        <w:rPr>
+          <w:lang w:val="en-US"/>
+        </w:rPr>
+        <w:t xml:space="preserve">, </w:t>
+      </w:r>
+      <w:r>
+        <w:rPr>
+          <w:lang w:val="en-US"/>
+        </w:rPr>
+        <w:t>Bewegungspausen</w:t>
+      </w:r>
+      <w:r>
+        <w:rPr>
+          <w:lang w:val="en-US"/>
+        </w:rPr>
+        <w:t xml:space="preserve">, </w:t>
+      </w:r>
+      <w:r>
+        <w:rPr>
+          <w:lang w:val="en-US"/>
+        </w:rPr>
+        <w:t>Lernzeiten</w:t>
+      </w:r>
+      <w:r>
+        <w:rPr>
+          <w:lang w:val="en-US"/>
+        </w:rPr>
+        <w:t xml:space="preserve">, </w:t>
+      </w:r>
+      <w:r>
+        <w:rPr>
+          <w:lang w:val="en-US"/>
+        </w:rPr>
+        <w:t>Werkstattunterricht</w:t>
+      </w:r>
+      <w:r>
+        <w:rPr>
+          <w:lang w:val="en-US"/>
+        </w:rPr>
+        <w:t xml:space="preserve"> und </w:t>
+      </w:r>
+      <w:r>
+        <w:rPr>
+          <w:lang w:val="en-US"/>
+        </w:rPr>
+        <w:t>sportliche</w:t>
+      </w:r>
+      <w:r>
+        <w:rPr>
+          <w:lang w:val="en-US"/>
+        </w:rPr>
+        <w:t xml:space="preserve">, </w:t>
+      </w:r>
+      <w:r>
+        <w:rPr>
+          <w:lang w:val="en-US"/>
+        </w:rPr>
+        <w:t>musische</w:t>
+      </w:r>
+      <w:r>
+        <w:rPr>
+          <w:lang w:val="en-US"/>
+        </w:rPr>
+        <w:t xml:space="preserve"> </w:t>
+      </w:r>
+      <w:r>
+        <w:rPr>
+          <w:lang w:val="en-US"/>
+        </w:rPr>
+        <w:t>sowie</w:t>
+      </w:r>
+      <w:r>
+        <w:rPr>
+          <w:lang w:val="en-US"/>
+        </w:rPr>
+        <w:t xml:space="preserve"> </w:t>
+      </w:r>
+      <w:r>
+        <w:rPr>
+          <w:lang w:val="en-US"/>
+        </w:rPr>
+        <w:t>betreuende</w:t>
+      </w:r>
+      <w:r>
+        <w:rPr>
+          <w:lang w:val="en-US"/>
+        </w:rPr>
+        <w:t xml:space="preserve"> </w:t>
+      </w:r>
+      <w:r>
+        <w:rPr>
+          <w:lang w:val="en-US"/>
+        </w:rPr>
+        <w:t>Angebote</w:t>
+      </w:r>
+      <w:r>
+        <w:rPr>
+          <w:lang w:val="en-US"/>
+        </w:rPr>
+        <w:t>.</w:t>
+      </w:r>
+    </w:p>
+    <w:p xmlns:wp14="http://schemas.microsoft.com/office/word/2010/wordml" wp14:textId="77777777">
       <w:pPr>
         <w:pStyle w:val="Heading3"/>
       </w:pPr>
       <w:r>
-        <w:t xml:space="preserve">Kulturschule Baden-Württemberg</w:t>
-      </w:r>
-    </w:p>
-    <w:p>
+        <w:rPr>
+          <w:lang w:val="en-US"/>
+        </w:rPr>
+        <w:t>Kulturschule</w:t>
+      </w:r>
+      <w:r>
+        <w:rPr>
+          <w:lang w:val="en-US"/>
+        </w:rPr>
+        <w:t xml:space="preserve"> Baden-Württemberg</w:t>
+      </w:r>
+    </w:p>
+    <w:p xmlns:wp14="http://schemas.microsoft.com/office/word/2010/wordml" wp14:textId="77777777">
       <w:pPr>
         <w:spacing w:after="200"/>
       </w:pPr>
       <w:r>
-        <w:t xml:space="preserve">Ein weiterer Schwerpunkt ist die kulturelle Bildung. Die Grundschule Hardt wurde im Rahmen des Landesprogramms „Kulturschule Baden-Württemberg“ ausgezeichnet. In jeder Klassenstufe wird ein Kunst- und Kulturprojekt pro Schuljahr durchgeführt. Künstlerinnen und Künstler aus Schwäbisch Gmünd und der Umgebung kommen in die Klassen und unterstützen die Projekte.</w:t>
-      </w:r>
-    </w:p>
-    <w:p>
+        <w:rPr>
+          <w:lang w:val="en-US"/>
+        </w:rPr>
+        <w:t xml:space="preserve">Ein </w:t>
+      </w:r>
+      <w:r>
+        <w:rPr>
+          <w:lang w:val="en-US"/>
+        </w:rPr>
+        <w:t>weiterer</w:t>
+      </w:r>
+      <w:r>
+        <w:rPr>
+          <w:lang w:val="en-US"/>
+        </w:rPr>
+        <w:t xml:space="preserve"> </w:t>
+      </w:r>
+      <w:r>
+        <w:rPr>
+          <w:lang w:val="en-US"/>
+        </w:rPr>
+        <w:t>Schwerpunkt</w:t>
+      </w:r>
+      <w:r>
+        <w:rPr>
+          <w:lang w:val="en-US"/>
+        </w:rPr>
+        <w:t xml:space="preserve"> </w:t>
+      </w:r>
+      <w:r>
+        <w:rPr>
+          <w:lang w:val="en-US"/>
+        </w:rPr>
+        <w:t>ist</w:t>
+      </w:r>
+      <w:r>
+        <w:rPr>
+          <w:lang w:val="en-US"/>
+        </w:rPr>
+        <w:t xml:space="preserve"> die </w:t>
+      </w:r>
+      <w:r>
+        <w:rPr>
+          <w:lang w:val="en-US"/>
+        </w:rPr>
+        <w:t>kulturelle</w:t>
+      </w:r>
+      <w:r>
+        <w:rPr>
+          <w:lang w:val="en-US"/>
+        </w:rPr>
+        <w:t xml:space="preserve"> </w:t>
+      </w:r>
+      <w:r>
+        <w:rPr>
+          <w:lang w:val="en-US"/>
+        </w:rPr>
+        <w:t>Bildung</w:t>
+      </w:r>
+      <w:r>
+        <w:rPr>
+          <w:lang w:val="en-US"/>
+        </w:rPr>
+        <w:t xml:space="preserve">. Die </w:t>
+      </w:r>
+      <w:r>
+        <w:rPr>
+          <w:lang w:val="en-US"/>
+        </w:rPr>
+        <w:t>Grundschule</w:t>
+      </w:r>
+      <w:r>
+        <w:rPr>
+          <w:lang w:val="en-US"/>
+        </w:rPr>
+        <w:t xml:space="preserve"> Hardt </w:t>
+      </w:r>
+      <w:r>
+        <w:rPr>
+          <w:lang w:val="en-US"/>
+        </w:rPr>
+        <w:t>wurde</w:t>
+      </w:r>
+      <w:r>
+        <w:rPr>
+          <w:lang w:val="en-US"/>
+        </w:rPr>
+        <w:t xml:space="preserve"> </w:t>
+      </w:r>
+      <w:r>
+        <w:rPr>
+          <w:lang w:val="en-US"/>
+        </w:rPr>
+        <w:t>im</w:t>
+      </w:r>
+      <w:r>
+        <w:rPr>
+          <w:lang w:val="en-US"/>
+        </w:rPr>
+        <w:t xml:space="preserve"> Rahmen des </w:t>
+      </w:r>
+      <w:r>
+        <w:rPr>
+          <w:lang w:val="en-US"/>
+        </w:rPr>
+        <w:t>Landesprogramms</w:t>
+      </w:r>
+      <w:r>
+        <w:rPr>
+          <w:lang w:val="en-US"/>
+        </w:rPr>
+        <w:t xml:space="preserve"> „</w:t>
+      </w:r>
+      <w:r>
+        <w:rPr>
+          <w:lang w:val="en-US"/>
+        </w:rPr>
+        <w:t>Kulturschule</w:t>
+      </w:r>
+      <w:r>
+        <w:rPr>
+          <w:lang w:val="en-US"/>
+        </w:rPr>
+        <w:t xml:space="preserve"> Baden-Württemberg“ </w:t>
+      </w:r>
+      <w:r>
+        <w:rPr>
+          <w:lang w:val="en-US"/>
+        </w:rPr>
+        <w:t>ausgezeichnet</w:t>
+      </w:r>
+      <w:r>
+        <w:rPr>
+          <w:lang w:val="en-US"/>
+        </w:rPr>
+        <w:t xml:space="preserve">. In </w:t>
+      </w:r>
+      <w:r>
+        <w:rPr>
+          <w:lang w:val="en-US"/>
+        </w:rPr>
+        <w:t>jeder</w:t>
+      </w:r>
+      <w:r>
+        <w:rPr>
+          <w:lang w:val="en-US"/>
+        </w:rPr>
+        <w:t xml:space="preserve"> </w:t>
+      </w:r>
+      <w:r>
+        <w:rPr>
+          <w:lang w:val="en-US"/>
+        </w:rPr>
+        <w:t>Klassenstufe</w:t>
+      </w:r>
+      <w:r>
+        <w:rPr>
+          <w:lang w:val="en-US"/>
+        </w:rPr>
+        <w:t xml:space="preserve"> </w:t>
+      </w:r>
+      <w:r>
+        <w:rPr>
+          <w:lang w:val="en-US"/>
+        </w:rPr>
+        <w:t>wird</w:t>
+      </w:r>
+      <w:r>
+        <w:rPr>
+          <w:lang w:val="en-US"/>
+        </w:rPr>
+        <w:t xml:space="preserve"> </w:t>
+      </w:r>
+      <w:r>
+        <w:rPr>
+          <w:lang w:val="en-US"/>
+        </w:rPr>
+        <w:t>ein</w:t>
+      </w:r>
+      <w:r>
+        <w:rPr>
+          <w:lang w:val="en-US"/>
+        </w:rPr>
+        <w:t xml:space="preserve"> Kunst- und </w:t>
+      </w:r>
+      <w:r>
+        <w:rPr>
+          <w:lang w:val="en-US"/>
+        </w:rPr>
+        <w:t>Kulturprojekt</w:t>
+      </w:r>
+      <w:r>
+        <w:rPr>
+          <w:lang w:val="en-US"/>
+        </w:rPr>
+        <w:t xml:space="preserve"> pro </w:t>
+      </w:r>
+      <w:r>
+        <w:rPr>
+          <w:lang w:val="en-US"/>
+        </w:rPr>
+        <w:t>Schuljahr</w:t>
+      </w:r>
+      <w:r>
+        <w:rPr>
+          <w:lang w:val="en-US"/>
+        </w:rPr>
+        <w:t xml:space="preserve"> </w:t>
+      </w:r>
+      <w:r>
+        <w:rPr>
+          <w:lang w:val="en-US"/>
+        </w:rPr>
+        <w:t>durchgeführt</w:t>
+      </w:r>
+      <w:r>
+        <w:rPr>
+          <w:lang w:val="en-US"/>
+        </w:rPr>
+        <w:t xml:space="preserve">. </w:t>
+      </w:r>
+      <w:r>
+        <w:rPr>
+          <w:lang w:val="en-US"/>
+        </w:rPr>
+        <w:t>Künstlerinnen</w:t>
+      </w:r>
+      <w:r>
+        <w:rPr>
+          <w:lang w:val="en-US"/>
+        </w:rPr>
+        <w:t xml:space="preserve"> und Künstler </w:t>
+      </w:r>
+      <w:r>
+        <w:rPr>
+          <w:lang w:val="en-US"/>
+        </w:rPr>
+        <w:t>aus</w:t>
+      </w:r>
+      <w:r>
+        <w:rPr>
+          <w:lang w:val="en-US"/>
+        </w:rPr>
+        <w:t xml:space="preserve"> </w:t>
+      </w:r>
+      <w:r>
+        <w:rPr>
+          <w:lang w:val="en-US"/>
+        </w:rPr>
+        <w:t>Schwäbisch</w:t>
+      </w:r>
+      <w:r>
+        <w:rPr>
+          <w:lang w:val="en-US"/>
+        </w:rPr>
+        <w:t xml:space="preserve"> </w:t>
+      </w:r>
+      <w:r>
+        <w:rPr>
+          <w:lang w:val="en-US"/>
+        </w:rPr>
+        <w:t>Gmünd</w:t>
+      </w:r>
+      <w:r>
+        <w:rPr>
+          <w:lang w:val="en-US"/>
+        </w:rPr>
+        <w:t xml:space="preserve"> und der </w:t>
+      </w:r>
+      <w:r>
+        <w:rPr>
+          <w:lang w:val="en-US"/>
+        </w:rPr>
+        <w:t>Umgebung</w:t>
+      </w:r>
+      <w:r>
+        <w:rPr>
+          <w:lang w:val="en-US"/>
+        </w:rPr>
+        <w:t xml:space="preserve"> </w:t>
+      </w:r>
+      <w:r>
+        <w:rPr>
+          <w:lang w:val="en-US"/>
+        </w:rPr>
+        <w:t>kommen</w:t>
+      </w:r>
+      <w:r>
+        <w:rPr>
+          <w:lang w:val="en-US"/>
+        </w:rPr>
+        <w:t xml:space="preserve"> in die Klassen und </w:t>
+      </w:r>
+      <w:r>
+        <w:rPr>
+          <w:lang w:val="en-US"/>
+        </w:rPr>
+        <w:t>unterstützen</w:t>
+      </w:r>
+      <w:r>
+        <w:rPr>
+          <w:lang w:val="en-US"/>
+        </w:rPr>
+        <w:t xml:space="preserve"> die Projekte.</w:t>
+      </w:r>
+    </w:p>
+    <w:p xmlns:wp14="http://schemas.microsoft.com/office/word/2010/wordml" wp14:textId="77777777">
       <w:pPr>
         <w:pStyle w:val="Heading3"/>
       </w:pPr>
@@ -481,7 +4783,7 @@
         <w:t xml:space="preserve">Kooperationen</w:t>
       </w:r>
     </w:p>
-    <w:p>
+    <w:p xmlns:wp14="http://schemas.microsoft.com/office/word/2010/wordml" wp14:textId="77777777">
       <w:pPr>
         <w:spacing w:after="400"/>
       </w:pPr>
@@ -489,7 +4791,7 @@
         <w:t xml:space="preserve">Musikalische Bildung, Umgang mit digitalen Medien sowie vielfältige Kooperationen mit Sportvereinen, Musikschule, Bildungs- und Familienzentrum und der Pädagogischen Hochschule bereichern unseren Schulalltag. Auch außerhalb der Unterrichtszeit wird ein weiteres Betreuungsangebot von Montag bis Freitag ab 7 Uhr bis 17 Uhr durch die Stadt Schwäbisch Gmünd angeboten.</w:t>
       </w:r>
     </w:p>
-    <w:p>
+    <w:p xmlns:wp14="http://schemas.microsoft.com/office/word/2010/wordml" wp14:textId="77777777">
       <w:pPr>
         <w:pStyle w:val="Heading2"/>
       </w:pPr>
@@ -497,7 +4799,7 @@
         <w:t xml:space="preserve">Zitat</w:t>
       </w:r>
     </w:p>
-    <w:p>
+    <w:p xmlns:wp14="http://schemas.microsoft.com/office/word/2010/wordml" wp14:textId="77777777">
       <w:pPr>
         <w:spacing w:after="80"/>
         <w:jc w:val="center"/>
@@ -512,7 +4814,7 @@
         <w:t xml:space="preserve">Leben, Lachen, Lernen – in starker Gemeinschaft für die Zukunft.</w:t>
       </w:r>
     </w:p>
-    <w:p>
+    <w:p xmlns:wp14="http://schemas.microsoft.com/office/word/2010/wordml" wp14:textId="77777777">
       <w:pPr>
         <w:spacing w:after="400"/>
         <w:jc w:val="center"/>
@@ -526,7 +4828,7 @@
         <w:t xml:space="preserve">Grundschule Hardt</w:t>
       </w:r>
     </w:p>
-    <w:p>
+    <w:p xmlns:wp14="http://schemas.microsoft.com/office/word/2010/wordml" wp14:textId="77777777">
       <w:pPr>
         <w:pStyle w:val="Heading2"/>
       </w:pPr>
@@ -534,7 +4836,7 @@
         <w:t xml:space="preserve">Unsere Schule in Zahlen</w:t>
       </w:r>
     </w:p>
-    <w:p>
+    <w:p xmlns:wp14="http://schemas.microsoft.com/office/word/2010/wordml" wp14:textId="77777777">
       <w:pPr>
         <w:spacing w:after="80"/>
       </w:pPr>
@@ -542,7 +4844,7 @@
         <w:t xml:space="preserve">110 Schülerinnen und Schüler</w:t>
       </w:r>
     </w:p>
-    <w:p>
+    <w:p xmlns:wp14="http://schemas.microsoft.com/office/word/2010/wordml" wp14:textId="77777777">
       <w:pPr>
         <w:spacing w:after="80"/>
       </w:pPr>
@@ -550,7 +4852,7 @@
         <w:t xml:space="preserve">4 Ganztage pro Woche</w:t>
       </w:r>
     </w:p>
-    <w:p>
+    <w:p xmlns:wp14="http://schemas.microsoft.com/office/word/2010/wordml" wp14:textId="77777777">
       <w:pPr>
         <w:spacing w:after="80"/>
       </w:pPr>
@@ -558,7 +4860,7 @@
         <w:t xml:space="preserve">1 Naturprofil</w:t>
       </w:r>
     </w:p>
-    <w:p>
+    <w:p xmlns:wp14="http://schemas.microsoft.com/office/word/2010/wordml" wp14:textId="77777777">
       <w:pPr>
         <w:spacing w:after="400"/>
       </w:pPr>
@@ -566,7 +4868,7 @@
         <w:t xml:space="preserve">7 Betreuungsstunden täglich</w:t>
       </w:r>
     </w:p>
-    <w:p>
+    <w:p xmlns:wp14="http://schemas.microsoft.com/office/word/2010/wordml" wp14:textId="77777777">
       <w:pPr>
         <w:pStyle w:val="Heading2"/>
       </w:pPr>
@@ -574,7 +4876,7 @@
         <w:t xml:space="preserve">Kontakt</w:t>
       </w:r>
     </w:p>
-    <w:p>
+    <w:p xmlns:wp14="http://schemas.microsoft.com/office/word/2010/wordml" wp14:textId="77777777">
       <w:pPr>
         <w:spacing w:after="80"/>
       </w:pPr>
@@ -582,7 +4884,7 @@
         <w:t xml:space="preserve">Grundschule Hardt</w:t>
       </w:r>
     </w:p>
-    <w:p>
+    <w:p xmlns:wp14="http://schemas.microsoft.com/office/word/2010/wordml" wp14:textId="77777777">
       <w:pPr>
         <w:spacing w:after="80"/>
       </w:pPr>
@@ -590,7 +4892,7 @@
         <w:t xml:space="preserve">Székesféhérvárer Str. 12</w:t>
       </w:r>
     </w:p>
-    <w:p>
+    <w:p xmlns:wp14="http://schemas.microsoft.com/office/word/2010/wordml" wp14:textId="77777777">
       <w:pPr>
         <w:spacing w:after="80"/>
       </w:pPr>
@@ -598,7 +4900,7 @@
         <w:t xml:space="preserve">73525 Schwäbisch Gmünd</w:t>
       </w:r>
     </w:p>
-    <w:p>
+    <w:p xmlns:wp14="http://schemas.microsoft.com/office/word/2010/wordml" wp14:textId="77777777">
       <w:pPr>
         <w:spacing w:after="80"/>
       </w:pPr>
@@ -606,7 +4908,7 @@
         <w:t xml:space="preserve">Tel: 07171 66929</w:t>
       </w:r>
     </w:p>
-    <w:p>
+    <w:p xmlns:wp14="http://schemas.microsoft.com/office/word/2010/wordml" wp14:textId="77777777">
       <w:pPr>
         <w:spacing w:after="80"/>
       </w:pPr>
@@ -614,7 +4916,7 @@
         <w:t xml:space="preserve">Fax: 07171 37588</w:t>
       </w:r>
     </w:p>
-    <w:p>
+    <w:p xmlns:wp14="http://schemas.microsoft.com/office/word/2010/wordml" wp14:textId="77777777">
       <w:pPr>
         <w:spacing w:after="80"/>
       </w:pPr>
@@ -622,7 +4924,7 @@
         <w:t xml:space="preserve">E-Mail: poststelle@gshardt-gd.schule.bwl.de</w:t>
       </w:r>
     </w:p>
-    <w:p>
+    <w:p xmlns:wp14="http://schemas.microsoft.com/office/word/2010/wordml" wp14:textId="77777777">
       <w:pPr>
         <w:spacing w:after="80"/>
       </w:pPr>
@@ -630,7 +4932,7 @@
         <w:t xml:space="preserve">Schulleiterin: Bärbel Schlienz</w:t>
       </w:r>
     </w:p>
-    <w:p>
+    <w:p xmlns:wp14="http://schemas.microsoft.com/office/word/2010/wordml" wp14:textId="77777777">
       <w:pPr>
         <w:pStyle w:val="Heading2"/>
       </w:pPr>
@@ -638,7 +4940,7 @@
         <w:t xml:space="preserve">Öffnungszeiten</w:t>
       </w:r>
     </w:p>
-    <w:p>
+    <w:p xmlns:wp14="http://schemas.microsoft.com/office/word/2010/wordml" wp14:textId="77777777">
       <w:pPr>
         <w:spacing w:after="80"/>
       </w:pPr>
@@ -646,7 +4948,7 @@
         <w:t xml:space="preserve">Sekretariat: Dienstag bis Freitag 09:00 – 11:30 Uhr</w:t>
       </w:r>
     </w:p>
-    <w:p>
+    <w:p xmlns:wp14="http://schemas.microsoft.com/office/word/2010/wordml" wp14:textId="77777777">
       <w:pPr>
         <w:spacing w:after="80"/>
       </w:pPr>
@@ -654,7 +4956,7 @@
         <w:t xml:space="preserve">Betreuung: Montag bis Freitag 07:00 – 08:00 und 12:30 – 13:45 Uhr</w:t>
       </w:r>
     </w:p>
-    <w:p>
+    <w:p xmlns:wp14="http://schemas.microsoft.com/office/word/2010/wordml" wp14:textId="77777777">
       <w:pPr>
         <w:spacing w:after="80"/>
       </w:pPr>
@@ -667,92 +4969,16 @@
       <w:pgMar w:top="1440" w:right="1440" w:bottom="1440" w:left="1440" w:header="708" w:footer="708" w:gutter="0"/>
       <w:pgNumType/>
       <w:docGrid w:linePitch="360"/>
+      <w:cols w:num="1"/>
     </w:sectPr>
   </w:body>
 </w:document>
 </file>
 
-<file path=word/comments.xml><?xml version="1.0" encoding="utf-8"?>
-<w:comments xmlns:cx="http://schemas.microsoft.com/office/drawing/2014/chartex" xmlns:cx1="http://schemas.microsoft.com/office/drawing/2015/9/8/chartex" xmlns:cx2="http://schemas.microsoft.com/office/drawing/2015/10/21/chartex" xmlns:cx3="http://schemas.microsoft.com/office/drawing/2016/5/9/chartex" xmlns:cx4="http://schemas.microsoft.com/office/drawing/2016/5/10/chartex" xmlns:cx5="http://schemas.microsoft.com/office/drawing/2016/5/11/chartex" xmlns:cx6="http://schemas.microsoft.com/office/drawing/2016/5/12/chartex" xmlns:cx7="http://schemas.microsoft.com/office/drawing/2016/5/13/chartex" xmlns:cx8="http://schemas.microsoft.com/office/drawing/2016/5/14/chartex" xmlns:mc="http://schemas.openxmlformats.org/markup-compatibility/2006" xmlns:aink="http://schemas.microsoft.com/office/drawing/2016/ink" xmlns:am3d="http://schemas.microsoft.com/office/drawing/2017/model3d" xmlns:o="urn:schemas-microsoft-com:office:office" xmlns:r="http://schemas.openxmlformats.org/officeDocument/2006/relationships" xmlns:m="http://schemas.openxmlformats.org/officeDocument/2006/math" xmlns:v="urn:schemas-microsoft-com:vml" xmlns:wp14="http://schemas.microsoft.com/office/word/2010/wordprocessingDrawing" xmlns:wp="http://schemas.openxmlformats.org/drawingml/2006/wordprocessingDrawing" xmlns:w10="urn:schemas-microsoft-com:office:word" xmlns:w="http://schemas.openxmlformats.org/wordprocessingml/2006/main" xmlns:w14="http://schemas.microsoft.com/office/word/2010/wordml" xmlns:w15="http://schemas.microsoft.com/office/word/2012/wordml" xmlns:w16cex="http://schemas.microsoft.com/office/word/2018/wordml/cex" xmlns:w16cid="http://schemas.microsoft.com/office/word/2016/wordml/cid" xmlns:w16="http://schemas.microsoft.com/office/word/2018/wordml" xmlns:w16sdtdh="http://schemas.microsoft.com/office/word/2020/wordml/sdtdatahash" xmlns:w16se="http://schemas.microsoft.com/office/word/2015/wordml/symex" xmlns:wpg="http://schemas.microsoft.com/office/word/2010/wordprocessingGroup" xmlns:wpi="http://schemas.microsoft.com/office/word/2010/wordprocessingInk" xmlns:wne="http://schemas.microsoft.com/office/word/2006/wordml" xmlns:wps="http://schemas.microsoft.com/office/word/2010/wordprocessingShape"/>
-</file>
-
-<file path=word/endnotes.xml><?xml version="1.0" encoding="utf-8"?>
-<w:endnotes xmlns:wpc="http://schemas.microsoft.com/office/word/2010/wordprocessingCanvas" xmlns:mc="http://schemas.openxmlformats.org/markup-compatibility/2006" xmlns:o="urn:schemas-microsoft-com:office:office" xmlns:r="http://schemas.openxmlformats.org/officeDocument/2006/relationships" xmlns:m="http://schemas.openxmlformats.org/officeDocument/2006/math" xmlns:v="urn:schemas-microsoft-com:vml" xmlns:wp14="http://schemas.microsoft.com/office/word/2010/wordprocessingDrawing" xmlns:wp="http://schemas.openxmlformats.org/drawingml/2006/wordprocessingDrawing" xmlns:w10="urn:schemas-microsoft-com:office:word" xmlns:w="http://schemas.openxmlformats.org/wordprocessingml/2006/main" xmlns:w14="http://schemas.microsoft.com/office/word/2010/wordml" xmlns:w15="http://schemas.microsoft.com/office/word/2012/wordml" xmlns:wpg="http://schemas.microsoft.com/office/word/2010/wordprocessingGroup" xmlns:wpi="http://schemas.microsoft.com/office/word/2010/wordprocessingInk" xmlns:wne="http://schemas.microsoft.com/office/word/2006/wordml" xmlns:wps="http://schemas.microsoft.com/office/word/2010/wordprocessingShape" mc:Ignorable="w14 w15 wp14">
-  <w:endnote w:type="separator" w:id="-1">
-    <w:p>
-      <w:pPr>
-        <w:spacing w:after="0" w:line="240" w:lineRule="auto"/>
-      </w:pPr>
-      <w:r>
-        <w:rPr>
-          <w:rStyle w:val="EndnoteReference"/>
-        </w:rPr>
-        <w:endnoteRef/>
-      </w:r>
-      <w:r>
-        <w:separator/>
-      </w:r>
-    </w:p>
-  </w:endnote>
-  <w:endnote w:type="continuationSeparator" w:id="0">
-    <w:p>
-      <w:pPr>
-        <w:spacing w:after="0" w:line="240" w:lineRule="auto"/>
-      </w:pPr>
-      <w:r>
-        <w:rPr>
-          <w:rStyle w:val="EndnoteReference"/>
-        </w:rPr>
-        <w:endnoteRef/>
-      </w:r>
-      <w:r>
-        <w:continuationSeparator/>
-      </w:r>
-    </w:p>
-  </w:endnote>
-</w:endnotes>
-</file>
-
-<file path=word/footnotes.xml><?xml version="1.0" encoding="utf-8"?>
-<w:footnotes xmlns:wpc="http://schemas.microsoft.com/office/word/2010/wordprocessingCanvas" xmlns:mc="http://schemas.openxmlformats.org/markup-compatibility/2006" xmlns:o="urn:schemas-microsoft-com:office:office" xmlns:r="http://schemas.openxmlformats.org/officeDocument/2006/relationships" xmlns:m="http://schemas.openxmlformats.org/officeDocument/2006/math" xmlns:v="urn:schemas-microsoft-com:vml" xmlns:wp14="http://schemas.microsoft.com/office/word/2010/wordprocessingDrawing" xmlns:wp="http://schemas.openxmlformats.org/drawingml/2006/wordprocessingDrawing" xmlns:w10="urn:schemas-microsoft-com:office:word" xmlns:w="http://schemas.openxmlformats.org/wordprocessingml/2006/main" xmlns:w14="http://schemas.microsoft.com/office/word/2010/wordml" xmlns:w15="http://schemas.microsoft.com/office/word/2012/wordml" xmlns:wpg="http://schemas.microsoft.com/office/word/2010/wordprocessingGroup" xmlns:wpi="http://schemas.microsoft.com/office/word/2010/wordprocessingInk" xmlns:wne="http://schemas.microsoft.com/office/word/2006/wordml" xmlns:wps="http://schemas.microsoft.com/office/word/2010/wordprocessingShape" mc:Ignorable="w14 w15 wp14">
-  <w:footnote w:type="separator" w:id="-1">
-    <w:p>
-      <w:pPr>
-        <w:spacing w:after="0" w:line="240" w:lineRule="auto"/>
-      </w:pPr>
-      <w:r>
-        <w:rPr>
-          <w:rStyle w:val="FootnoteReference"/>
-        </w:rPr>
-        <w:footnoteRef/>
-      </w:r>
-      <w:r>
-        <w:separator/>
-      </w:r>
-    </w:p>
-  </w:footnote>
-  <w:footnote w:type="continuationSeparator" w:id="0">
-    <w:p>
-      <w:pPr>
-        <w:spacing w:after="0" w:line="240" w:lineRule="auto"/>
-      </w:pPr>
-      <w:r>
-        <w:rPr>
-          <w:rStyle w:val="FootnoteReference"/>
-        </w:rPr>
-        <w:footnoteRef/>
-      </w:r>
-      <w:r>
-        <w:continuationSeparator/>
-      </w:r>
-    </w:p>
-  </w:footnote>
-</w:footnotes>
-</file>
-
 <file path=word/numbering.xml><?xml version="1.0" encoding="utf-8"?>
 <w:numbering xmlns:wpc="http://schemas.microsoft.com/office/word/2010/wordprocessingCanvas" xmlns:mc="http://schemas.openxmlformats.org/markup-compatibility/2006" xmlns:o="urn:schemas-microsoft-com:office:office" xmlns:r="http://schemas.openxmlformats.org/officeDocument/2006/relationships" xmlns:m="http://schemas.openxmlformats.org/officeDocument/2006/math" xmlns:v="urn:schemas-microsoft-com:vml" xmlns:wp14="http://schemas.microsoft.com/office/word/2010/wordprocessingDrawing" xmlns:wp="http://schemas.openxmlformats.org/drawingml/2006/wordprocessingDrawing" xmlns:w10="urn:schemas-microsoft-com:office:word" xmlns:w="http://schemas.openxmlformats.org/wordprocessingml/2006/main" xmlns:w14="http://schemas.microsoft.com/office/word/2010/wordml" xmlns:w15="http://schemas.microsoft.com/office/word/2012/wordml" xmlns:wpg="http://schemas.microsoft.com/office/word/2010/wordprocessingGroup" xmlns:wpi="http://schemas.microsoft.com/office/word/2010/wordprocessingInk" xmlns:wne="http://schemas.microsoft.com/office/word/2006/wordml" xmlns:wps="http://schemas.microsoft.com/office/word/2010/wordprocessingShape" mc:Ignorable="w14 w15 wp14">
   <w:abstractNum w:abstractNumId="1" w15:restartNumberingAfterBreak="0">
+    <w:nsid w:val="14c8f497"/>
     <w:multiLevelType w:val="hybridMultilevel"/>
     <w:lvl w:ilvl="0" w15:tentative="1">
       <w:start w:val="1"/>
@@ -846,11 +5072,11 @@
 </file>
 
 <file path=word/styles.xml><?xml version="1.0" encoding="utf-8"?>
-<w:styles xmlns:mc="http://schemas.openxmlformats.org/markup-compatibility/2006" xmlns:r="http://schemas.openxmlformats.org/officeDocument/2006/relationships" xmlns:w="http://schemas.openxmlformats.org/wordprocessingml/2006/main" xmlns:w14="http://schemas.microsoft.com/office/word/2010/wordml" xmlns:w15="http://schemas.microsoft.com/office/word/2012/wordml" mc:Ignorable="w14 w15">
+<w:styles xmlns:wp14="http://schemas.microsoft.com/office/word/2010/wordprocessingDrawing" xmlns:mc="http://schemas.openxmlformats.org/markup-compatibility/2006" xmlns:r="http://schemas.openxmlformats.org/officeDocument/2006/relationships" xmlns:w="http://schemas.openxmlformats.org/wordprocessingml/2006/main" xmlns:w14="http://schemas.microsoft.com/office/word/2010/wordml" xmlns:w15="http://schemas.microsoft.com/office/word/2012/wordml" mc:Ignorable="w14 w15 wp14">
   <w:docDefaults>
     <w:rPrDefault>
       <w:rPr>
-        <w:rFonts w:ascii="Arial" w:cs="Arial" w:eastAsia="Arial" w:hAnsi="Arial"/>
+        <w:rFonts w:ascii="Arial" w:hAnsi="Arial" w:eastAsia="Arial" w:cs="Arial"/>
         <w:sz w:val="24"/>
         <w:szCs w:val="24"/>
       </w:rPr>
@@ -868,7 +5094,7 @@
     </w:rPr>
   </w:style>
   <w:style w:type="paragraph" w:styleId="Heading1">
-    <w:name w:val="Heading 1"/>
+    <w:name w:val="heading 1"/>
     <w:basedOn w:val="Normal"/>
     <w:next w:val="Normal"/>
     <w:qFormat/>
@@ -879,7 +5105,7 @@
     </w:rPr>
   </w:style>
   <w:style w:type="paragraph" w:styleId="Heading2">
-    <w:name w:val="Heading 2"/>
+    <w:name w:val="heading 2"/>
     <w:basedOn w:val="Normal"/>
     <w:next w:val="Normal"/>
     <w:qFormat/>
@@ -890,7 +5116,7 @@
     </w:rPr>
   </w:style>
   <w:style w:type="paragraph" w:styleId="Heading3">
-    <w:name w:val="Heading 3"/>
+    <w:name w:val="heading 3"/>
     <w:basedOn w:val="Normal"/>
     <w:next w:val="Normal"/>
     <w:qFormat/>
@@ -901,7 +5127,7 @@
     </w:rPr>
   </w:style>
   <w:style w:type="paragraph" w:styleId="Heading4">
-    <w:name w:val="Heading 4"/>
+    <w:name w:val="heading 4"/>
     <w:basedOn w:val="Normal"/>
     <w:next w:val="Normal"/>
     <w:qFormat/>
@@ -912,7 +5138,7 @@
     </w:rPr>
   </w:style>
   <w:style w:type="paragraph" w:styleId="Heading5">
-    <w:name w:val="Heading 5"/>
+    <w:name w:val="heading 5"/>
     <w:basedOn w:val="Normal"/>
     <w:next w:val="Normal"/>
     <w:qFormat/>
@@ -921,7 +5147,7 @@
     </w:rPr>
   </w:style>
   <w:style w:type="paragraph" w:styleId="Heading6">
-    <w:name w:val="Heading 6"/>
+    <w:name w:val="heading 6"/>
     <w:basedOn w:val="Normal"/>
     <w:next w:val="Normal"/>
     <w:qFormat/>
@@ -1029,16 +5255,16 @@
     </w:rPr>
   </w:style>
   <w:style w:type="paragraph" w:styleId="Heading1">
-    <w:name w:val="Heading 1"/>
+    <w:name w:val="heading 10"/>
     <w:basedOn w:val="Normal"/>
     <w:next w:val="Normal"/>
     <w:qFormat/>
     <w:pPr>
-      <w:spacing w:after="200" w:before="360"/>
+      <w:spacing w:before="360" w:after="200"/>
       <w:outlineLvl w:val="0"/>
     </w:pPr>
     <w:rPr>
-      <w:rFonts w:ascii="Arial" w:cs="Arial" w:eastAsia="Arial" w:hAnsi="Arial"/>
+      <w:rFonts w:ascii="Arial" w:hAnsi="Arial" w:eastAsia="Arial" w:cs="Arial"/>
       <w:b/>
       <w:bCs/>
       <w:color w:val="2E7D32"/>
@@ -1047,16 +5273,16 @@
     </w:rPr>
   </w:style>
   <w:style w:type="paragraph" w:styleId="Heading2">
-    <w:name w:val="Heading 2"/>
+    <w:name w:val="heading 20"/>
     <w:basedOn w:val="Normal"/>
     <w:next w:val="Normal"/>
     <w:qFormat/>
     <w:pPr>
-      <w:spacing w:after="160" w:before="280"/>
+      <w:spacing w:before="280" w:after="160"/>
       <w:outlineLvl w:val="1"/>
     </w:pPr>
     <w:rPr>
-      <w:rFonts w:ascii="Arial" w:cs="Arial" w:eastAsia="Arial" w:hAnsi="Arial"/>
+      <w:rFonts w:ascii="Arial" w:hAnsi="Arial" w:eastAsia="Arial" w:cs="Arial"/>
       <w:b/>
       <w:bCs/>
       <w:color w:val="7B1FA2"/>
@@ -1065,16 +5291,16 @@
     </w:rPr>
   </w:style>
   <w:style w:type="paragraph" w:styleId="Heading3">
-    <w:name w:val="Heading 3"/>
+    <w:name w:val="heading 30"/>
     <w:basedOn w:val="Normal"/>
     <w:next w:val="Normal"/>
     <w:qFormat/>
     <w:pPr>
-      <w:spacing w:after="120" w:before="200"/>
+      <w:spacing w:before="200" w:after="120"/>
       <w:outlineLvl w:val="2"/>
     </w:pPr>
     <w:rPr>
-      <w:rFonts w:ascii="Arial" w:cs="Arial" w:eastAsia="Arial" w:hAnsi="Arial"/>
+      <w:rFonts w:ascii="Arial" w:hAnsi="Arial" w:eastAsia="Arial" w:cs="Arial"/>
       <w:b/>
       <w:bCs/>
       <w:color w:val="558B2F"/>
@@ -1082,5 +5308,10 @@
       <w:szCs w:val="24"/>
     </w:rPr>
   </w:style>
+  <w:style xmlns:w14="http://schemas.microsoft.com/office/word/2010/wordml" xmlns:mc="http://schemas.openxmlformats.org/markup-compatibility/2006" xmlns:w="http://schemas.openxmlformats.org/wordprocessingml/2006/main" w:type="paragraph" w:styleId="Normal" w:default="1" mc:Ignorable="w14">
+    <w:name xmlns:w="http://schemas.openxmlformats.org/wordprocessingml/2006/main" w:val="Normal"/>
+    <w:uiPriority xmlns:w="http://schemas.openxmlformats.org/wordprocessingml/2006/main" w:val="0"/>
+    <w:qFormat xmlns:w="http://schemas.openxmlformats.org/wordprocessingml/2006/main"/>
+  </w:style>
 </w:styles>
 </file>
--- a/inhalte.docx
+++ b/inhalte.docx
@@ -75,7 +75,7 @@
         <w:pStyle w:val="Heading3"/>
       </w:pPr>
       <w:r>
-        <w:t xml:space="preserve">Einschulungsfeier Klasse 1</w:t>
+        <w:t xml:space="preserve">Einschulungsfeier Klasse 1 [137]</w:t>
       </w:r>
     </w:p>
     <w:p>
@@ -106,7 +106,7 @@
         <w:pStyle w:val="Heading3"/>
       </w:pPr>
       <w:r>
-        <w:t xml:space="preserve">Die Natur-erleben-AG der Grundschule Hardt zu Besuch beim Imker im Weltgarten</w:t>
+        <w:t xml:space="preserve">Die Natur-erleben-AG der Grundschule Hardt zu Besuch beim Imker im Weltgarten [136]</w:t>
       </w:r>
     </w:p>
     <w:p>
@@ -142,7 +142,7 @@
         <w:pStyle w:val="Heading3"/>
       </w:pPr>
       <w:r>
-        <w:t xml:space="preserve">Ausflug ins Schullandheim der Klasse 4</w:t>
+        <w:t xml:space="preserve">Ausflug ins Schullandheim der Klasse 4 [135]</w:t>
       </w:r>
     </w:p>
     <w:p>
@@ -163,7 +163,7 @@
         <w:pStyle w:val="Heading3"/>
       </w:pPr>
       <w:r>
-        <w:t xml:space="preserve">Tag der offenen Tür am 2.Dezember: bunt und vielfältig!</w:t>
+        <w:t xml:space="preserve">Tag der offenen Tür am 2.Dezember: bunt und vielfältig! [134]</w:t>
       </w:r>
     </w:p>
     <w:p>
@@ -199,7 +199,7 @@
         <w:pStyle w:val="Heading3"/>
       </w:pPr>
       <w:r>
-        <w:t xml:space="preserve">Waldkauz Rosalie in der Klasse 2 der Grundschule Hardt</w:t>
+        <w:t xml:space="preserve">Waldkauz Rosalie in der Klasse 2 der Grundschule Hardt [133]</w:t>
       </w:r>
     </w:p>
     <w:p>
@@ -245,7 +245,7 @@
         <w:pStyle w:val="Heading3"/>
       </w:pPr>
       <w:r>
-        <w:t xml:space="preserve">Kletter AG</w:t>
+        <w:t xml:space="preserve">Kletter AG [132]</w:t>
       </w:r>
     </w:p>
     <w:p>
@@ -271,7 +271,7 @@
         <w:pStyle w:val="Heading3"/>
       </w:pPr>
       <w:r>
-        <w:t xml:space="preserve">Bundesweiter Vorlesetag am 15. November. Die Klasse 2 war dabei!</w:t>
+        <w:t xml:space="preserve">Bundesweiter Vorlesetag am 15. November. Die Klasse 2 war dabei! [131]</w:t>
       </w:r>
     </w:p>
     <w:p>
@@ -312,7 +312,7 @@
         <w:pStyle w:val="Heading3"/>
       </w:pPr>
       <w:r>
-        <w:t xml:space="preserve">Sprache lebendig erlebt</w:t>
+        <w:t xml:space="preserve">Sprache lebendig erlebt [130]</w:t>
       </w:r>
     </w:p>
     <w:p>
@@ -338,7 +338,7 @@
         <w:pStyle w:val="Heading3"/>
       </w:pPr>
       <w:r>
-        <w:t xml:space="preserve">Projekttage: Back to the roots..</w:t>
+        <w:t xml:space="preserve">Projekttage: Back to the roots.. [129]</w:t>
       </w:r>
     </w:p>
     <w:p>
@@ -364,7 +364,7 @@
         <w:pStyle w:val="Heading3"/>
       </w:pPr>
       <w:r>
-        <w:t xml:space="preserve">Der Plastik-Planet in der Grundschule Hardt</w:t>
+        <w:t xml:space="preserve">Der Plastik-Planet in der Grundschule Hardt [128]</w:t>
       </w:r>
     </w:p>
     <w:p>
@@ -385,7 +385,7 @@
         <w:pStyle w:val="Heading3"/>
       </w:pPr>
       <w:r>
-        <w:t xml:space="preserve">Naturschule: Klassenzimmer Teich</w:t>
+        <w:t xml:space="preserve">Naturschule: Klassenzimmer Teich [127]</w:t>
       </w:r>
     </w:p>
     <w:p>
@@ -406,7 +406,7 @@
         <w:pStyle w:val="Heading3"/>
       </w:pPr>
       <w:r>
-        <w:t xml:space="preserve">Klassenzimmer Feuerwehr</w:t>
+        <w:t xml:space="preserve">Klassenzimmer Feuerwehr [126]</w:t>
       </w:r>
     </w:p>
     <w:p>
@@ -437,7 +437,7 @@
         <w:pStyle w:val="Heading3"/>
       </w:pPr>
       <w:r>
-        <w:t xml:space="preserve">Familienzeit im BiKiFa</w:t>
+        <w:t xml:space="preserve">Familienzeit im BiKiFa [125]</w:t>
       </w:r>
     </w:p>
     <w:p>
@@ -453,7 +453,7 @@
         <w:pStyle w:val="Heading3"/>
       </w:pPr>
       <w:r>
-        <w:t xml:space="preserve">Rotary Club unterstützt die Grundschule Hardt</w:t>
+        <w:t xml:space="preserve">Rotary Club unterstützt die Grundschule Hardt [124]</w:t>
       </w:r>
     </w:p>
     <w:p>
@@ -494,7 +494,7 @@
         <w:pStyle w:val="Heading3"/>
       </w:pPr>
       <w:r>
-        <w:t xml:space="preserve">Fahrradführerschein</w:t>
+        <w:t xml:space="preserve">Fahrradführerschein [123]</w:t>
       </w:r>
     </w:p>
     <w:p>
@@ -515,7 +515,7 @@
         <w:pStyle w:val="Heading3"/>
       </w:pPr>
       <w:r>
-        <w:t xml:space="preserve">Robin Hood in der Grundschule Hardt</w:t>
+        <w:t xml:space="preserve">Robin Hood in der Grundschule Hardt [121]</w:t>
       </w:r>
     </w:p>
     <w:p>
@@ -551,7 +551,7 @@
         <w:pStyle w:val="Heading3"/>
       </w:pPr>
       <w:r>
-        <w:t xml:space="preserve">Schattenreich</w:t>
+        <w:t xml:space="preserve">Schattenreich [122]</w:t>
       </w:r>
     </w:p>
     <w:p>
@@ -597,7 +597,7 @@
         <w:pStyle w:val="Heading3"/>
       </w:pPr>
       <w:r>
-        <w:t xml:space="preserve">Jugendkunstschule Schwäbisch Gmünd an der Grundschule Hardt</w:t>
+        <w:t xml:space="preserve">Jugendkunstschule Schwäbisch Gmünd an der Grundschule Hardt [120]</w:t>
       </w:r>
     </w:p>
     <w:p>
@@ -643,7 +643,7 @@
         <w:pStyle w:val="Heading3"/>
       </w:pPr>
       <w:r>
-        <w:t xml:space="preserve">Träume in Sand</w:t>
+        <w:t xml:space="preserve">Träume in Sand [119]</w:t>
       </w:r>
     </w:p>
     <w:p>
@@ -684,7 +684,7 @@
         <w:pStyle w:val="Heading3"/>
       </w:pPr>
       <w:r>
-        <w:t xml:space="preserve">Auf in die Natur!</w:t>
+        <w:t xml:space="preserve">Auf in die Natur! [118]</w:t>
       </w:r>
     </w:p>
     <w:p>
@@ -745,7 +745,7 @@
         <w:pStyle w:val="Heading3"/>
       </w:pPr>
       <w:r>
-        <w:t xml:space="preserve">Radfahren in Zeiten von Corona</w:t>
+        <w:t xml:space="preserve">Radfahren in Zeiten von Corona [117]</w:t>
       </w:r>
     </w:p>
     <w:p>
@@ -781,7 +781,7 @@
         <w:pStyle w:val="Heading3"/>
       </w:pPr>
       <w:r>
-        <w:t xml:space="preserve">Erstklässler - Schulanmeldung 2021</w:t>
+        <w:t xml:space="preserve">Erstklässler - Schulanmeldung 2021 [116]</w:t>
       </w:r>
     </w:p>
     <w:p>
@@ -812,7 +812,7 @@
         <w:pStyle w:val="Heading3"/>
       </w:pPr>
       <w:r>
-        <w:t xml:space="preserve">Auszeichnung zur Kulturschule des Landes Baden-Württemberg</w:t>
+        <w:t xml:space="preserve">Auszeichnung zur Kulturschule des Landes Baden-Württemberg [115]</w:t>
       </w:r>
     </w:p>
     <w:p>
@@ -833,7 +833,7 @@
         <w:pStyle w:val="Heading3"/>
       </w:pPr>
       <w:r>
-        <w:t xml:space="preserve">Autorenlesung 2.0 - Buchlesung der besonderen Art</w:t>
+        <w:t xml:space="preserve">Autorenlesung 2.0 - Buchlesung der besonderen Art [114]</w:t>
       </w:r>
     </w:p>
     <w:p>
@@ -869,7 +869,7 @@
         <w:pStyle w:val="Heading3"/>
       </w:pPr>
       <w:r>
-        <w:t xml:space="preserve">Wie schmeckt umami?</w:t>
+        <w:t xml:space="preserve">Wie schmeckt umami? [113]</w:t>
       </w:r>
     </w:p>
     <w:p>
@@ -956,7 +956,7 @@
         <w:pStyle w:val="Heading3"/>
       </w:pPr>
       <w:r>
-        <w:t xml:space="preserve">Rope Skipping macht Spaß!</w:t>
+        <w:t xml:space="preserve">Rope Skipping macht Spaß! [111]</w:t>
       </w:r>
     </w:p>
     <w:p>
@@ -982,7 +982,7 @@
         <w:pStyle w:val="Heading3"/>
       </w:pPr>
       <w:r>
-        <w:t xml:space="preserve">„Wo kommt die Wolle her?“</w:t>
+        <w:t xml:space="preserve">„Wo kommt die Wolle her?“ [110]</w:t>
       </w:r>
     </w:p>
     <w:p>
@@ -1003,7 +1003,7 @@
         <w:pStyle w:val="Heading3"/>
       </w:pPr>
       <w:r>
-        <w:t xml:space="preserve">„Abgucken erwünscht“</w:t>
+        <w:t xml:space="preserve">„Abgucken erwünscht“ [109]</w:t>
       </w:r>
     </w:p>
     <w:p>
@@ -1029,7 +1029,7 @@
         <w:pStyle w:val="Heading3"/>
       </w:pPr>
       <w:r>
-        <w:t xml:space="preserve">Verblüffende Ansichten mit „Green Screen“</w:t>
+        <w:t xml:space="preserve">Verblüffende Ansichten mit „Green Screen“ [108]</w:t>
       </w:r>
     </w:p>
     <w:p>
@@ -1055,7 +1055,7 @@
         <w:pStyle w:val="Heading3"/>
       </w:pPr>
       <w:r>
-        <w:t xml:space="preserve">JEDER MENSCH LEUCHTET MIT EIGENEM LICHT</w:t>
+        <w:t xml:space="preserve">JEDER MENSCH LEUCHTET MIT EIGENEM LICHT [107]</w:t>
       </w:r>
     </w:p>
     <w:p>
@@ -1091,7 +1091,7 @@
         <w:pStyle w:val="Heading3"/>
       </w:pPr>
       <w:r>
-        <w:t xml:space="preserve">Besuch bei den Schulsanitätern</w:t>
+        <w:t xml:space="preserve">Besuch bei den Schulsanitätern [106]</w:t>
       </w:r>
     </w:p>
     <w:p>
@@ -1122,7 +1122,7 @@
         <w:pStyle w:val="Heading3"/>
       </w:pPr>
       <w:r>
-        <w:t xml:space="preserve">"Josephine im Gemüsegarten" - Vorlesetag bei den Zweitklässlern</w:t>
+        <w:t xml:space="preserve">"Josephine im Gemüsegarten" - Vorlesetag bei den Zweitklässlern [105]</w:t>
       </w:r>
     </w:p>
     <w:p>
@@ -1143,7 +1143,7 @@
         <w:pStyle w:val="Heading3"/>
       </w:pPr>
       <w:r>
-        <w:t xml:space="preserve">Mut, Wut und Abenteuer Gefühle</w:t>
+        <w:t xml:space="preserve">Mut, Wut und Abenteuer Gefühle [104]</w:t>
       </w:r>
     </w:p>
     <w:p>
@@ -1169,7 +1169,7 @@
         <w:pStyle w:val="Heading3"/>
       </w:pPr>
       <w:r>
-        <w:t xml:space="preserve">Unser Ausflug auf den Rosenstein</w:t>
+        <w:t xml:space="preserve">Unser Ausflug auf den Rosenstein [103]</w:t>
       </w:r>
     </w:p>
     <w:p>
@@ -1215,7 +1215,7 @@
         <w:pStyle w:val="Heading3"/>
       </w:pPr>
       <w:r>
-        <w:t xml:space="preserve">Licht und Schatten</w:t>
+        <w:t xml:space="preserve">Licht und Schatten [102]</w:t>
       </w:r>
     </w:p>
     <w:p>
@@ -1236,7 +1236,7 @@
         <w:pStyle w:val="Heading3"/>
       </w:pPr>
       <w:r>
-        <w:t xml:space="preserve">Pflanzaktion im Weltgarten</w:t>
+        <w:t xml:space="preserve">Pflanzaktion im Weltgarten [101]</w:t>
       </w:r>
     </w:p>
     <w:p>
@@ -1257,7 +1257,7 @@
         <w:pStyle w:val="Heading3"/>
       </w:pPr>
       <w:r>
-        <w:t xml:space="preserve">Einschulung an der Grundschule Hardt</w:t>
+        <w:t xml:space="preserve">Einschulung an der Grundschule Hardt [100]</w:t>
       </w:r>
     </w:p>
     <w:p>
@@ -1278,7 +1278,7 @@
         <w:pStyle w:val="Heading3"/>
       </w:pPr>
       <w:r>
-        <w:t xml:space="preserve">Erfolgreiche Bundesjugendspiele</w:t>
+        <w:t xml:space="preserve">Erfolgreiche Bundesjugendspiele [099]</w:t>
       </w:r>
     </w:p>
     <w:p>
@@ -1299,7 +1299,7 @@
         <w:pStyle w:val="Heading3"/>
       </w:pPr>
       <w:r>
-        <w:t xml:space="preserve">„Mein Lehrer kommt im Briefumschlag“</w:t>
+        <w:t xml:space="preserve">„Mein Lehrer kommt im Briefumschlag“ [098]</w:t>
       </w:r>
     </w:p>
     <w:p>
@@ -1320,7 +1320,7 @@
         <w:pStyle w:val="Heading3"/>
       </w:pPr>
       <w:r>
-        <w:t xml:space="preserve">In Notsituationen richtig handeln</w:t>
+        <w:t xml:space="preserve">In Notsituationen richtig handeln [097]</w:t>
       </w:r>
     </w:p>
     <w:p>
@@ -1366,7 +1366,7 @@
         <w:pStyle w:val="Heading3"/>
       </w:pPr>
       <w:r>
-        <w:t xml:space="preserve">Eine Waldküche an der Grundschule Hardt</w:t>
+        <w:t xml:space="preserve">Eine Waldküche an der Grundschule Hardt [096]</w:t>
       </w:r>
     </w:p>
     <w:p>
@@ -1412,7 +1412,7 @@
         <w:pStyle w:val="Heading3"/>
       </w:pPr>
       <w:r>
-        <w:t xml:space="preserve">Schnuppertraining im Judozentrum Heubach</w:t>
+        <w:t xml:space="preserve">Schnuppertraining im Judozentrum Heubach [095]</w:t>
       </w:r>
     </w:p>
     <w:p>
@@ -1443,7 +1443,7 @@
         <w:pStyle w:val="Heading3"/>
       </w:pPr>
       <w:r>
-        <w:t xml:space="preserve">Stachelröschen und Rosenkekse</w:t>
+        <w:t xml:space="preserve">Stachelröschen und Rosenkekse [094]</w:t>
       </w:r>
     </w:p>
     <w:p>
@@ -1479,7 +1479,7 @@
         <w:pStyle w:val="Heading3"/>
       </w:pPr>
       <w:r>
-        <w:t xml:space="preserve">Medienpreis für die Grundschule Hardt</w:t>
+        <w:t xml:space="preserve">Medienpreis für die Grundschule Hardt [093]</w:t>
       </w:r>
     </w:p>
     <w:p>
@@ -1535,7 +1535,7 @@
         <w:pStyle w:val="Heading3"/>
       </w:pPr>
       <w:r>
-        <w:t xml:space="preserve">„Füreinander da sein“ – ein Theaterprojekt an der Grundschule Hardt</w:t>
+        <w:t xml:space="preserve">„Füreinander da sein“ – ein Theaterprojekt an der Grundschule Hardt [092]</w:t>
       </w:r>
     </w:p>
     <w:p>
@@ -1576,7 +1576,7 @@
         <w:pStyle w:val="Heading3"/>
       </w:pPr>
       <w:r>
-        <w:t xml:space="preserve">Seilspringen macht Schule</w:t>
+        <w:t xml:space="preserve">Seilspringen macht Schule [091]</w:t>
       </w:r>
     </w:p>
     <w:p>
@@ -1612,7 +1612,7 @@
         <w:pStyle w:val="Heading3"/>
       </w:pPr>
       <w:r>
-        <w:t xml:space="preserve">Gelebte Kooperation auf dem Hardt</w:t>
+        <w:t xml:space="preserve">Gelebte Kooperation auf dem Hardt [090]</w:t>
       </w:r>
     </w:p>
     <w:p>
@@ -1643,7 +1643,7 @@
         <w:pStyle w:val="Heading3"/>
       </w:pPr>
       <w:r>
-        <w:t xml:space="preserve">Tatort Natur</w:t>
+        <w:t xml:space="preserve">Tatort Natur [089]</w:t>
       </w:r>
     </w:p>
     <w:p>
@@ -1684,7 +1684,7 @@
         <w:pStyle w:val="Heading3"/>
       </w:pPr>
       <w:r>
-        <w:t xml:space="preserve">„Die Mutprobe - Wenn du denkst, du denkst ... "</w:t>
+        <w:t xml:space="preserve">„Die Mutprobe - Wenn du denkst, du denkst ... " [088]</w:t>
       </w:r>
     </w:p>
     <w:p>
@@ -1725,7 +1725,7 @@
         <w:pStyle w:val="Heading3"/>
       </w:pPr>
       <w:r>
-        <w:t xml:space="preserve">Juniorhelfer an der Schule</w:t>
+        <w:t xml:space="preserve">Juniorhelfer an der Schule [087]</w:t>
       </w:r>
     </w:p>
     <w:p>
@@ -1746,7 +1746,7 @@
         <w:pStyle w:val="Heading3"/>
       </w:pPr>
       <w:r>
-        <w:t xml:space="preserve">Wir sind die Klasse 1b</w:t>
+        <w:t xml:space="preserve">Wir sind die Klasse 1b [086]</w:t>
       </w:r>
     </w:p>
     <w:p>
@@ -1772,7 +1772,7 @@
         <w:pStyle w:val="Heading3"/>
       </w:pPr>
       <w:r>
-        <w:t xml:space="preserve">„Wachsen kann so schön sein“ und „Sandmärchen“</w:t>
+        <w:t xml:space="preserve">„Wachsen kann so schön sein“ und „Sandmärchen“ [085]</w:t>
       </w:r>
     </w:p>
     <w:p>
@@ -1828,7 +1828,7 @@
         <w:pStyle w:val="Heading3"/>
       </w:pPr>
       <w:r>
-        <w:t xml:space="preserve">"Sandmärchen" - Projekt im Sandlabor</w:t>
+        <w:t xml:space="preserve">"Sandmärchen" - Projekt im Sandlabor [084]</w:t>
       </w:r>
     </w:p>
     <w:p>
@@ -1844,7 +1844,7 @@
         <w:pStyle w:val="Heading3"/>
       </w:pPr>
       <w:r>
-        <w:t xml:space="preserve">"Sandmärchen" - Projekt im Sandlabor</w:t>
+        <w:t xml:space="preserve">"Sandmärchen" - Projekt im Sandlabor [083]</w:t>
       </w:r>
     </w:p>
     <w:p>
@@ -1860,7 +1860,7 @@
         <w:pStyle w:val="Heading3"/>
       </w:pPr>
       <w:r>
-        <w:t xml:space="preserve">Projekt mit Annabella Akçal</w:t>
+        <w:t xml:space="preserve">Projekt mit Annabella Akçal [082]</w:t>
       </w:r>
     </w:p>
     <w:p>
@@ -1876,7 +1876,7 @@
         <w:pStyle w:val="Heading3"/>
       </w:pPr>
       <w:r>
-        <w:t xml:space="preserve">Projekt mit Annabella Akçal</w:t>
+        <w:t xml:space="preserve">Projekt mit Annabella Akçal [081]</w:t>
       </w:r>
     </w:p>
     <w:p>
@@ -1913,7 +1913,7 @@
         <w:pStyle w:val="Heading3"/>
       </w:pPr>
       <w:r>
-        <w:t xml:space="preserve">Lichterfest auf dem Hardt</w:t>
+        <w:t xml:space="preserve">Lichterfest auf dem Hardt [079]</w:t>
       </w:r>
     </w:p>
     <w:p>
@@ -1934,7 +1934,7 @@
         <w:pStyle w:val="Heading3"/>
       </w:pPr>
       <w:r>
-        <w:t xml:space="preserve">Rope Skipping</w:t>
+        <w:t xml:space="preserve">Rope Skipping [078]</w:t>
       </w:r>
     </w:p>
     <w:p>
@@ -1960,7 +1960,7 @@
         <w:pStyle w:val="Heading3"/>
       </w:pPr>
       <w:r>
-        <w:t xml:space="preserve">"Ein Leben retten"</w:t>
+        <w:t xml:space="preserve">"Ein Leben retten" [077]</w:t>
       </w:r>
     </w:p>
     <w:p>
@@ -1986,7 +1986,7 @@
         <w:pStyle w:val="Heading3"/>
       </w:pPr>
       <w:r>
-        <w:t xml:space="preserve">Begrüßung der Erstklässler</w:t>
+        <w:t xml:space="preserve">Begrüßung der Erstklässler [076]</w:t>
       </w:r>
     </w:p>
     <w:p>
@@ -2007,7 +2007,7 @@
         <w:pStyle w:val="Heading3"/>
       </w:pPr>
       <w:r>
-        <w:t xml:space="preserve">„ZusammenWachsen“</w:t>
+        <w:t xml:space="preserve">„ZusammenWachsen“ [075]</w:t>
       </w:r>
     </w:p>
     <w:p>
@@ -2028,7 +2028,7 @@
         <w:pStyle w:val="Heading3"/>
       </w:pPr>
       <w:r>
-        <w:t xml:space="preserve">Bahr bela ma</w:t>
+        <w:t xml:space="preserve">Bahr bela ma [074]</w:t>
       </w:r>
     </w:p>
     <w:p>
@@ -2049,7 +2049,7 @@
         <w:pStyle w:val="Heading3"/>
       </w:pPr>
       <w:r>
-        <w:t xml:space="preserve">Vom Töpfern zum Tablet</w:t>
+        <w:t xml:space="preserve">Vom Töpfern zum Tablet [073]</w:t>
       </w:r>
     </w:p>
     <w:p>
@@ -2070,7 +2070,7 @@
         <w:pStyle w:val="Heading3"/>
       </w:pPr>
       <w:r>
-        <w:t xml:space="preserve">„Skipping Hearts“</w:t>
+        <w:t xml:space="preserve">„Skipping Hearts“ [072]</w:t>
       </w:r>
     </w:p>
     <w:p>
@@ -2173,7 +2173,7 @@
         <w:pStyle w:val="Heading3"/>
       </w:pPr>
       <w:r>
-        <w:t xml:space="preserve">Lichterfest und Adventsmarkt auf dem Schulhof</w:t>
+        <w:t xml:space="preserve">Lichterfest und Adventsmarkt auf dem Schulhof [069]</w:t>
       </w:r>
     </w:p>
     <w:p>
@@ -2194,7 +2194,7 @@
         <w:pStyle w:val="Heading3"/>
       </w:pPr>
       <w:r>
-        <w:t xml:space="preserve">In der Grundschule Hardt spielt Musik eine große Rolle</w:t>
+        <w:t xml:space="preserve">In der Grundschule Hardt spielt Musik eine große Rolle [068]</w:t>
       </w:r>
     </w:p>
     <w:p>
@@ -2215,7 +2215,7 @@
         <w:pStyle w:val="Heading3"/>
       </w:pPr>
       <w:r>
-        <w:t xml:space="preserve">Leckere Blechkartoffeln</w:t>
+        <w:t xml:space="preserve">Leckere Blechkartoffeln [067]</w:t>
       </w:r>
     </w:p>
     <w:p>
@@ -2236,7 +2236,7 @@
         <w:pStyle w:val="Heading3"/>
       </w:pPr>
       <w:r>
-        <w:t xml:space="preserve">Wir sind die Klasse 2b der Grundschule Hardt</w:t>
+        <w:t xml:space="preserve">Wir sind die Klasse 2b der Grundschule Hardt [066]</w:t>
       </w:r>
     </w:p>
     <w:p>
@@ -2262,7 +2262,7 @@
         <w:pStyle w:val="Heading3"/>
       </w:pPr>
       <w:r>
-        <w:t xml:space="preserve">Einschulungsfeier 2015</w:t>
+        <w:t xml:space="preserve">Einschulungsfeier 2015 [065]</w:t>
       </w:r>
     </w:p>
     <w:p>
@@ -2283,7 +2283,7 @@
         <w:pStyle w:val="Heading3"/>
       </w:pPr>
       <w:r>
-        <w:t xml:space="preserve">Wir lernen unsere Stadt Schwäbisch Gmünd kennen</w:t>
+        <w:t xml:space="preserve">Wir lernen unsere Stadt Schwäbisch Gmünd kennen [064]</w:t>
       </w:r>
     </w:p>
     <w:p>
@@ -2304,7 +2304,7 @@
         <w:pStyle w:val="Heading3"/>
       </w:pPr>
       <w:r>
-        <w:t xml:space="preserve">Feiern verbindet</w:t>
+        <w:t xml:space="preserve">Feiern verbindet [063]</w:t>
       </w:r>
     </w:p>
     <w:p>
@@ -2325,7 +2325,7 @@
         <w:pStyle w:val="Heading3"/>
       </w:pPr>
       <w:r>
-        <w:t xml:space="preserve">Unser Schulchor</w:t>
+        <w:t xml:space="preserve">Unser Schulchor [062]</w:t>
       </w:r>
     </w:p>
     <w:p>
@@ -2346,7 +2346,7 @@
         <w:pStyle w:val="Heading3"/>
       </w:pPr>
       <w:r>
-        <w:t xml:space="preserve">In der Hardtschule lernen Roboter laufen</w:t>
+        <w:t xml:space="preserve">In der Hardtschule lernen Roboter laufen [061]</w:t>
       </w:r>
     </w:p>
     <w:p>
@@ -2367,7 +2367,7 @@
         <w:pStyle w:val="Heading3"/>
       </w:pPr>
       <w:r>
-        <w:t xml:space="preserve">„Eigentlich wollt ich fliegen ... “</w:t>
+        <w:t xml:space="preserve">„Eigentlich wollt ich fliegen ... “ [060]</w:t>
       </w:r>
     </w:p>
     <w:p>
@@ -2388,7 +2388,7 @@
         <w:pStyle w:val="Heading3"/>
       </w:pPr>
       <w:r>
-        <w:t xml:space="preserve">Vielfältig und kreativ - Tag der offenen Tür</w:t>
+        <w:t xml:space="preserve">Vielfältig und kreativ - Tag der offenen Tür [059]</w:t>
       </w:r>
     </w:p>
     <w:p>
@@ -2429,7 +2429,7 @@
         <w:pStyle w:val="Heading3"/>
       </w:pPr>
       <w:r>
-        <w:t xml:space="preserve">Mmmh …. lecker und gesund!</w:t>
+        <w:t xml:space="preserve">Mmmh …. lecker und gesund! [058]</w:t>
       </w:r>
     </w:p>
     <w:p>
@@ -2450,7 +2450,7 @@
         <w:pStyle w:val="Heading3"/>
       </w:pPr>
       <w:r>
-        <w:t xml:space="preserve">Buchprojekt der Klasse 3a</w:t>
+        <w:t xml:space="preserve">Buchprojekt der Klasse 3a [057]</w:t>
       </w:r>
     </w:p>
     <w:p>
@@ -2471,7 +2471,7 @@
         <w:pStyle w:val="Heading3"/>
       </w:pPr>
       <w:r>
-        <w:t xml:space="preserve">Stimmungsvolles Lichterfest auf dem Schulhof</w:t>
+        <w:t xml:space="preserve">Stimmungsvolles Lichterfest auf dem Schulhof [056]</w:t>
       </w:r>
     </w:p>
     <w:p>
@@ -2492,7 +2492,7 @@
         <w:pStyle w:val="Heading3"/>
       </w:pPr>
       <w:r>
-        <w:t xml:space="preserve">Fantasietiere</w:t>
+        <w:t xml:space="preserve">Fantasietiere [055]</w:t>
       </w:r>
     </w:p>
     <w:p>
@@ -2513,7 +2513,7 @@
         <w:pStyle w:val="Heading3"/>
       </w:pPr>
       <w:r>
-        <w:t xml:space="preserve">Buntes Programm auf dem Hardtfest</w:t>
+        <w:t xml:space="preserve">Buntes Programm auf dem Hardtfest [054]</w:t>
       </w:r>
     </w:p>
     <w:p>
@@ -2534,7 +2534,7 @@
         <w:pStyle w:val="Heading3"/>
       </w:pPr>
       <w:r>
-        <w:t xml:space="preserve">Ein Hauch von Afrika weht durchs Klassenzimmer- Autorenlesung in der Grundschule Hardt</w:t>
+        <w:t xml:space="preserve">Ein Hauch von Afrika weht durchs Klassenzimmer- Autorenlesung in der Grundschule Hardt [053]</w:t>
       </w:r>
     </w:p>
     <w:p>
@@ -2555,7 +2555,7 @@
         <w:pStyle w:val="Heading3"/>
       </w:pPr>
       <w:r>
-        <w:t xml:space="preserve">Das grüne Akkordeon – BiKiFa lädt zur Theateraufführung ein</w:t>
+        <w:t xml:space="preserve">Das grüne Akkordeon – BiKiFa lädt zur Theateraufführung ein [052]</w:t>
       </w:r>
     </w:p>
     <w:p>
@@ -2586,7 +2586,7 @@
         <w:pStyle w:val="Heading3"/>
       </w:pPr>
       <w:r>
-        <w:t xml:space="preserve">Vielfältig und spannend – offener Nachmittag an der Hardtschule</w:t>
+        <w:t xml:space="preserve">Vielfältig und spannend – offener Nachmittag an der Hardtschule [051]</w:t>
       </w:r>
     </w:p>
     <w:p>
@@ -2708,7 +2708,7 @@
         <w:pStyle w:val="Heading3"/>
       </w:pPr>
       <w:r>
-        <w:t xml:space="preserve">Auszeichnung für die Kunstwerkstatt</w:t>
+        <w:t xml:space="preserve">Auszeichnung für die Kunstwerkstatt [049]</w:t>
       </w:r>
     </w:p>
     <w:p>
@@ -2729,7 +2729,7 @@
         <w:pStyle w:val="Heading3"/>
       </w:pPr>
       <w:r>
-        <w:t xml:space="preserve">Niedrigseilgarten für die Grundschule Hardt</w:t>
+        <w:t xml:space="preserve">Niedrigseilgarten für die Grundschule Hardt [048]</w:t>
       </w:r>
     </w:p>
     <w:p>
@@ -2750,7 +2750,7 @@
         <w:pStyle w:val="Heading3"/>
       </w:pPr>
       <w:r>
-        <w:t xml:space="preserve">Premiere an der Grundschule Hardt</w:t>
+        <w:t xml:space="preserve">Premiere an der Grundschule Hardt [047]</w:t>
       </w:r>
     </w:p>
     <w:p>
@@ -2771,7 +2771,7 @@
         <w:pStyle w:val="Heading3"/>
       </w:pPr>
       <w:r>
-        <w:t xml:space="preserve">Projekt „Schrift und Schreiben“</w:t>
+        <w:t xml:space="preserve">Projekt „Schrift und Schreiben“ [045]</w:t>
       </w:r>
     </w:p>
     <w:p>
@@ -2792,7 +2792,7 @@
         <w:pStyle w:val="Heading3"/>
       </w:pPr>
       <w:r>
-        <w:t xml:space="preserve">Buntes Programm auf dem Hardtfest 2013</w:t>
+        <w:t xml:space="preserve">Buntes Programm auf dem Hardtfest 2013 [046]</w:t>
       </w:r>
     </w:p>
     <w:p>
@@ -2813,7 +2813,7 @@
         <w:pStyle w:val="Heading3"/>
       </w:pPr>
       <w:r>
-        <w:t xml:space="preserve">Jugend trainiert für Olympia - Mädchenfußball</w:t>
+        <w:t xml:space="preserve">Jugend trainiert für Olympia - Mädchenfußball [044]</w:t>
       </w:r>
     </w:p>
     <w:p>
@@ -2834,7 +2834,7 @@
         <w:pStyle w:val="Heading3"/>
       </w:pPr>
       <w:r>
-        <w:t xml:space="preserve">Erstes Hockeyturnier unserer Schulmannschaft</w:t>
+        <w:t xml:space="preserve">Erstes Hockeyturnier unserer Schulmannschaft [043]</w:t>
       </w:r>
     </w:p>
     <w:p>
@@ -2855,7 +2855,7 @@
         <w:pStyle w:val="Heading3"/>
       </w:pPr>
       <w:r>
-        <w:t xml:space="preserve">Hallo, wir sind die Klasse 2b!</w:t>
+        <w:t xml:space="preserve">Hallo, wir sind die Klasse 2b! [042]</w:t>
       </w:r>
     </w:p>
     <w:p>
@@ -2896,7 +2896,7 @@
         <w:pStyle w:val="Heading3"/>
       </w:pPr>
       <w:r>
-        <w:t xml:space="preserve">Neue Staffeleien für die Kunstwerkstatt</w:t>
+        <w:t xml:space="preserve">Neue Staffeleien für die Kunstwerkstatt [041]</w:t>
       </w:r>
     </w:p>
     <w:p>
@@ -2917,7 +2917,7 @@
         <w:pStyle w:val="Heading3"/>
       </w:pPr>
       <w:r>
-        <w:t xml:space="preserve">Rund ums Wasser</w:t>
+        <w:t xml:space="preserve">Rund ums Wasser [040]</w:t>
       </w:r>
     </w:p>
     <w:p>
@@ -2938,7 +2938,7 @@
         <w:pStyle w:val="Heading3"/>
       </w:pPr>
       <w:r>
-        <w:t xml:space="preserve">Vielfältig, kreativ und spannend</w:t>
+        <w:t xml:space="preserve">Vielfältig, kreativ und spannend [039]</w:t>
       </w:r>
     </w:p>
     <w:p>
@@ -3005,7 +3005,7 @@
         <w:pStyle w:val="Heading3"/>
       </w:pPr>
       <w:r>
-        <w:t xml:space="preserve">Abenteuer auf dem Rosenstein</w:t>
+        <w:t xml:space="preserve">Abenteuer auf dem Rosenstein [037]</w:t>
       </w:r>
     </w:p>
     <w:p>
@@ -3026,7 +3026,7 @@
         <w:pStyle w:val="Heading3"/>
       </w:pPr>
       <w:r>
-        <w:t xml:space="preserve">Lichterfest 2012 – kalt, aber stimmungsvoll!</w:t>
+        <w:t xml:space="preserve">Lichterfest 2012 – kalt, aber stimmungsvoll! [036]</w:t>
       </w:r>
     </w:p>
     <w:p>
@@ -3089,7 +3089,7 @@
         <w:pStyle w:val="Heading3"/>
       </w:pPr>
       <w:r>
-        <w:t xml:space="preserve">Der neue Buchstabe hat sich versteckt ...</w:t>
+        <w:t xml:space="preserve">Der neue Buchstabe hat sich versteckt ... [033]</w:t>
       </w:r>
     </w:p>
     <w:p>
@@ -3110,7 +3110,7 @@
         <w:pStyle w:val="Heading3"/>
       </w:pPr>
       <w:r>
-        <w:t xml:space="preserve">Unser erster Ausflug</w:t>
+        <w:t xml:space="preserve">Unser erster Ausflug [034]</w:t>
       </w:r>
     </w:p>
     <w:p>
@@ -3131,7 +3131,7 @@
         <w:pStyle w:val="Heading3"/>
       </w:pPr>
       <w:r>
-        <w:t xml:space="preserve">Seit diesem Schuljahr sind wir eine Ganztagesschule</w:t>
+        <w:t xml:space="preserve">Seit diesem Schuljahr sind wir eine Ganztagesschule [031]</w:t>
       </w:r>
     </w:p>
     <w:p>
@@ -3217,7 +3217,7 @@
         <w:pStyle w:val="Heading3"/>
       </w:pPr>
       <w:r>
-        <w:t xml:space="preserve">Exkursion in den Wald am 19.10.12</w:t>
+        <w:t xml:space="preserve">Exkursion in den Wald am 19.10.12 [030]</w:t>
       </w:r>
     </w:p>
     <w:p>
@@ -3238,7 +3238,7 @@
         <w:pStyle w:val="Heading3"/>
       </w:pPr>
       <w:r>
-        <w:t xml:space="preserve">Abenteuer auf dem Rosenstein</w:t>
+        <w:t xml:space="preserve">Abenteuer auf dem Rosenstein [029]</w:t>
       </w:r>
     </w:p>
     <w:p>
@@ -3306,7 +3306,7 @@
         <w:pStyle w:val="Heading3"/>
       </w:pPr>
       <w:r>
-        <w:t xml:space="preserve">Staatsministerin Böhmer zu Besuch auf dem Hardt</w:t>
+        <w:t xml:space="preserve">Staatsministerin Böhmer zu Besuch auf dem Hardt [025]</w:t>
       </w:r>
     </w:p>
     <w:p>
@@ -3327,7 +3327,7 @@
         <w:pStyle w:val="Heading3"/>
       </w:pPr>
       <w:r>
-        <w:t xml:space="preserve">20 Jahre Grundschule Hardt</w:t>
+        <w:t xml:space="preserve">20 Jahre Grundschule Hardt [026]</w:t>
       </w:r>
     </w:p>
     <w:p>
@@ -3348,7 +3348,7 @@
         <w:pStyle w:val="Heading3"/>
       </w:pPr>
       <w:r>
-        <w:t xml:space="preserve">Hardtfest 2012 – bunt und vielfältig</w:t>
+        <w:t xml:space="preserve">Hardtfest 2012 – bunt und vielfältig [024]</w:t>
       </w:r>
     </w:p>
     <w:p>
@@ -3369,7 +3369,7 @@
         <w:pStyle w:val="Heading3"/>
       </w:pPr>
       <w:r>
-        <w:t xml:space="preserve">Life Kinetik – Gehirntraining durch Bewegung</w:t>
+        <w:t xml:space="preserve">Life Kinetik – Gehirntraining durch Bewegung [023]</w:t>
       </w:r>
     </w:p>
     <w:p>
@@ -3400,7 +3400,7 @@
         <w:pStyle w:val="Heading3"/>
       </w:pPr>
       <w:r>
-        <w:t xml:space="preserve">Autorenlesung in der Grundschule Hardt</w:t>
+        <w:t xml:space="preserve">Autorenlesung in der Grundschule Hardt [022]</w:t>
       </w:r>
     </w:p>
     <w:p>
@@ -3451,7 +3451,7 @@
         <w:pStyle w:val="Heading3"/>
       </w:pPr>
       <w:r>
-        <w:t xml:space="preserve">Lustige Brotgesichter</w:t>
+        <w:t xml:space="preserve">Lustige Brotgesichter [021]</w:t>
       </w:r>
     </w:p>
     <w:p>
@@ -3498,7 +3498,7 @@
         <w:pStyle w:val="Heading3"/>
       </w:pPr>
       <w:r>
-        <w:t xml:space="preserve">Einsetzung der neuen Schulleiterin Bärbel Schlienz</w:t>
+        <w:t xml:space="preserve">Einsetzung der neuen Schulleiterin Bärbel Schlienz [019]</w:t>
       </w:r>
     </w:p>
     <w:p>
@@ -3519,7 +3519,7 @@
         <w:pStyle w:val="Heading3"/>
       </w:pPr>
       <w:r>
-        <w:t xml:space="preserve">Einschulungsfeier 2011</w:t>
+        <w:t xml:space="preserve">Einschulungsfeier 2011 [018]</w:t>
       </w:r>
     </w:p>
     <w:p>
@@ -3540,7 +3540,7 @@
         <w:pStyle w:val="Heading3"/>
       </w:pPr>
       <w:r>
-        <w:t xml:space="preserve">Sporttag an der Grundschule Hardt</w:t>
+        <w:t xml:space="preserve">Sporttag an der Grundschule Hardt [017]</w:t>
       </w:r>
     </w:p>
     <w:p>
@@ -3561,7 +3561,7 @@
         <w:pStyle w:val="Heading3"/>
       </w:pPr>
       <w:r>
-        <w:t xml:space="preserve">Erfolg bei Jugend trainiert für Olympia - Fußball</w:t>
+        <w:t xml:space="preserve">Erfolg bei Jugend trainiert für Olympia - Fußball [016]</w:t>
       </w:r>
     </w:p>
     <w:p>
@@ -3632,7 +3632,7 @@
         <w:pStyle w:val="Heading3"/>
       </w:pPr>
       <w:r>
-        <w:t xml:space="preserve">Neue Schulleitung</w:t>
+        <w:t xml:space="preserve">Neue Schulleitung [015]</w:t>
       </w:r>
     </w:p>
     <w:p>
@@ -3663,7 +3663,7 @@
         <w:pStyle w:val="Heading3"/>
       </w:pPr>
       <w:r>
-        <w:t xml:space="preserve">Spannende und erlebnisreiche Projekttage</w:t>
+        <w:t xml:space="preserve">Spannende und erlebnisreiche Projekttage [014]</w:t>
       </w:r>
     </w:p>
     <w:p>
@@ -3719,7 +3719,7 @@
         <w:pStyle w:val="Heading3"/>
       </w:pPr>
       <w:r>
-        <w:t xml:space="preserve">Hardtfest</w:t>
+        <w:t xml:space="preserve">Hardtfest [013]</w:t>
       </w:r>
     </w:p>
     <w:p>
@@ -3740,7 +3740,7 @@
         <w:pStyle w:val="Heading3"/>
       </w:pPr>
       <w:r>
-        <w:t xml:space="preserve">Autorenlesung: Iris Lemanczyk stellt ihr neuestes Buch vor</w:t>
+        <w:t xml:space="preserve">Autorenlesung: Iris Lemanczyk stellt ihr neuestes Buch vor [012]</w:t>
       </w:r>
     </w:p>
     <w:p>
@@ -3781,7 +3781,7 @@
         <w:pStyle w:val="Heading3"/>
       </w:pPr>
       <w:r>
-        <w:t xml:space="preserve">Hallo, hier ist die 1a!</w:t>
+        <w:t xml:space="preserve">Hallo, hier ist die 1a! [011]</w:t>
       </w:r>
     </w:p>
     <w:p>
@@ -3827,7 +3827,7 @@
         <w:pStyle w:val="Heading3"/>
       </w:pPr>
       <w:r>
-        <w:t xml:space="preserve">Projekte "Märchen" und "Unterwegs sein"</w:t>
+        <w:t xml:space="preserve">Projekte "Märchen" und "Unterwegs sein" [004]</w:t>
       </w:r>
     </w:p>
     <w:p>
@@ -3868,7 +3868,7 @@
         <w:pStyle w:val="Heading3"/>
       </w:pPr>
       <w:r>
-        <w:t xml:space="preserve">Das sind wir!</w:t>
+        <w:t xml:space="preserve">Das sind wir! [005]</w:t>
       </w:r>
     </w:p>
     <w:p>
@@ -3896,7 +3896,7 @@
         <w:pStyle w:val="Heading3"/>
       </w:pPr>
       <w:r>
-        <w:t xml:space="preserve">Klassenfest</w:t>
+        <w:t xml:space="preserve">Klassenfest [006]</w:t>
       </w:r>
     </w:p>
     <w:p>
@@ -3972,7 +3972,7 @@
         <w:pStyle w:val="Heading3"/>
       </w:pPr>
       <w:r>
-        <w:t xml:space="preserve">Lustige Tiere</w:t>
+        <w:t xml:space="preserve">Lustige Tiere [007]</w:t>
       </w:r>
     </w:p>
     <w:p>
@@ -4003,7 +4003,7 @@
         <w:pStyle w:val="Heading3"/>
       </w:pPr>
       <w:r>
-        <w:t xml:space="preserve">Lesen macht Spaß - Besuch im Lesestüble</w:t>
+        <w:t xml:space="preserve">Lesen macht Spaß - Besuch im Lesestüble [008]</w:t>
       </w:r>
     </w:p>
     <w:p>
@@ -4029,7 +4029,7 @@
         <w:pStyle w:val="Heading3"/>
       </w:pPr>
       <w:r>
-        <w:t xml:space="preserve">„Bretter, die die Welt bedeuten...“ - Persönlichkeitsbildung durch Theater spielen</w:t>
+        <w:t xml:space="preserve">„Bretter, die die Welt bedeuten...“ - Persönlichkeitsbildung durch Theater spielen [009]</w:t>
       </w:r>
     </w:p>
     <w:p>
@@ -4060,7 +4060,7 @@
         <w:pStyle w:val="Heading3"/>
       </w:pPr>
       <w:r>
-        <w:t xml:space="preserve">Projekt „Schrift und Schreiben“</w:t>
+        <w:t xml:space="preserve">Projekt „Schrift und Schreiben“ [010]</w:t>
       </w:r>
     </w:p>
     <w:p>
@@ -4096,7 +4096,7 @@
         <w:pStyle w:val="Heading3"/>
       </w:pPr>
       <w:r>
-        <w:t xml:space="preserve">Kinderoper „Hänsel und Gretel“</w:t>
+        <w:t xml:space="preserve">Kinderoper „Hänsel und Gretel“ [003]</w:t>
       </w:r>
     </w:p>
     <w:p>
@@ -4117,7 +4117,7 @@
         <w:pStyle w:val="Heading3"/>
       </w:pPr>
       <w:r>
-        <w:t xml:space="preserve">1. Weihnachtsmarkt Hardt</w:t>
+        <w:t xml:space="preserve">1. Weihnachtsmarkt Hardt [002]</w:t>
       </w:r>
     </w:p>
     <w:p>
@@ -4138,7 +4138,7 @@
         <w:pStyle w:val="Heading3"/>
       </w:pPr>
       <w:r>
-        <w:t xml:space="preserve">Einschulungsfeier</w:t>
+        <w:t xml:space="preserve">Einschulungsfeier [001]</w:t>
       </w:r>
     </w:p>
     <w:p>
@@ -4159,7 +4159,7 @@
         <w:pStyle w:val="Heading3"/>
       </w:pPr>
       <w:r>
-        <w:t xml:space="preserve">Schulfest</w:t>
+        <w:t xml:space="preserve">Schulfest [000]</w:t>
       </w:r>
     </w:p>
     <w:p>
@@ -4603,11 +4603,6 @@
     </w:p>
     <w:p>
       <w:r>
-        <w:t xml:space="preserve">Christine Brückner-Weber  seit 2015 Schulsozialarbeiterin mit 75% Christine.Brueckner-Weber@franzvonassisi.de</w:t>
-      </w:r>
-    </w:p>
-    <w:p>
-      <w:r>
         <w:t xml:space="preserve">Noreen Corrinth  seit 2022 Schulsozialarbeiterin mit 50% Noreen.Corrinth@franzvonassisi.de</w:t>
       </w:r>
     </w:p>
@@ -4798,7 +4793,7 @@
         <w:pStyle w:val="Heading3"/>
       </w:pPr>
       <w:r>
-        <w:t xml:space="preserve">Kulturschule Baden-Württemberg</w:t>
+        <w:t xml:space="preserve">Kulturschule Baden-Württemberg [002]</w:t>
       </w:r>
     </w:p>
     <w:p>
@@ -4956,7 +4951,7 @@
         <w:pStyle w:val="Heading3"/>
       </w:pPr>
       <w:r>
-        <w:t xml:space="preserve">Pädagogische Konzeption</w:t>
+        <w:t xml:space="preserve">Pädagogische Konzeption [003]</w:t>
       </w:r>
     </w:p>
     <w:p>
@@ -5049,7 +5044,7 @@
         <w:pStyle w:val="Heading3"/>
       </w:pPr>
       <w:r>
-        <w:t xml:space="preserve">Werkstattunterricht</w:t>
+        <w:t xml:space="preserve">Werkstattunterricht [004]</w:t>
       </w:r>
     </w:p>
     <w:p>
@@ -5062,7 +5057,7 @@
         <w:pStyle w:val="Heading3"/>
       </w:pPr>
       <w:r>
-        <w:t xml:space="preserve">Kooperationspartner</w:t>
+        <w:t xml:space="preserve">Kooperationspartner [005]</w:t>
       </w:r>
     </w:p>
     <w:p>
@@ -5297,7 +5292,7 @@
         <w:pStyle w:val="Heading3"/>
       </w:pPr>
       <w:r>
-        <w:t xml:space="preserve">Schulverwaltung</w:t>
+        <w:t xml:space="preserve">Schulverwaltung [010]</w:t>
       </w:r>
     </w:p>
     <w:p>
